--- a/docs/项目报告_差技术方案、结果分析部分.docx
+++ b/docs/项目报告_差技术方案、结果分析部分.docx
@@ -3,99 +3,421 @@
 <w:document xmlns:wpc="http://schemas.microsoft.com/office/word/2010/wordprocessingCanvas" xmlns:cx="http://schemas.microsoft.com/office/drawing/2014/chartex" xmlns:cx1="http://schemas.microsoft.com/office/drawing/2015/9/8/chartex" xmlns:cx2="http://schemas.microsoft.com/office/drawing/2015/10/21/chartex" xmlns:cx3="http://schemas.microsoft.com/office/drawing/2016/5/9/chartex" xmlns:cx4="http://schemas.microsoft.com/office/drawing/2016/5/10/chartex" xmlns:cx5="http://schemas.microsoft.com/office/drawing/2016/5/11/chartex" xmlns:cx6="http://schemas.microsoft.com/office/drawing/2016/5/12/chartex" xmlns:cx7="http://schemas.microsoft.com/office/drawing/2016/5/13/chartex" xmlns:cx8="http://schemas.microsoft.com/office/drawing/2016/5/14/chartex" xmlns:mc="http://schemas.openxmlformats.org/markup-compatibility/2006" xmlns:aink="http://schemas.microsoft.com/office/drawing/2016/ink" xmlns:am3d="http://schemas.microsoft.com/office/drawing/2017/model3d" xmlns:o="urn:schemas-microsoft-com:office:office" xmlns:oel="http://schemas.microsoft.com/office/2019/extlst" xmlns:r="http://schemas.openxmlformats.org/officeDocument/2006/relationships" xmlns:m="http://schemas.openxmlformats.org/officeDocument/2006/math" xmlns:v="urn:schemas-microsoft-com:vml" xmlns:wp14="http://schemas.microsoft.com/office/word/2010/wordprocessingDrawing" xmlns:wp="http://schemas.openxmlformats.org/drawingml/2006/wordprocessingDrawing" xmlns:w10="urn:schemas-microsoft-com:office:word" xmlns:w="http://schemas.openxmlformats.org/wordprocessingml/2006/main" xmlns:w14="http://schemas.microsoft.com/office/word/2010/wordml" xmlns:w15="http://schemas.microsoft.com/office/word/2012/wordml" xmlns:w16cex="http://schemas.microsoft.com/office/word/2018/wordml/cex" xmlns:w16cid="http://schemas.microsoft.com/office/word/2016/wordml/cid" xmlns:w16="http://schemas.microsoft.com/office/word/2018/wordml" xmlns:w16du="http://schemas.microsoft.com/office/word/2023/wordml/word16du" xmlns:w16sdtdh="http://schemas.microsoft.com/office/word/2020/wordml/sdtdatahash" xmlns:w16sdtfl="http://schemas.microsoft.com/office/word/2024/wordml/sdtformatlock" xmlns:w16se="http://schemas.microsoft.com/office/word/2015/wordml/symex" xmlns:wpg="http://schemas.microsoft.com/office/word/2010/wordprocessingGroup" xmlns:wpi="http://schemas.microsoft.com/office/word/2010/wordprocessingInk" xmlns:wne="http://schemas.microsoft.com/office/word/2006/wordml" xmlns:wps="http://schemas.microsoft.com/office/word/2010/wordprocessingShape" mc:Ignorable="w14 w15 w16se w16cid w16 w16cex w16sdtdh w16sdtfl w16du wp14">
   <w:body>
     <w:p>
-      <w:r>
-        <w:rPr>
-          <w:rFonts w:hint="eastAsia"/>
-        </w:rPr>
-        <w:t>封面</w:t>
-      </w:r>
-    </w:p>
-    <w:p/>
-    <w:p/>
-    <w:p/>
-    <w:p>
-      <w:r>
-        <w:br w:type="page"/>
-      </w:r>
-    </w:p>
-    <w:p>
-      <w:pPr>
-        <w:rPr>
+      <w:pPr>
+        <w:ind w:firstLine="880"/>
+        <w:contextualSpacing/>
+        <w:jc w:val="center"/>
+        <w:rPr>
+          <w:rFonts w:ascii="宋体" w:hAnsi="宋体"/>
+          <w:sz w:val="44"/>
+          <w:szCs w:val="44"/>
+        </w:rPr>
+      </w:pPr>
+    </w:p>
+    <w:p>
+      <w:pPr>
+        <w:ind w:firstLine="880"/>
+        <w:contextualSpacing/>
+        <w:jc w:val="center"/>
+        <w:rPr>
+          <w:rFonts w:ascii="宋体" w:hAnsi="宋体"/>
+          <w:sz w:val="44"/>
+          <w:szCs w:val="44"/>
+        </w:rPr>
+      </w:pPr>
+    </w:p>
+    <w:p>
+      <w:pPr>
+        <w:ind w:firstLine="880"/>
+        <w:contextualSpacing/>
+        <w:jc w:val="center"/>
+        <w:rPr>
+          <w:rFonts w:ascii="宋体" w:hAnsi="宋体"/>
+          <w:sz w:val="44"/>
+          <w:szCs w:val="44"/>
+        </w:rPr>
+      </w:pPr>
+    </w:p>
+    <w:p>
+      <w:pPr>
+        <w:ind w:firstLine="880"/>
+        <w:contextualSpacing/>
+        <w:jc w:val="center"/>
+        <w:rPr>
+          <w:rFonts w:ascii="宋体" w:hAnsi="宋体"/>
+          <w:sz w:val="44"/>
+          <w:szCs w:val="44"/>
+        </w:rPr>
+      </w:pPr>
+    </w:p>
+    <w:p>
+      <w:pPr>
+        <w:ind w:firstLine="880"/>
+        <w:contextualSpacing/>
+        <w:jc w:val="center"/>
+        <w:rPr>
+          <w:rFonts w:ascii="宋体" w:hAnsi="宋体"/>
+          <w:sz w:val="44"/>
+          <w:szCs w:val="44"/>
+        </w:rPr>
+      </w:pPr>
+    </w:p>
+    <w:p>
+      <w:pPr>
+        <w:ind w:firstLine="880"/>
+        <w:contextualSpacing/>
+        <w:jc w:val="center"/>
+        <w:rPr>
+          <w:rFonts w:ascii="宋体" w:hAnsi="宋体" w:hint="eastAsia"/>
+          <w:sz w:val="44"/>
+          <w:szCs w:val="44"/>
+        </w:rPr>
+      </w:pPr>
+    </w:p>
+    <w:p>
+      <w:pPr>
+        <w:spacing w:line="600" w:lineRule="exact"/>
+        <w:ind w:firstLine="880"/>
+        <w:contextualSpacing/>
+        <w:jc w:val="center"/>
+        <w:rPr>
+          <w:rFonts w:ascii="宋体" w:hAnsi="宋体" w:hint="eastAsia"/>
           <w:b/>
           <w:bCs/>
-        </w:rPr>
-      </w:pPr>
-      <w:r>
-        <w:rPr>
+          <w:sz w:val="44"/>
+          <w:szCs w:val="44"/>
+        </w:rPr>
+      </w:pPr>
+      <w:r>
+        <w:rPr>
+          <w:rFonts w:ascii="宋体" w:hAnsi="宋体" w:hint="eastAsia"/>
+          <w:sz w:val="44"/>
+          <w:szCs w:val="44"/>
+        </w:rPr>
+        <w:t>选题三：</w:t>
+      </w:r>
+      <w:r>
+        <w:rPr>
+          <w:rFonts w:ascii="宋体" w:hAnsi="宋体"/>
           <w:b/>
           <w:bCs/>
-        </w:rPr>
+          <w:sz w:val="44"/>
+          <w:szCs w:val="44"/>
+        </w:rPr>
+        <w:t>基于</w:t>
+      </w:r>
+      <w:r>
+        <w:rPr>
+          <w:rFonts w:cs="Times New Roman"/>
+          <w:b/>
+          <w:bCs/>
+          <w:sz w:val="44"/>
+          <w:szCs w:val="44"/>
+        </w:rPr>
+        <w:t xml:space="preserve"> CLIP </w:t>
+      </w:r>
+      <w:r>
+        <w:rPr>
+          <w:rFonts w:ascii="宋体" w:hAnsi="宋体"/>
+          <w:b/>
+          <w:bCs/>
+          <w:sz w:val="44"/>
+          <w:szCs w:val="44"/>
+        </w:rPr>
+        <w:t>引导的</w:t>
+      </w:r>
+    </w:p>
+    <w:p>
+      <w:pPr>
+        <w:spacing w:after="200" w:line="600" w:lineRule="exact"/>
+        <w:ind w:firstLine="883"/>
+        <w:contextualSpacing/>
+        <w:jc w:val="center"/>
+        <w:rPr>
+          <w:rFonts w:ascii="宋体" w:hAnsi="宋体" w:hint="eastAsia"/>
+          <w:b/>
+          <w:bCs/>
+          <w:sz w:val="44"/>
+          <w:szCs w:val="44"/>
+        </w:rPr>
+      </w:pPr>
+      <w:r>
+        <w:rPr>
+          <w:rFonts w:ascii="宋体" w:hAnsi="宋体"/>
+          <w:b/>
+          <w:bCs/>
+          <w:sz w:val="44"/>
+          <w:szCs w:val="44"/>
+        </w:rPr>
+        <w:t>文本生成图像大模型</w:t>
+      </w:r>
+    </w:p>
+    <w:p>
+      <w:pPr>
+        <w:spacing w:before="2400" w:line="360" w:lineRule="auto"/>
+        <w:ind w:firstLine="640"/>
+        <w:contextualSpacing/>
+        <w:rPr>
+          <w:rFonts w:ascii="宋体" w:hAnsi="宋体" w:hint="eastAsia"/>
+          <w:sz w:val="32"/>
+          <w:szCs w:val="32"/>
+        </w:rPr>
+      </w:pPr>
+    </w:p>
+    <w:p>
+      <w:pPr>
+        <w:spacing w:before="2400" w:line="360" w:lineRule="auto"/>
+        <w:ind w:firstLine="640"/>
+        <w:contextualSpacing/>
+        <w:rPr>
+          <w:rFonts w:ascii="宋体" w:hAnsi="宋体" w:hint="eastAsia"/>
+          <w:sz w:val="32"/>
+          <w:szCs w:val="32"/>
+        </w:rPr>
+      </w:pPr>
+    </w:p>
+    <w:p>
+      <w:pPr>
+        <w:spacing w:before="2400" w:line="360" w:lineRule="auto"/>
+        <w:ind w:firstLine="640"/>
+        <w:contextualSpacing/>
+        <w:rPr>
+          <w:rFonts w:ascii="宋体" w:hAnsi="宋体"/>
+          <w:sz w:val="32"/>
+          <w:szCs w:val="32"/>
+        </w:rPr>
+      </w:pPr>
+    </w:p>
+    <w:p>
+      <w:pPr>
+        <w:spacing w:before="2400" w:line="360" w:lineRule="auto"/>
+        <w:ind w:firstLine="640"/>
+        <w:contextualSpacing/>
+        <w:rPr>
+          <w:rFonts w:ascii="宋体" w:hAnsi="宋体" w:hint="eastAsia"/>
+          <w:sz w:val="32"/>
+          <w:szCs w:val="32"/>
+        </w:rPr>
+      </w:pPr>
+    </w:p>
+    <w:p>
+      <w:pPr>
+        <w:spacing w:before="2400" w:line="360" w:lineRule="auto"/>
+        <w:ind w:firstLine="640"/>
+        <w:contextualSpacing/>
+        <w:rPr>
+          <w:rFonts w:ascii="宋体" w:hAnsi="宋体" w:hint="eastAsia"/>
+          <w:sz w:val="32"/>
+          <w:szCs w:val="32"/>
+        </w:rPr>
+      </w:pPr>
+    </w:p>
+    <w:p>
+      <w:pPr>
+        <w:spacing w:before="2400" w:line="360" w:lineRule="auto"/>
+        <w:ind w:firstLine="640"/>
+        <w:contextualSpacing/>
+        <w:jc w:val="center"/>
+        <w:rPr>
+          <w:rFonts w:ascii="宋体" w:hAnsi="宋体" w:hint="eastAsia"/>
+          <w:sz w:val="32"/>
+          <w:szCs w:val="32"/>
+        </w:rPr>
+      </w:pPr>
+      <w:proofErr w:type="gramStart"/>
+      <w:r>
+        <w:rPr>
+          <w:rFonts w:ascii="宋体" w:hAnsi="宋体" w:hint="eastAsia"/>
+          <w:sz w:val="32"/>
+          <w:szCs w:val="32"/>
+        </w:rPr>
+        <w:t>吴尧承</w:t>
+      </w:r>
+      <w:proofErr w:type="gramEnd"/>
+      <w:r>
+        <w:rPr>
+          <w:rFonts w:ascii="宋体" w:hAnsi="宋体" w:hint="eastAsia"/>
+          <w:sz w:val="32"/>
+          <w:szCs w:val="32"/>
+        </w:rPr>
+        <w:t xml:space="preserve">  </w:t>
+      </w:r>
+      <w:r>
+        <w:rPr>
+          <w:rFonts w:ascii="宋体" w:hAnsi="宋体"/>
+          <w:sz w:val="32"/>
+          <w:szCs w:val="32"/>
+        </w:rPr>
+        <w:t>2304120130</w:t>
+      </w:r>
+    </w:p>
+    <w:p>
+      <w:pPr>
+        <w:spacing w:before="2400" w:line="360" w:lineRule="auto"/>
+        <w:ind w:firstLine="640"/>
+        <w:contextualSpacing/>
+        <w:jc w:val="center"/>
+        <w:rPr>
+          <w:rFonts w:ascii="宋体" w:hAnsi="宋体" w:hint="eastAsia"/>
+          <w:sz w:val="32"/>
+          <w:szCs w:val="32"/>
+        </w:rPr>
+      </w:pPr>
+      <w:r>
+        <w:rPr>
+          <w:rFonts w:ascii="宋体" w:hAnsi="宋体" w:hint="eastAsia"/>
+          <w:sz w:val="32"/>
+          <w:szCs w:val="32"/>
+        </w:rPr>
+        <w:t>刘健韬  2321020318</w:t>
+      </w:r>
+    </w:p>
+    <w:p>
+      <w:pPr>
+        <w:spacing w:before="2400" w:line="360" w:lineRule="auto"/>
+        <w:ind w:firstLine="640"/>
+        <w:contextualSpacing/>
+        <w:jc w:val="center"/>
+        <w:rPr>
+          <w:rFonts w:ascii="宋体" w:hAnsi="宋体"/>
+          <w:sz w:val="32"/>
+          <w:szCs w:val="32"/>
+        </w:rPr>
+      </w:pPr>
+    </w:p>
+    <w:p>
+      <w:pPr>
+        <w:spacing w:before="2400" w:line="360" w:lineRule="auto"/>
+        <w:ind w:firstLine="640"/>
+        <w:contextualSpacing/>
+        <w:jc w:val="center"/>
+        <w:rPr>
+          <w:rFonts w:ascii="宋体" w:hAnsi="宋体" w:hint="eastAsia"/>
+          <w:sz w:val="32"/>
+          <w:szCs w:val="32"/>
+        </w:rPr>
+      </w:pPr>
+    </w:p>
+    <w:p>
+      <w:pPr>
+        <w:spacing w:before="2400" w:line="360" w:lineRule="auto"/>
+        <w:ind w:firstLine="640"/>
+        <w:contextualSpacing/>
+        <w:jc w:val="center"/>
+        <w:rPr>
+          <w:rFonts w:cs="Times New Roman"/>
+          <w:sz w:val="28"/>
+          <w:szCs w:val="28"/>
+        </w:rPr>
+      </w:pPr>
+      <w:r>
+        <w:rPr>
+          <w:rFonts w:ascii="Consolas" w:hAnsi="Consolas"/>
+          <w:sz w:val="32"/>
+          <w:szCs w:val="32"/>
+        </w:rPr>
+        <w:t>GitHub</w:t>
+      </w:r>
+      <w:r>
+        <w:rPr>
+          <w:rFonts w:ascii="宋体" w:hAnsi="宋体" w:hint="eastAsia"/>
+          <w:sz w:val="32"/>
+          <w:szCs w:val="32"/>
+        </w:rPr>
+        <w:t>链接</w:t>
+      </w:r>
+      <w:r>
+        <w:rPr>
+          <w:rFonts w:ascii="黑体" w:eastAsia="黑体" w:hAnsi="黑体" w:hint="eastAsia"/>
+          <w:sz w:val="32"/>
+          <w:szCs w:val="32"/>
+        </w:rPr>
+        <w:t>：</w:t>
+      </w:r>
+      <w:r>
+        <w:rPr>
+          <w:rFonts w:ascii="Consolas" w:hAnsi="Consolas" w:cs="Times New Roman"/>
+          <w:sz w:val="28"/>
+          <w:szCs w:val="28"/>
+        </w:rPr>
+        <w:t>https://github.com/ricwyc-max/CLIP</w:t>
+      </w:r>
+    </w:p>
+    <w:p>
+      <w:pPr>
+        <w:spacing w:beforeLines="200" w:before="480"/>
+        <w:ind w:firstLineChars="0" w:firstLine="0"/>
+        <w:rPr>
+          <w:rFonts w:ascii="宋体" w:hAnsi="宋体" w:hint="eastAsia"/>
+          <w:sz w:val="32"/>
+          <w:szCs w:val="32"/>
+        </w:rPr>
+      </w:pPr>
+    </w:p>
+    <w:p>
+      <w:pPr>
+        <w:spacing w:beforeLines="200" w:before="480"/>
+        <w:ind w:firstLine="640"/>
+        <w:jc w:val="center"/>
+      </w:pPr>
+      <w:r>
+        <w:rPr>
+          <w:rFonts w:ascii="宋体" w:hAnsi="宋体" w:hint="eastAsia"/>
+          <w:sz w:val="32"/>
+          <w:szCs w:val="32"/>
+        </w:rPr>
+        <w:t>2026年5月7日</w:t>
+      </w:r>
+      <w:r>
+        <w:br w:type="page"/>
+      </w:r>
+    </w:p>
+    <w:p>
+      <w:pPr>
+        <w:pStyle w:val="af4"/>
+      </w:pPr>
+      <w:r>
         <w:lastRenderedPageBreak/>
         <w:t xml:space="preserve">1 </w:t>
       </w:r>
       <w:r>
-        <w:rPr>
-          <w:b/>
-          <w:bCs/>
-        </w:rPr>
         <w:tab/>
       </w:r>
       <w:r>
-        <w:rPr>
-          <w:b/>
-          <w:bCs/>
-        </w:rPr>
         <w:t>研究背景、现状与意义</w:t>
       </w:r>
     </w:p>
     <w:p>
       <w:pPr>
-        <w:rPr>
-          <w:b/>
-          <w:bCs/>
-        </w:rPr>
-      </w:pPr>
-      <w:r>
-        <w:rPr>
-          <w:b/>
-          <w:bCs/>
-        </w:rPr>
+        <w:pStyle w:val="af6"/>
+      </w:pPr>
+      <w:r>
         <w:t>1.</w:t>
       </w:r>
       <w:r>
         <w:rPr>
           <w:rFonts w:hint="eastAsia"/>
-          <w:b/>
-          <w:bCs/>
         </w:rPr>
         <w:t>1</w:t>
       </w:r>
       <w:r>
-        <w:rPr>
-          <w:b/>
-          <w:bCs/>
-        </w:rPr>
         <w:tab/>
       </w:r>
       <w:r>
-        <w:rPr>
-          <w:b/>
-          <w:bCs/>
-        </w:rPr>
         <w:t>研究背景：文本生成图像的发展与应用需求</w:t>
       </w:r>
     </w:p>
     <w:p>
       <w:pPr>
         <w:pStyle w:val="a0"/>
-        <w:spacing w:line="440" w:lineRule="exact"/>
+        <w:ind w:firstLine="480"/>
       </w:pPr>
       <w:r>
         <w:rPr>
           <w:noProof/>
         </w:rPr>
         <w:drawing>
-          <wp:anchor distT="0" distB="0" distL="114300" distR="114300" simplePos="0" relativeHeight="251656192" behindDoc="0" locked="0" layoutInCell="1" allowOverlap="1" wp14:anchorId="39046593" wp14:editId="751B8989">
+          <wp:anchor distT="0" distB="0" distL="114300" distR="114300" simplePos="0" relativeHeight="251656192" behindDoc="0" locked="0" layoutInCell="1" allowOverlap="1" wp14:anchorId="39046593" wp14:editId="0AE7370B">
             <wp:simplePos x="0" y="0"/>
             <wp:positionH relativeFrom="column">
               <wp:posOffset>1005840</wp:posOffset>
@@ -120,7 +442,7 @@
                     </pic:cNvPicPr>
                   </pic:nvPicPr>
                   <pic:blipFill>
-                    <a:blip r:embed="rId5" cstate="print">
+                    <a:blip r:embed="rId6" cstate="print">
                       <a:extLst>
                         <a:ext uri="{28A0092B-C50C-407E-A947-70E740481C1C}">
                           <a14:useLocalDpi xmlns:a14="http://schemas.microsoft.com/office/drawing/2010/main" val="0"/>
@@ -206,7 +528,7 @@
     <w:p>
       <w:pPr>
         <w:pStyle w:val="a0"/>
-        <w:spacing w:line="440" w:lineRule="exact"/>
+        <w:ind w:firstLine="480"/>
         <w:jc w:val="center"/>
       </w:pPr>
       <w:r>
@@ -234,13 +556,7 @@
     <w:p>
       <w:pPr>
         <w:pStyle w:val="a0"/>
-        <w:spacing w:line="440" w:lineRule="exact"/>
-      </w:pPr>
-    </w:p>
-    <w:p>
-      <w:pPr>
-        <w:pStyle w:val="a0"/>
-        <w:spacing w:line="440" w:lineRule="exact"/>
+        <w:ind w:firstLine="480"/>
       </w:pPr>
       <w:r>
         <w:t>近年来，文本生成图像技术已经从实验室研究逐步走向实际应用，</w:t>
@@ -325,7 +641,7 @@
     <w:p>
       <w:pPr>
         <w:pStyle w:val="a0"/>
-        <w:spacing w:line="440" w:lineRule="exact"/>
+        <w:ind w:firstLine="480"/>
       </w:pPr>
       <w:r>
         <w:t>尽管文本生成图像技术发展迅速，但高质量生成通常依赖超大规模模型，导致训练成本高、部署困难。因此，探索</w:t>
@@ -344,290 +660,213 @@
     <w:p>
       <w:pPr>
         <w:pStyle w:val="a0"/>
-        <w:spacing w:line="440" w:lineRule="exact"/>
-      </w:pPr>
-    </w:p>
-    <w:p>
-      <w:pPr>
-        <w:pStyle w:val="a0"/>
-        <w:spacing w:line="440" w:lineRule="exact"/>
-        <w:rPr>
-          <w:b/>
-          <w:bCs/>
-          <w:sz w:val="30"/>
-          <w:szCs w:val="30"/>
-        </w:rPr>
-      </w:pPr>
-      <w:r>
-        <w:rPr>
-          <w:b/>
-          <w:bCs/>
-          <w:sz w:val="30"/>
-          <w:szCs w:val="30"/>
-        </w:rPr>
+        <w:ind w:firstLine="480"/>
+      </w:pPr>
+    </w:p>
+    <w:p>
+      <w:pPr>
+        <w:pStyle w:val="af6"/>
+      </w:pPr>
+      <w:r>
+        <w:t>1.</w:t>
+      </w:r>
+      <w:r>
+        <w:rPr>
+          <w:rFonts w:hint="eastAsia"/>
+        </w:rPr>
+        <w:t>2</w:t>
+      </w:r>
+      <w:r>
+        <w:tab/>
+      </w:r>
+      <w:r>
+        <w:t>当前主流技术路线及其优缺点分析</w:t>
+      </w:r>
+    </w:p>
+    <w:p>
+      <w:pPr>
+        <w:pStyle w:val="a0"/>
+        <w:ind w:firstLine="480"/>
+      </w:pPr>
+      <w:r>
+        <w:t>目前文本生成图像技术主要经历了三个阶段的发展：</w:t>
+      </w:r>
+    </w:p>
+    <w:p>
+      <w:pPr>
+        <w:pStyle w:val="a0"/>
+        <w:ind w:firstLine="480"/>
+      </w:pPr>
+      <w:r>
         <w:lastRenderedPageBreak/>
-        <w:t>1.</w:t>
-      </w:r>
-      <w:r>
-        <w:rPr>
-          <w:rFonts w:hint="eastAsia"/>
-          <w:b/>
-          <w:bCs/>
-          <w:sz w:val="30"/>
-          <w:szCs w:val="30"/>
-        </w:rPr>
+        <w:t>（</w:t>
+      </w:r>
+      <w:r>
+        <w:t>1</w:t>
+      </w:r>
+      <w:r>
+        <w:t>）基于</w:t>
+      </w:r>
+      <w:r>
+        <w:t xml:space="preserve"> GAN </w:t>
+      </w:r>
+      <w:r>
+        <w:t>的文本生成图像方法</w:t>
+      </w:r>
+    </w:p>
+    <w:p>
+      <w:pPr>
+        <w:pStyle w:val="a0"/>
+        <w:ind w:firstLine="480"/>
+      </w:pPr>
+      <w:r>
+        <w:t>早期研究主要采用生成对抗网络（</w:t>
+      </w:r>
+      <w:r>
+        <w:t>GAN</w:t>
+      </w:r>
+      <w:r>
+        <w:t>）实现文本到图像生成，例如</w:t>
+      </w:r>
+      <w:proofErr w:type="spellStart"/>
+      <w:r>
+        <w:t>StackGAN</w:t>
+      </w:r>
+      <w:proofErr w:type="spellEnd"/>
+      <w:r>
+        <w:t xml:space="preserve"> </w:t>
+      </w:r>
+      <w:r>
+        <w:rPr>
+          <w:rFonts w:hint="eastAsia"/>
+        </w:rPr>
+        <w:t>、</w:t>
+      </w:r>
+      <w:proofErr w:type="spellStart"/>
+      <w:r>
+        <w:t>AttnGAN</w:t>
+      </w:r>
+      <w:proofErr w:type="spellEnd"/>
+      <w:r>
+        <w:t xml:space="preserve"> </w:t>
+      </w:r>
+      <w:r>
+        <w:rPr>
+          <w:rFonts w:hint="eastAsia"/>
+        </w:rPr>
+        <w:t>、</w:t>
+      </w:r>
+      <w:r>
+        <w:t>StyleGAN</w:t>
+      </w:r>
+      <w:r>
+        <w:rPr>
+          <w:rFonts w:hint="eastAsia"/>
+        </w:rPr>
+        <w:t>，</w:t>
+      </w:r>
+      <w:r>
+        <w:t>其核心思想是：</w:t>
+      </w:r>
+      <w:r>
+        <w:t>Text → Text Encoder → GAN Generator → Image</w:t>
+      </w:r>
+      <w:r>
+        <w:rPr>
+          <w:rFonts w:hint="eastAsia"/>
+        </w:rPr>
+        <w:t>。该方法</w:t>
+      </w:r>
+      <w:r>
+        <w:t>推理速度较快</w:t>
+      </w:r>
+      <w:r>
+        <w:t xml:space="preserve"> </w:t>
+      </w:r>
+      <w:r>
+        <w:rPr>
+          <w:rFonts w:hint="eastAsia"/>
+        </w:rPr>
+        <w:t>，</w:t>
+      </w:r>
+      <w:r>
+        <w:t>图像生成效率高</w:t>
+      </w:r>
+      <w:r>
+        <w:rPr>
+          <w:rFonts w:hint="eastAsia"/>
+        </w:rPr>
+        <w:t>，但</w:t>
+      </w:r>
+      <w:r>
+        <w:t>训练不稳定</w:t>
+      </w:r>
+      <w:r>
+        <w:rPr>
+          <w:rFonts w:hint="eastAsia"/>
+        </w:rPr>
+        <w:t>，</w:t>
+      </w:r>
+      <w:r>
+        <w:t>容易模式崩塌（</w:t>
+      </w:r>
+      <w:r>
+        <w:t>Mode Collapse</w:t>
+      </w:r>
+      <w:r>
+        <w:t>）</w:t>
+      </w:r>
+      <w:r>
+        <w:t xml:space="preserve"> </w:t>
+      </w:r>
+      <w:r>
+        <w:rPr>
+          <w:rFonts w:hint="eastAsia"/>
+        </w:rPr>
+        <w:t>，且模型</w:t>
+      </w:r>
+      <w:r>
+        <w:t>对复杂文本语义理解能力有限</w:t>
+      </w:r>
+      <w:r>
+        <w:rPr>
+          <w:rFonts w:hint="eastAsia"/>
+        </w:rPr>
+        <w:t>。</w:t>
+      </w:r>
+    </w:p>
+    <w:p>
+      <w:pPr>
+        <w:pStyle w:val="a0"/>
+        <w:ind w:firstLine="480"/>
+      </w:pPr>
+      <w:r>
+        <w:t>（</w:t>
+      </w:r>
+      <w:r>
         <w:t>2</w:t>
       </w:r>
       <w:r>
-        <w:rPr>
-          <w:b/>
-          <w:bCs/>
-          <w:sz w:val="30"/>
-          <w:szCs w:val="30"/>
-        </w:rPr>
-        <w:tab/>
-      </w:r>
-      <w:r>
-        <w:rPr>
-          <w:b/>
-          <w:bCs/>
-          <w:sz w:val="30"/>
-          <w:szCs w:val="30"/>
-        </w:rPr>
-        <w:t>当前主流技术路线及其优缺点分析</w:t>
-      </w:r>
-    </w:p>
-    <w:p>
-      <w:pPr>
-        <w:pStyle w:val="a0"/>
-        <w:spacing w:line="440" w:lineRule="exact"/>
-      </w:pPr>
-      <w:r>
-        <w:t>目前文本生成图像技术主要经历了三个阶段的发展：</w:t>
-      </w:r>
-    </w:p>
-    <w:p>
-      <w:pPr>
-        <w:pStyle w:val="a0"/>
-        <w:spacing w:line="440" w:lineRule="exact"/>
-        <w:rPr>
-          <w:b/>
-          <w:bCs/>
-        </w:rPr>
-      </w:pPr>
-      <w:r>
-        <w:rPr>
-          <w:b/>
-          <w:bCs/>
-        </w:rPr>
-        <w:t>（</w:t>
-      </w:r>
-      <w:r>
-        <w:rPr>
-          <w:b/>
-          <w:bCs/>
-        </w:rPr>
-        <w:t>1</w:t>
-      </w:r>
-      <w:r>
-        <w:rPr>
-          <w:b/>
-          <w:bCs/>
-        </w:rPr>
         <w:t>）基于</w:t>
       </w:r>
       <w:r>
-        <w:rPr>
-          <w:b/>
-          <w:bCs/>
-        </w:rPr>
-        <w:t xml:space="preserve"> GAN </w:t>
-      </w:r>
-      <w:r>
-        <w:rPr>
-          <w:b/>
-          <w:bCs/>
-        </w:rPr>
-        <w:t>的文本生成图像方法</w:t>
-      </w:r>
-    </w:p>
-    <w:p>
-      <w:pPr>
-        <w:pStyle w:val="a0"/>
-        <w:spacing w:line="440" w:lineRule="exact"/>
-      </w:pPr>
-      <w:r>
-        <w:t>早期研究主要采用生成对抗网络（</w:t>
-      </w:r>
-      <w:r>
-        <w:t>GAN</w:t>
-      </w:r>
-      <w:r>
-        <w:t>）实现文本到图像生成，例如</w:t>
-      </w:r>
-      <w:proofErr w:type="spellStart"/>
-      <w:r>
-        <w:t>StackGAN</w:t>
-      </w:r>
-      <w:proofErr w:type="spellEnd"/>
-      <w:r>
-        <w:t xml:space="preserve"> </w:t>
-      </w:r>
-      <w:r>
-        <w:rPr>
-          <w:rFonts w:hint="eastAsia"/>
-        </w:rPr>
-        <w:t>、</w:t>
-      </w:r>
-      <w:proofErr w:type="spellStart"/>
-      <w:r>
-        <w:t>AttnGAN</w:t>
-      </w:r>
-      <w:proofErr w:type="spellEnd"/>
-      <w:r>
-        <w:t xml:space="preserve"> </w:t>
-      </w:r>
-      <w:r>
-        <w:rPr>
-          <w:rFonts w:hint="eastAsia"/>
-        </w:rPr>
-        <w:t>、</w:t>
-      </w:r>
-      <w:r>
-        <w:t>StyleGAN</w:t>
-      </w:r>
-      <w:r>
-        <w:rPr>
-          <w:rFonts w:hint="eastAsia"/>
-        </w:rPr>
-        <w:t>，</w:t>
-      </w:r>
-      <w:r>
-        <w:t>其核心思想是：</w:t>
-      </w:r>
-      <w:r>
-        <w:t>Text → Text Encoder → GAN Generator → Image</w:t>
-      </w:r>
-      <w:r>
-        <w:rPr>
-          <w:rFonts w:hint="eastAsia"/>
-        </w:rPr>
-        <w:t>。该方法</w:t>
-      </w:r>
-      <w:r>
-        <w:t>推理速度较快</w:t>
-      </w:r>
-      <w:r>
-        <w:t xml:space="preserve"> </w:t>
-      </w:r>
-      <w:r>
-        <w:rPr>
-          <w:rFonts w:hint="eastAsia"/>
-        </w:rPr>
-        <w:t>，</w:t>
-      </w:r>
-      <w:r>
-        <w:t>图像生成效率高</w:t>
-      </w:r>
-      <w:r>
-        <w:rPr>
-          <w:rFonts w:hint="eastAsia"/>
-        </w:rPr>
-        <w:t>，但</w:t>
-      </w:r>
-      <w:r>
-        <w:t>训练不稳定</w:t>
-      </w:r>
-      <w:r>
-        <w:rPr>
-          <w:rFonts w:hint="eastAsia"/>
-        </w:rPr>
-        <w:t>，</w:t>
-      </w:r>
-      <w:r>
-        <w:t>容易模式崩塌（</w:t>
-      </w:r>
-      <w:r>
-        <w:t>Mode Collapse</w:t>
-      </w:r>
-      <w:r>
-        <w:t>）</w:t>
-      </w:r>
-      <w:r>
-        <w:t xml:space="preserve"> </w:t>
-      </w:r>
-      <w:r>
-        <w:rPr>
-          <w:rFonts w:hint="eastAsia"/>
-        </w:rPr>
-        <w:t>，且模型</w:t>
-      </w:r>
-      <w:r>
-        <w:t>对复杂文本语义理解能力有限</w:t>
-      </w:r>
-      <w:r>
-        <w:rPr>
-          <w:rFonts w:hint="eastAsia"/>
-        </w:rPr>
-        <w:t>。</w:t>
-      </w:r>
-    </w:p>
-    <w:p>
-      <w:pPr>
-        <w:pStyle w:val="a0"/>
-        <w:spacing w:line="440" w:lineRule="exact"/>
-        <w:rPr>
-          <w:b/>
-          <w:bCs/>
-        </w:rPr>
-      </w:pPr>
-      <w:r>
-        <w:rPr>
-          <w:b/>
-          <w:bCs/>
-        </w:rPr>
-        <w:t>（</w:t>
-      </w:r>
-      <w:r>
-        <w:rPr>
-          <w:b/>
-          <w:bCs/>
-        </w:rPr>
-        <w:t>2</w:t>
-      </w:r>
-      <w:r>
-        <w:rPr>
-          <w:b/>
-          <w:bCs/>
-        </w:rPr>
-        <w:t>）基于</w:t>
-      </w:r>
-      <w:r>
-        <w:rPr>
-          <w:b/>
-          <w:bCs/>
-        </w:rPr>
         <w:t xml:space="preserve"> CLIP </w:t>
       </w:r>
       <w:r>
-        <w:rPr>
-          <w:b/>
-          <w:bCs/>
-        </w:rPr>
         <w:t>的跨模态优化方法</w:t>
       </w:r>
     </w:p>
     <w:p>
       <w:pPr>
         <w:pStyle w:val="a0"/>
-        <w:spacing w:line="440" w:lineRule="exact"/>
+        <w:ind w:firstLine="480"/>
       </w:pPr>
       <w:r>
         <w:rPr>
           <w:noProof/>
         </w:rPr>
         <w:drawing>
-          <wp:anchor distT="0" distB="0" distL="114300" distR="114300" simplePos="0" relativeHeight="251665408" behindDoc="0" locked="0" layoutInCell="1" allowOverlap="1" wp14:anchorId="416799BA" wp14:editId="522A125F">
+          <wp:anchor distT="0" distB="0" distL="114300" distR="114300" simplePos="0" relativeHeight="251658240" behindDoc="0" locked="0" layoutInCell="1" allowOverlap="1" wp14:anchorId="416799BA" wp14:editId="5ED85ECC">
             <wp:simplePos x="0" y="0"/>
             <wp:positionH relativeFrom="column">
               <wp:posOffset>31750</wp:posOffset>
@@ -650,7 +889,7 @@
                     <pic:cNvPicPr/>
                   </pic:nvPicPr>
                   <pic:blipFill>
-                    <a:blip r:embed="rId6">
+                    <a:blip r:embed="rId7">
                       <a:extLst>
                         <a:ext uri="{28A0092B-C50C-407E-A947-70E740481C1C}">
                           <a14:useLocalDpi xmlns:a14="http://schemas.microsoft.com/office/drawing/2010/main" val="0"/>
@@ -725,8 +964,7 @@
     <w:p>
       <w:pPr>
         <w:pStyle w:val="a0"/>
-        <w:spacing w:line="440" w:lineRule="exact"/>
-        <w:jc w:val="center"/>
+        <w:ind w:firstLine="480"/>
       </w:pPr>
       <w:r>
         <w:rPr>
@@ -784,7 +1022,7 @@
     <w:p>
       <w:pPr>
         <w:pStyle w:val="a0"/>
-        <w:spacing w:line="440" w:lineRule="exact"/>
+        <w:ind w:firstLine="480"/>
       </w:pPr>
       <w:r>
         <w:t>随后，</w:t>
@@ -832,7 +1070,7 @@
     <w:p>
       <w:pPr>
         <w:pStyle w:val="a0"/>
-        <w:spacing w:line="440" w:lineRule="exact"/>
+        <w:ind w:firstLine="480"/>
       </w:pPr>
       <w:r>
         <w:t>该方法无需从</w:t>
@@ -910,19 +1148,34 @@
         <w:t>成本相对较低</w:t>
       </w:r>
       <w:r>
+        <w:rPr>
+          <w:rFonts w:hint="eastAsia"/>
+        </w:rPr>
+        <w:t>；</w:t>
+      </w:r>
+      <w:r>
+        <w:rPr>
+          <w:rFonts w:hint="eastAsia"/>
+        </w:rPr>
+        <w:t>但</w:t>
+      </w:r>
+      <w:r>
+        <w:t xml:space="preserve">latent mapping </w:t>
+      </w:r>
+      <w:r>
+        <w:t>难度较高</w:t>
+      </w:r>
+      <w:r>
         <w:t xml:space="preserve"> </w:t>
       </w:r>
       <w:r>
         <w:rPr>
           <w:rFonts w:hint="eastAsia"/>
         </w:rPr>
-        <w:t>；但</w:t>
-      </w:r>
-      <w:r>
-        <w:t xml:space="preserve">latent mapping </w:t>
-      </w:r>
-      <w:r>
-        <w:t>难度较高</w:t>
+        <w:t>，</w:t>
+      </w:r>
+      <w:r>
+        <w:t>图像细节能力仍有限</w:t>
       </w:r>
       <w:r>
         <w:t xml:space="preserve"> </w:t>
@@ -934,18 +1187,6 @@
         <w:t>，</w:t>
       </w:r>
       <w:r>
-        <w:t>图像细节能力仍有限</w:t>
-      </w:r>
-      <w:r>
-        <w:t xml:space="preserve"> </w:t>
-      </w:r>
-      <w:r>
-        <w:rPr>
-          <w:rFonts w:hint="eastAsia"/>
-        </w:rPr>
-        <w:t>，</w:t>
-      </w:r>
-      <w:r>
         <w:t>复杂语义控制能力</w:t>
       </w:r>
       <w:r>
@@ -967,59 +1208,28 @@
     <w:p>
       <w:pPr>
         <w:pStyle w:val="a0"/>
-        <w:spacing w:line="440" w:lineRule="exact"/>
-      </w:pPr>
-    </w:p>
-    <w:p>
-      <w:pPr>
-        <w:pStyle w:val="a0"/>
-        <w:spacing w:line="440" w:lineRule="exact"/>
-        <w:rPr>
-          <w:b/>
-          <w:bCs/>
-        </w:rPr>
-      </w:pPr>
-      <w:r>
-        <w:rPr>
-          <w:b/>
-          <w:bCs/>
-        </w:rPr>
-        <w:lastRenderedPageBreak/>
+        <w:ind w:firstLine="480"/>
+      </w:pPr>
+      <w:r>
         <w:t>（</w:t>
       </w:r>
       <w:r>
-        <w:rPr>
-          <w:b/>
-          <w:bCs/>
-        </w:rPr>
         <w:t>3</w:t>
       </w:r>
       <w:r>
-        <w:rPr>
-          <w:b/>
-          <w:bCs/>
-        </w:rPr>
         <w:t>）基于</w:t>
       </w:r>
       <w:r>
-        <w:rPr>
-          <w:b/>
-          <w:bCs/>
-        </w:rPr>
         <w:t xml:space="preserve"> Diffusion </w:t>
       </w:r>
       <w:r>
-        <w:rPr>
-          <w:b/>
-          <w:bCs/>
-        </w:rPr>
         <w:t>的主流方法</w:t>
       </w:r>
     </w:p>
     <w:p>
       <w:pPr>
         <w:pStyle w:val="a0"/>
-        <w:spacing w:line="440" w:lineRule="exact"/>
+        <w:ind w:firstLine="480"/>
       </w:pPr>
       <w:r>
         <w:t>当前</w:t>
@@ -1149,86 +1359,63 @@
         <w:tblLook w:val="04A0" w:firstRow="1" w:lastRow="0" w:firstColumn="1" w:lastColumn="0" w:noHBand="0" w:noVBand="1"/>
       </w:tblPr>
       <w:tblGrid>
-        <w:gridCol w:w="1951"/>
-        <w:gridCol w:w="2693"/>
-        <w:gridCol w:w="2967"/>
+        <w:gridCol w:w="2077"/>
+        <w:gridCol w:w="2867"/>
+        <w:gridCol w:w="3159"/>
       </w:tblGrid>
       <w:tr>
         <w:trPr>
           <w:cnfStyle w:val="100000000000" w:firstRow="1" w:lastRow="0" w:firstColumn="0" w:lastColumn="0" w:oddVBand="0" w:evenVBand="0" w:oddHBand="0" w:evenHBand="0" w:firstRowFirstColumn="0" w:firstRowLastColumn="0" w:lastRowFirstColumn="0" w:lastRowLastColumn="0"/>
-          <w:trHeight w:val="530"/>
+          <w:trHeight w:val="709"/>
         </w:trPr>
         <w:tc>
           <w:tcPr>
             <w:cnfStyle w:val="001000000100" w:firstRow="0" w:lastRow="0" w:firstColumn="1" w:lastColumn="0" w:oddVBand="0" w:evenVBand="0" w:oddHBand="0" w:evenHBand="0" w:firstRowFirstColumn="1" w:firstRowLastColumn="0" w:lastRowFirstColumn="0" w:lastRowLastColumn="0"/>
-            <w:tcW w:w="1951" w:type="dxa"/>
+            <w:tcW w:w="2077" w:type="dxa"/>
             <w:hideMark/>
           </w:tcPr>
           <w:p>
             <w:pPr>
               <w:pStyle w:val="a0"/>
-              <w:spacing w:line="440" w:lineRule="exact"/>
+              <w:ind w:firstLine="520"/>
               <w:jc w:val="center"/>
-              <w:rPr>
-                <w:b/>
-                <w:bCs/>
-              </w:rPr>
             </w:pPr>
             <w:r>
-              <w:rPr>
-                <w:b/>
-                <w:bCs/>
-              </w:rPr>
+              <w:lastRenderedPageBreak/>
               <w:t>方法</w:t>
             </w:r>
           </w:p>
         </w:tc>
         <w:tc>
           <w:tcPr>
-            <w:tcW w:w="2693" w:type="dxa"/>
+            <w:tcW w:w="2867" w:type="dxa"/>
             <w:hideMark/>
           </w:tcPr>
           <w:p>
             <w:pPr>
               <w:pStyle w:val="a0"/>
-              <w:spacing w:line="440" w:lineRule="exact"/>
+              <w:ind w:firstLine="520"/>
               <w:jc w:val="center"/>
               <w:cnfStyle w:val="100000000000" w:firstRow="1" w:lastRow="0" w:firstColumn="0" w:lastColumn="0" w:oddVBand="0" w:evenVBand="0" w:oddHBand="0" w:evenHBand="0" w:firstRowFirstColumn="0" w:firstRowLastColumn="0" w:lastRowFirstColumn="0" w:lastRowLastColumn="0"/>
-              <w:rPr>
-                <w:b/>
-                <w:bCs/>
-              </w:rPr>
             </w:pPr>
             <w:r>
-              <w:rPr>
-                <w:b/>
-                <w:bCs/>
-              </w:rPr>
               <w:t>优点</w:t>
             </w:r>
           </w:p>
         </w:tc>
         <w:tc>
           <w:tcPr>
-            <w:tcW w:w="2967" w:type="dxa"/>
+            <w:tcW w:w="3159" w:type="dxa"/>
             <w:hideMark/>
           </w:tcPr>
           <w:p>
             <w:pPr>
               <w:pStyle w:val="a0"/>
-              <w:spacing w:line="440" w:lineRule="exact"/>
+              <w:ind w:firstLine="520"/>
               <w:jc w:val="center"/>
               <w:cnfStyle w:val="100000000000" w:firstRow="1" w:lastRow="0" w:firstColumn="0" w:lastColumn="0" w:oddVBand="0" w:evenVBand="0" w:oddHBand="0" w:evenHBand="0" w:firstRowFirstColumn="0" w:firstRowLastColumn="0" w:lastRowFirstColumn="0" w:lastRowLastColumn="0"/>
-              <w:rPr>
-                <w:b/>
-                <w:bCs/>
-              </w:rPr>
             </w:pPr>
             <w:r>
-              <w:rPr>
-                <w:b/>
-                <w:bCs/>
-              </w:rPr>
               <w:t>缺点</w:t>
             </w:r>
           </w:p>
@@ -1237,18 +1424,18 @@
       <w:tr>
         <w:trPr>
           <w:cnfStyle w:val="000000100000" w:firstRow="0" w:lastRow="0" w:firstColumn="0" w:lastColumn="0" w:oddVBand="0" w:evenVBand="0" w:oddHBand="1" w:evenHBand="0" w:firstRowFirstColumn="0" w:firstRowLastColumn="0" w:lastRowFirstColumn="0" w:lastRowLastColumn="0"/>
-          <w:trHeight w:val="530"/>
+          <w:trHeight w:val="567"/>
         </w:trPr>
         <w:tc>
           <w:tcPr>
             <w:cnfStyle w:val="001000000000" w:firstRow="0" w:lastRow="0" w:firstColumn="1" w:lastColumn="0" w:oddVBand="0" w:evenVBand="0" w:oddHBand="0" w:evenHBand="0" w:firstRowFirstColumn="0" w:firstRowLastColumn="0" w:lastRowFirstColumn="0" w:lastRowLastColumn="0"/>
-            <w:tcW w:w="1951" w:type="dxa"/>
+            <w:tcW w:w="2077" w:type="dxa"/>
             <w:hideMark/>
           </w:tcPr>
           <w:p>
             <w:pPr>
               <w:pStyle w:val="a0"/>
-              <w:spacing w:line="440" w:lineRule="exact"/>
+              <w:ind w:firstLine="520"/>
               <w:jc w:val="center"/>
             </w:pPr>
             <w:r>
@@ -1258,13 +1445,13 @@
         </w:tc>
         <w:tc>
           <w:tcPr>
-            <w:tcW w:w="2693" w:type="dxa"/>
+            <w:tcW w:w="2867" w:type="dxa"/>
             <w:hideMark/>
           </w:tcPr>
           <w:p>
             <w:pPr>
               <w:pStyle w:val="a0"/>
-              <w:spacing w:line="440" w:lineRule="exact"/>
+              <w:ind w:firstLine="480"/>
               <w:jc w:val="center"/>
               <w:cnfStyle w:val="000000100000" w:firstRow="0" w:lastRow="0" w:firstColumn="0" w:lastColumn="0" w:oddVBand="0" w:evenVBand="0" w:oddHBand="1" w:evenHBand="0" w:firstRowFirstColumn="0" w:firstRowLastColumn="0" w:lastRowFirstColumn="0" w:lastRowLastColumn="0"/>
             </w:pPr>
@@ -1277,13 +1464,13 @@
         </w:tc>
         <w:tc>
           <w:tcPr>
-            <w:tcW w:w="2967" w:type="dxa"/>
+            <w:tcW w:w="3159" w:type="dxa"/>
             <w:hideMark/>
           </w:tcPr>
           <w:p>
             <w:pPr>
               <w:pStyle w:val="a0"/>
-              <w:spacing w:line="440" w:lineRule="exact"/>
+              <w:ind w:firstLine="480"/>
               <w:jc w:val="center"/>
               <w:cnfStyle w:val="000000100000" w:firstRow="0" w:lastRow="0" w:firstColumn="0" w:lastColumn="0" w:oddVBand="0" w:evenVBand="0" w:oddHBand="1" w:evenHBand="0" w:firstRowFirstColumn="0" w:firstRowLastColumn="0" w:lastRowFirstColumn="0" w:lastRowLastColumn="0"/>
             </w:pPr>
@@ -1295,18 +1482,18 @@
       </w:tr>
       <w:tr>
         <w:trPr>
-          <w:trHeight w:val="530"/>
+          <w:trHeight w:val="566"/>
         </w:trPr>
         <w:tc>
           <w:tcPr>
             <w:cnfStyle w:val="001000000000" w:firstRow="0" w:lastRow="0" w:firstColumn="1" w:lastColumn="0" w:oddVBand="0" w:evenVBand="0" w:oddHBand="0" w:evenHBand="0" w:firstRowFirstColumn="0" w:firstRowLastColumn="0" w:lastRowFirstColumn="0" w:lastRowLastColumn="0"/>
-            <w:tcW w:w="1951" w:type="dxa"/>
+            <w:tcW w:w="2077" w:type="dxa"/>
             <w:hideMark/>
           </w:tcPr>
           <w:p>
             <w:pPr>
               <w:pStyle w:val="a0"/>
-              <w:spacing w:line="440" w:lineRule="exact"/>
+              <w:ind w:firstLine="520"/>
               <w:jc w:val="center"/>
             </w:pPr>
             <w:r>
@@ -1316,13 +1503,13 @@
         </w:tc>
         <w:tc>
           <w:tcPr>
-            <w:tcW w:w="2693" w:type="dxa"/>
+            <w:tcW w:w="2867" w:type="dxa"/>
             <w:hideMark/>
           </w:tcPr>
           <w:p>
             <w:pPr>
               <w:pStyle w:val="a0"/>
-              <w:spacing w:line="440" w:lineRule="exact"/>
+              <w:ind w:firstLine="480"/>
               <w:jc w:val="center"/>
               <w:cnfStyle w:val="000000000000" w:firstRow="0" w:lastRow="0" w:firstColumn="0" w:lastColumn="0" w:oddVBand="0" w:evenVBand="0" w:oddHBand="0" w:evenHBand="0" w:firstRowFirstColumn="0" w:firstRowLastColumn="0" w:lastRowFirstColumn="0" w:lastRowLastColumn="0"/>
             </w:pPr>
@@ -1333,13 +1520,13 @@
         </w:tc>
         <w:tc>
           <w:tcPr>
-            <w:tcW w:w="2967" w:type="dxa"/>
+            <w:tcW w:w="3159" w:type="dxa"/>
             <w:hideMark/>
           </w:tcPr>
           <w:p>
             <w:pPr>
               <w:pStyle w:val="a0"/>
-              <w:spacing w:line="440" w:lineRule="exact"/>
+              <w:ind w:firstLine="480"/>
               <w:jc w:val="center"/>
               <w:cnfStyle w:val="000000000000" w:firstRow="0" w:lastRow="0" w:firstColumn="0" w:lastColumn="0" w:oddVBand="0" w:evenVBand="0" w:oddHBand="0" w:evenHBand="0" w:firstRowFirstColumn="0" w:firstRowLastColumn="0" w:lastRowFirstColumn="0" w:lastRowLastColumn="0"/>
             </w:pPr>
@@ -1352,18 +1539,18 @@
       <w:tr>
         <w:trPr>
           <w:cnfStyle w:val="000000100000" w:firstRow="0" w:lastRow="0" w:firstColumn="0" w:lastColumn="0" w:oddVBand="0" w:evenVBand="0" w:oddHBand="1" w:evenHBand="0" w:firstRowFirstColumn="0" w:firstRowLastColumn="0" w:lastRowFirstColumn="0" w:lastRowLastColumn="0"/>
-          <w:trHeight w:val="530"/>
+          <w:trHeight w:val="550"/>
         </w:trPr>
         <w:tc>
           <w:tcPr>
             <w:cnfStyle w:val="001000000000" w:firstRow="0" w:lastRow="0" w:firstColumn="1" w:lastColumn="0" w:oddVBand="0" w:evenVBand="0" w:oddHBand="0" w:evenHBand="0" w:firstRowFirstColumn="0" w:firstRowLastColumn="0" w:lastRowFirstColumn="0" w:lastRowLastColumn="0"/>
-            <w:tcW w:w="1951" w:type="dxa"/>
+            <w:tcW w:w="2077" w:type="dxa"/>
             <w:hideMark/>
           </w:tcPr>
           <w:p>
             <w:pPr>
               <w:pStyle w:val="a0"/>
-              <w:spacing w:line="440" w:lineRule="exact"/>
+              <w:ind w:firstLine="520"/>
               <w:jc w:val="center"/>
             </w:pPr>
             <w:r>
@@ -1373,13 +1560,13 @@
         </w:tc>
         <w:tc>
           <w:tcPr>
-            <w:tcW w:w="2693" w:type="dxa"/>
+            <w:tcW w:w="2867" w:type="dxa"/>
             <w:hideMark/>
           </w:tcPr>
           <w:p>
             <w:pPr>
               <w:pStyle w:val="a0"/>
-              <w:spacing w:line="440" w:lineRule="exact"/>
+              <w:ind w:firstLine="480"/>
               <w:jc w:val="center"/>
               <w:cnfStyle w:val="000000100000" w:firstRow="0" w:lastRow="0" w:firstColumn="0" w:lastColumn="0" w:oddVBand="0" w:evenVBand="0" w:oddHBand="1" w:evenHBand="0" w:firstRowFirstColumn="0" w:firstRowLastColumn="0" w:lastRowFirstColumn="0" w:lastRowLastColumn="0"/>
             </w:pPr>
@@ -1390,14 +1577,13 @@
         </w:tc>
         <w:tc>
           <w:tcPr>
-            <w:tcW w:w="2967" w:type="dxa"/>
+            <w:tcW w:w="3159" w:type="dxa"/>
             <w:hideMark/>
           </w:tcPr>
           <w:p>
             <w:pPr>
               <w:pStyle w:val="a0"/>
-              <w:keepNext/>
-              <w:spacing w:line="440" w:lineRule="exact"/>
+              <w:ind w:firstLine="480"/>
               <w:jc w:val="center"/>
               <w:cnfStyle w:val="000000100000" w:firstRow="0" w:lastRow="0" w:firstColumn="0" w:lastColumn="0" w:oddVBand="0" w:evenVBand="0" w:oddHBand="1" w:evenHBand="0" w:firstRowFirstColumn="0" w:firstRowLastColumn="0" w:lastRowFirstColumn="0" w:lastRowLastColumn="0"/>
             </w:pPr>
@@ -1411,7 +1597,7 @@
     <w:p>
       <w:pPr>
         <w:pStyle w:val="a0"/>
-        <w:spacing w:line="440" w:lineRule="exact"/>
+        <w:ind w:firstLine="480"/>
         <w:jc w:val="center"/>
       </w:pPr>
       <w:r>
@@ -1444,890 +1630,860 @@
     </w:p>
     <w:p>
       <w:pPr>
-        <w:pStyle w:val="a0"/>
-        <w:spacing w:line="440" w:lineRule="exact"/>
+        <w:pStyle w:val="af6"/>
+      </w:pPr>
+      <w:r>
+        <w:t xml:space="preserve">1.3 </w:t>
+      </w:r>
+      <w:r>
+        <w:t>本项目的研究价值与意义</w:t>
+      </w:r>
+    </w:p>
+    <w:p>
+      <w:pPr>
+        <w:pStyle w:val="a0"/>
+        <w:ind w:firstLine="480"/>
+      </w:pPr>
+      <w:r>
+        <w:t>基于上述分析，本项目并未选择直接复现大型扩散模型，而是结合课程实验资源限制，提出一种更轻量化的技术路线：</w:t>
+      </w:r>
+    </w:p>
+    <w:p>
+      <w:pPr>
+        <w:pStyle w:val="a0"/>
+        <w:ind w:firstLine="480"/>
+      </w:pPr>
+      <w:r>
+        <w:t>Text→ CLIP Encoder→ Semantic Embedding</w:t>
+      </w:r>
+    </w:p>
+    <w:p>
+      <w:pPr>
+        <w:pStyle w:val="a0"/>
+        <w:ind w:firstLine="480"/>
+      </w:pPr>
+      <w:r>
+        <w:t>→ Bridge MLP</w:t>
+      </w:r>
+    </w:p>
+    <w:p>
+      <w:pPr>
+        <w:pStyle w:val="a0"/>
+        <w:ind w:firstLine="480"/>
+      </w:pPr>
+      <w:r>
+        <w:t>→ MobileStyleGAN→ Image</w:t>
+      </w:r>
+    </w:p>
+    <w:p>
+      <w:pPr>
+        <w:pStyle w:val="a0"/>
+        <w:ind w:firstLine="480"/>
+      </w:pPr>
+      <w:r>
+        <w:t>其中：</w:t>
+      </w:r>
+    </w:p>
+    <w:p>
+      <w:pPr>
+        <w:pStyle w:val="a0"/>
+        <w:ind w:firstLine="480"/>
+      </w:pPr>
+      <w:r>
+        <w:t>CLIP</w:t>
+      </w:r>
+      <w:r>
+        <w:t>负责文本语义编码；</w:t>
+      </w:r>
+    </w:p>
+    <w:p>
+      <w:pPr>
+        <w:pStyle w:val="a0"/>
+        <w:ind w:firstLine="480"/>
+      </w:pPr>
+      <w:r>
+        <w:t>MobileStyleGAN</w:t>
+      </w:r>
+      <w:r>
+        <w:t>负责轻量化图像生成；</w:t>
+      </w:r>
+    </w:p>
+    <w:p>
+      <w:pPr>
+        <w:pStyle w:val="a0"/>
+        <w:ind w:firstLine="480"/>
+      </w:pPr>
+      <w:r>
+        <w:t xml:space="preserve">Bridge MLP </w:t>
+      </w:r>
+      <w:r>
+        <w:t>负责完成语义映射。</w:t>
+      </w:r>
+    </w:p>
+    <w:p>
+      <w:pPr>
+        <w:pStyle w:val="a0"/>
+        <w:ind w:firstLine="480"/>
+      </w:pPr>
+      <w:r>
+        <w:t>本项目的价值主要体现在三个方面：</w:t>
+      </w:r>
+    </w:p>
+    <w:p>
+      <w:pPr>
+        <w:pStyle w:val="a0"/>
+        <w:ind w:firstLineChars="0" w:firstLine="0"/>
+      </w:pPr>
+      <w:r>
+        <w:t>（</w:t>
+      </w:r>
+      <w:r>
+        <w:t>1</w:t>
+      </w:r>
+      <w:r>
+        <w:t>）降低实验门槛</w:t>
+      </w:r>
+    </w:p>
+    <w:p>
+      <w:pPr>
+        <w:pStyle w:val="a0"/>
+        <w:ind w:firstLine="480"/>
+      </w:pPr>
+      <w:r>
+        <w:t>避免训练超大规模扩散模型，更符合本科课程实验条件。</w:t>
+      </w:r>
+    </w:p>
+    <w:p>
+      <w:pPr>
+        <w:pStyle w:val="a0"/>
+        <w:ind w:firstLineChars="0" w:firstLine="0"/>
+      </w:pPr>
+      <w:r>
+        <w:t>（</w:t>
+      </w:r>
+      <w:r>
+        <w:t>2</w:t>
+      </w:r>
+      <w:r>
+        <w:t>）验证轻量化生成路径</w:t>
+      </w:r>
+    </w:p>
+    <w:p>
+      <w:pPr>
+        <w:pStyle w:val="a0"/>
+        <w:ind w:firstLine="480"/>
+      </w:pPr>
+      <w:r>
+        <w:t>探索在有限</w:t>
+      </w:r>
+      <w:proofErr w:type="gramStart"/>
+      <w:r>
+        <w:t>算力条件</w:t>
+      </w:r>
+      <w:proofErr w:type="gramEnd"/>
+      <w:r>
+        <w:t>下实现文本引导图像生成的可行性。</w:t>
+      </w:r>
+    </w:p>
+    <w:p>
+      <w:pPr>
+        <w:pStyle w:val="a0"/>
+        <w:ind w:firstLineChars="0" w:firstLine="0"/>
+      </w:pPr>
+      <w:r>
+        <w:rPr>
+          <w:rFonts w:hint="eastAsia"/>
+        </w:rPr>
+        <w:t>（</w:t>
+      </w:r>
+      <w:r>
+        <w:t>3</w:t>
+      </w:r>
+      <w:r>
+        <w:t>）提供教学研究参考</w:t>
+      </w:r>
+    </w:p>
+    <w:p>
+      <w:pPr>
+        <w:pStyle w:val="a0"/>
+        <w:ind w:firstLine="480"/>
+      </w:pPr>
+      <w:r>
+        <w:t>为后续课程中的多模态生成任务提供可复用实验框架。</w:t>
+      </w:r>
+    </w:p>
+    <w:p>
+      <w:pPr>
+        <w:pStyle w:val="a0"/>
+        <w:ind w:firstLine="480"/>
+      </w:pPr>
+    </w:p>
+    <w:p>
+      <w:pPr>
+        <w:pStyle w:val="a0"/>
+        <w:ind w:firstLine="480"/>
+      </w:pPr>
+      <w:r>
+        <w:t>需要强调的是：</w:t>
+      </w:r>
+    </w:p>
+    <w:p>
+      <w:pPr>
+        <w:pStyle w:val="a0"/>
+        <w:ind w:firstLine="480"/>
+      </w:pPr>
+      <w:r>
+        <w:t>本项目的目标并非构建工业</w:t>
+      </w:r>
+      <w:proofErr w:type="gramStart"/>
+      <w:r>
+        <w:t>级商业文</w:t>
+      </w:r>
+      <w:proofErr w:type="gramEnd"/>
+      <w:r>
+        <w:t>生图系统，而是验证：</w:t>
+      </w:r>
+      <w:r>
+        <w:t>“CLIP</w:t>
+      </w:r>
+      <w:r>
+        <w:t>语义空间</w:t>
+      </w:r>
+      <w:r>
+        <w:t xml:space="preserve"> + </w:t>
+      </w:r>
+      <w:r>
+        <w:t>轻量</w:t>
+      </w:r>
+      <w:r>
+        <w:t>GAN</w:t>
+      </w:r>
+      <w:r>
+        <w:t>生成器</w:t>
+      </w:r>
+      <w:r>
+        <w:t xml:space="preserve">” </w:t>
+      </w:r>
+      <w:r>
+        <w:t>的可行性。</w:t>
+      </w:r>
+    </w:p>
+    <w:p>
+      <w:pPr>
+        <w:pStyle w:val="a0"/>
+        <w:ind w:firstLine="480"/>
+      </w:pPr>
+      <w:r>
+        <w:lastRenderedPageBreak/>
+        <w:t>这一定位更加符合</w:t>
+      </w:r>
+      <w:r>
+        <w:rPr>
+          <w:highlight w:val="yellow"/>
+        </w:rPr>
+        <w:t>当前项目实际完成情况</w:t>
+      </w:r>
+      <w:r>
+        <w:rPr>
+          <w:rFonts w:hint="eastAsia"/>
+          <w:highlight w:val="yellow"/>
+        </w:rPr>
+        <w:t>（后续视情况调整）</w:t>
+      </w:r>
+      <w:r>
+        <w:t>，也更符合课程要求。</w:t>
+      </w:r>
+    </w:p>
+    <w:p>
+      <w:pPr>
+        <w:pStyle w:val="a0"/>
+        <w:ind w:firstLine="480"/>
+      </w:pPr>
+    </w:p>
+    <w:p>
+      <w:pPr>
+        <w:pStyle w:val="a0"/>
+        <w:ind w:firstLine="480"/>
+      </w:pPr>
+    </w:p>
+    <w:p>
+      <w:pPr>
+        <w:pStyle w:val="a0"/>
+        <w:ind w:firstLine="480"/>
+      </w:pPr>
+    </w:p>
+    <w:p>
+      <w:pPr>
+        <w:pStyle w:val="a0"/>
+        <w:ind w:firstLine="480"/>
+      </w:pPr>
+    </w:p>
+    <w:p>
+      <w:pPr>
+        <w:pStyle w:val="a0"/>
+        <w:ind w:firstLine="480"/>
+      </w:pPr>
+    </w:p>
+    <w:p>
+      <w:pPr>
+        <w:pStyle w:val="a0"/>
+        <w:ind w:firstLine="480"/>
+      </w:pPr>
+    </w:p>
+    <w:p>
+      <w:pPr>
+        <w:pStyle w:val="a0"/>
+        <w:ind w:firstLine="480"/>
+      </w:pPr>
+    </w:p>
+    <w:p>
+      <w:pPr>
+        <w:spacing w:before="2400"/>
+        <w:ind w:firstLine="480"/>
+      </w:pPr>
+      <w:r>
+        <w:br w:type="page"/>
+      </w:r>
+    </w:p>
+    <w:p>
+      <w:pPr>
+        <w:pStyle w:val="af4"/>
+      </w:pPr>
+      <w:bookmarkStart w:id="0" w:name="研究目标与任务设计"/>
+      <w:r>
+        <w:lastRenderedPageBreak/>
+        <w:t>2</w:t>
+      </w:r>
+      <w:r>
+        <w:rPr>
+          <w:rFonts w:hint="eastAsia"/>
+        </w:rPr>
+        <w:t xml:space="preserve">  </w:t>
+      </w:r>
+      <w:r>
+        <w:t xml:space="preserve"> </w:t>
+      </w:r>
+      <w:r>
+        <w:rPr>
+          <w:rFonts w:hint="eastAsia"/>
+        </w:rPr>
+        <w:t>研究目标与任务设计</w:t>
+      </w:r>
+    </w:p>
+    <w:p>
+      <w:pPr>
+        <w:pStyle w:val="a0"/>
+        <w:ind w:firstLine="480"/>
+      </w:pPr>
+      <w:r>
+        <w:t>当前文本生成图像技术已经能够生成较高质量的视觉内容，但大多数主流方案依赖大规模扩散模型，其训练与推理过程对硬件资源要求较高。在课程实验环境下，直接复现此类模型不仅实现难度较大，也难以在有限时间内完成完整训练与实验验证。因此，本项目尝试在已有</w:t>
+      </w:r>
+      <w:proofErr w:type="gramStart"/>
+      <w:r>
+        <w:t>预训练</w:t>
+      </w:r>
+      <w:proofErr w:type="gramEnd"/>
+      <w:r>
+        <w:t>模型基础上，探索一种更加轻量化、易于实现的文本引导图像生成方案。</w:t>
+      </w:r>
+    </w:p>
+    <w:p>
+      <w:pPr>
+        <w:pStyle w:val="a0"/>
+        <w:ind w:firstLine="480"/>
+      </w:pPr>
+      <w:r>
+        <w:t>本项目的核心目标，是利用</w:t>
+      </w:r>
+      <w:r>
+        <w:t xml:space="preserve"> CLIP </w:t>
+      </w:r>
+      <w:r>
+        <w:t>的跨模态语义表示能力，将自然语言中的语义信息映射至</w:t>
+      </w:r>
+      <w:r>
+        <w:t xml:space="preserve"> GAN </w:t>
+      </w:r>
+      <w:r>
+        <w:t>的潜在空间，从而实现文本对图像生成过程的引导。整个系统以</w:t>
+      </w:r>
+      <w:r>
+        <w:t xml:space="preserve"> CLIP </w:t>
+      </w:r>
+      <w:r>
+        <w:t>与</w:t>
+      </w:r>
+      <w:r>
+        <w:t xml:space="preserve"> MobileStyleGAN </w:t>
+      </w:r>
+      <w:r>
+        <w:t>为基础，通过额外训练一个</w:t>
+      </w:r>
+      <w:r>
+        <w:t xml:space="preserve"> Bridge MLP </w:t>
+      </w:r>
+      <w:r>
+        <w:t>完成语义映射。相比重新训练完整生成器，这种方案能够显著降低训练成本，同时保留一定的文本控制能力。</w:t>
+      </w:r>
+    </w:p>
+    <w:p>
+      <w:pPr>
+        <w:pStyle w:val="a0"/>
+        <w:ind w:firstLine="480"/>
+      </w:pPr>
+      <w:r>
+        <w:t>从整体流程上看，系统首先接收用户输入的自然语言描述，随后利用</w:t>
+      </w:r>
+      <w:r>
+        <w:t xml:space="preserve"> CLIP </w:t>
+      </w:r>
+      <w:r>
+        <w:t>文本编码器提取文本语义特征，并将其映射为统一的</w:t>
+      </w:r>
+      <w:r>
+        <w:t xml:space="preserve"> 512 </w:t>
+      </w:r>
+      <w:r>
+        <w:t>维语义向量。之后，</w:t>
+      </w:r>
+      <w:r>
+        <w:t xml:space="preserve">Bridge MLP </w:t>
+      </w:r>
+      <w:r>
+        <w:t>对该语义向量进行进一步转换，使其能够适配</w:t>
+      </w:r>
+      <w:r>
+        <w:t xml:space="preserve"> MobileStyleGAN </w:t>
+      </w:r>
+      <w:r>
+        <w:t>的</w:t>
+      </w:r>
+      <w:r>
+        <w:t xml:space="preserve"> latent space</w:t>
+      </w:r>
+      <w:r>
+        <w:t>。最终，生成器依据</w:t>
+      </w:r>
+      <w:r>
+        <w:t xml:space="preserve"> latent vector </w:t>
+      </w:r>
+      <w:r>
+        <w:t>输出对应图像。</w:t>
+      </w:r>
+    </w:p>
+    <w:p>
+      <w:pPr>
+        <w:pStyle w:val="a0"/>
+        <w:ind w:firstLine="480"/>
+      </w:pPr>
+      <w:r>
+        <w:rPr>
+          <w:noProof/>
+        </w:rPr>
+        <w:drawing>
+          <wp:anchor distT="0" distB="0" distL="114300" distR="114300" simplePos="0" relativeHeight="251661824" behindDoc="0" locked="0" layoutInCell="1" allowOverlap="1" wp14:anchorId="0B9C117F" wp14:editId="453790E5">
+            <wp:simplePos x="0" y="0"/>
+            <wp:positionH relativeFrom="column">
+              <wp:posOffset>-116205</wp:posOffset>
+            </wp:positionH>
+            <wp:positionV relativeFrom="paragraph">
+              <wp:posOffset>337820</wp:posOffset>
+            </wp:positionV>
+            <wp:extent cx="5848985" cy="3291840"/>
+            <wp:effectExtent l="0" t="0" r="0" b="0"/>
+            <wp:wrapTopAndBottom/>
+            <wp:docPr id="1215166721" name="图片 1"/>
+            <wp:cNvGraphicFramePr>
+              <a:graphicFrameLocks xmlns:a="http://schemas.openxmlformats.org/drawingml/2006/main" noChangeAspect="1"/>
+            </wp:cNvGraphicFramePr>
+            <a:graphic xmlns:a="http://schemas.openxmlformats.org/drawingml/2006/main">
+              <a:graphicData uri="http://schemas.openxmlformats.org/drawingml/2006/picture">
+                <pic:pic xmlns:pic="http://schemas.openxmlformats.org/drawingml/2006/picture">
+                  <pic:nvPicPr>
+                    <pic:cNvPr id="0" name="Picture 1"/>
+                    <pic:cNvPicPr>
+                      <a:picLocks noChangeAspect="1" noChangeArrowheads="1"/>
+                    </pic:cNvPicPr>
+                  </pic:nvPicPr>
+                  <pic:blipFill>
+                    <a:blip r:embed="rId8" cstate="print">
+                      <a:extLst>
+                        <a:ext uri="{28A0092B-C50C-407E-A947-70E740481C1C}">
+                          <a14:useLocalDpi xmlns:a14="http://schemas.microsoft.com/office/drawing/2010/main" val="0"/>
+                        </a:ext>
+                      </a:extLst>
+                    </a:blip>
+                    <a:srcRect/>
+                    <a:stretch>
+                      <a:fillRect/>
+                    </a:stretch>
+                  </pic:blipFill>
+                  <pic:spPr bwMode="auto">
+                    <a:xfrm>
+                      <a:off x="0" y="0"/>
+                      <a:ext cx="5848985" cy="3291840"/>
+                    </a:xfrm>
+                    <a:prstGeom prst="rect">
+                      <a:avLst/>
+                    </a:prstGeom>
+                    <a:noFill/>
+                    <a:ln>
+                      <a:noFill/>
+                    </a:ln>
+                  </pic:spPr>
+                </pic:pic>
+              </a:graphicData>
+            </a:graphic>
+            <wp14:sizeRelH relativeFrom="margin">
+              <wp14:pctWidth>0</wp14:pctWidth>
+            </wp14:sizeRelH>
+            <wp14:sizeRelV relativeFrom="margin">
+              <wp14:pctHeight>0</wp14:pctHeight>
+            </wp14:sizeRelV>
+          </wp:anchor>
+        </w:drawing>
+      </w:r>
+      <w:r>
+        <w:t>整个流程如下所示：</w:t>
+      </w:r>
+    </w:p>
+    <w:p>
+      <w:pPr>
+        <w:ind w:firstLine="480"/>
+        <w:jc w:val="center"/>
+        <w:rPr>
+          <w:rFonts w:hint="eastAsia"/>
+        </w:rPr>
+      </w:pPr>
+      <w:r>
+        <w:rPr>
+          <w:rFonts w:hint="eastAsia"/>
+        </w:rPr>
+        <w:t>图</w:t>
+      </w:r>
+      <w:r>
+        <w:rPr>
+          <w:rFonts w:hint="eastAsia"/>
+        </w:rPr>
+        <w:t xml:space="preserve">2-1  The Pipeline of Whole Project </w:t>
+      </w:r>
+    </w:p>
+    <w:p>
+      <w:pPr>
+        <w:pStyle w:val="a0"/>
+        <w:ind w:firstLine="480"/>
+      </w:pPr>
+      <w:r>
+        <w:lastRenderedPageBreak/>
+        <w:t>与传统从</w:t>
+      </w:r>
+      <w:proofErr w:type="gramStart"/>
+      <w:r>
+        <w:t>零训练</w:t>
+      </w:r>
+      <w:proofErr w:type="gramEnd"/>
+      <w:r>
+        <w:t xml:space="preserve"> GAN </w:t>
+      </w:r>
+      <w:r>
+        <w:t>的方法相比，本项目更强调</w:t>
+      </w:r>
+      <w:r>
+        <w:t>“</w:t>
+      </w:r>
+      <w:r>
+        <w:t>语义映射</w:t>
+      </w:r>
+      <w:r>
+        <w:t>”</w:t>
+      </w:r>
+      <w:r>
+        <w:t>的建立，而非生成器本身的重新学习。换言之，本项目的重点并不在于提升图像分辨率或生成极高真实感图像，而在于验证：在有限资源条件下，</w:t>
+      </w:r>
+      <w:r>
+        <w:t xml:space="preserve">CLIP </w:t>
+      </w:r>
+      <w:r>
+        <w:t>的语义空间是否能够有效引导轻量化</w:t>
+      </w:r>
+      <w:r>
+        <w:t xml:space="preserve"> GAN </w:t>
+      </w:r>
+      <w:r>
+        <w:t>生成具有语义相关性的图像。</w:t>
+      </w:r>
+    </w:p>
+    <w:p>
+      <w:pPr>
+        <w:pStyle w:val="a0"/>
+        <w:ind w:firstLine="480"/>
+      </w:pPr>
+      <w:r>
+        <w:t>围绕这一目标，项目整体任务被划分为四个部分。</w:t>
+      </w:r>
+    </w:p>
+    <w:p>
+      <w:pPr>
+        <w:pStyle w:val="a0"/>
+        <w:ind w:firstLine="480"/>
+      </w:pPr>
+      <w:r>
+        <w:rPr>
+          <w:rFonts w:hint="eastAsia"/>
+        </w:rPr>
+        <w:t xml:space="preserve">1. </w:t>
+      </w:r>
+      <w:r>
+        <w:t>完成文本与图像的统一语义表示。</w:t>
+      </w:r>
+      <w:r>
         <w:rPr>
           <w:b/>
           <w:bCs/>
-          <w:sz w:val="30"/>
-          <w:szCs w:val="30"/>
-        </w:rPr>
-      </w:pPr>
+        </w:rPr>
+        <w:t xml:space="preserve">CLIP </w:t>
+      </w:r>
+      <w:r>
+        <w:t>的作用并不仅仅是一个普通编码器，更重要的是它能够将文本和图像映射到同一特征空间，从而使</w:t>
+      </w:r>
+      <w:r>
+        <w:t>“</w:t>
+      </w:r>
+      <w:r>
+        <w:t>文本语义</w:t>
+      </w:r>
+      <w:r>
+        <w:t>”</w:t>
+      </w:r>
+      <w:r>
+        <w:t>与</w:t>
+      </w:r>
+      <w:r>
+        <w:t>“</w:t>
+      </w:r>
+      <w:r>
+        <w:t>视觉语义</w:t>
+      </w:r>
+      <w:r>
+        <w:t>”</w:t>
+      </w:r>
+      <w:r>
+        <w:t>之间具备可比较性。这也是后续语义映射得以成立的基础。</w:t>
+      </w:r>
+    </w:p>
+    <w:p>
+      <w:pPr>
+        <w:pStyle w:val="a0"/>
+        <w:ind w:firstLine="480"/>
+      </w:pPr>
+      <w:r>
+        <w:rPr>
+          <w:rFonts w:hint="eastAsia"/>
+        </w:rPr>
+        <w:t xml:space="preserve">2. </w:t>
+      </w:r>
+      <w:r>
+        <w:t>设计并训练</w:t>
+      </w:r>
+      <w:r>
+        <w:t xml:space="preserve"> </w:t>
+      </w:r>
       <w:r>
         <w:rPr>
           <w:b/>
           <w:bCs/>
-          <w:sz w:val="30"/>
-          <w:szCs w:val="30"/>
-        </w:rPr>
-        <w:t xml:space="preserve">1.3 </w:t>
+        </w:rPr>
+        <w:t>Bridge MLP</w:t>
+      </w:r>
+      <w:r>
+        <w:t>。该模块是本项目中唯一需要训练的核心网络，其任务是学习从</w:t>
+      </w:r>
+      <w:r>
+        <w:t xml:space="preserve"> CLIP embedding </w:t>
+      </w:r>
+      <w:r>
+        <w:t>到</w:t>
+      </w:r>
+      <w:r>
+        <w:t xml:space="preserve"> GAN latent vector </w:t>
+      </w:r>
+      <w:r>
+        <w:t>的映射关系。由于</w:t>
+      </w:r>
+      <w:r>
+        <w:t xml:space="preserve"> latent space </w:t>
+      </w:r>
+      <w:r>
+        <w:t>本身具有较强的分布特性，因此这一过程实际上是在学习</w:t>
+      </w:r>
+      <w:r>
+        <w:t>“</w:t>
+      </w:r>
+      <w:r>
+        <w:t>语义特征</w:t>
+      </w:r>
+      <w:r>
+        <w:t>”</w:t>
+      </w:r>
+      <w:r>
+        <w:t>与</w:t>
+      </w:r>
+      <w:r>
+        <w:t>“</w:t>
+      </w:r>
+      <w:r>
+        <w:t>生成特征</w:t>
+      </w:r>
+      <w:r>
+        <w:t>”</w:t>
+      </w:r>
+      <w:r>
+        <w:t>之间的对应关系。</w:t>
+      </w:r>
+    </w:p>
+    <w:p>
+      <w:pPr>
+        <w:pStyle w:val="a0"/>
+        <w:ind w:firstLine="480"/>
+      </w:pPr>
+      <w:r>
+        <w:rPr>
+          <w:rFonts w:hint="eastAsia"/>
+        </w:rPr>
+        <w:t xml:space="preserve">3. </w:t>
+      </w:r>
+      <w:r>
+        <w:t>利用</w:t>
+      </w:r>
+      <w:r>
+        <w:t xml:space="preserve"> </w:t>
       </w:r>
       <w:r>
         <w:rPr>
           <w:b/>
           <w:bCs/>
-          <w:sz w:val="30"/>
-          <w:szCs w:val="30"/>
-        </w:rPr>
-        <w:t>本项目的研究价值与意义</w:t>
-      </w:r>
-    </w:p>
-    <w:p>
-      <w:pPr>
-        <w:pStyle w:val="a0"/>
-        <w:spacing w:line="440" w:lineRule="exact"/>
-      </w:pPr>
-      <w:r>
-        <w:t>基于上述分析，本项目并未选择直接复现大型扩散模型，而是结合课程实验资源限制，提出一种更轻量化的技术路线：</w:t>
-      </w:r>
-    </w:p>
-    <w:p>
-      <w:pPr>
-        <w:pStyle w:val="a0"/>
-        <w:spacing w:line="440" w:lineRule="exact"/>
-      </w:pPr>
-      <w:r>
-        <w:t>Text→ CLIP Encoder→ Semantic Embedding</w:t>
-      </w:r>
-    </w:p>
-    <w:p>
-      <w:pPr>
-        <w:pStyle w:val="a0"/>
-        <w:spacing w:line="440" w:lineRule="exact"/>
-      </w:pPr>
-      <w:r>
-        <w:t>→ Bridge MLP</w:t>
-      </w:r>
-    </w:p>
-    <w:p>
-      <w:pPr>
-        <w:pStyle w:val="a0"/>
-        <w:spacing w:line="440" w:lineRule="exact"/>
-      </w:pPr>
-      <w:r>
-        <w:t>→ MobileStyleGAN→ Image</w:t>
-      </w:r>
-    </w:p>
-    <w:p>
-      <w:pPr>
-        <w:pStyle w:val="a0"/>
-        <w:spacing w:line="440" w:lineRule="exact"/>
-      </w:pPr>
-      <w:r>
-        <w:t>其中：</w:t>
-      </w:r>
-    </w:p>
-    <w:p>
-      <w:pPr>
-        <w:pStyle w:val="a0"/>
-        <w:spacing w:line="440" w:lineRule="exact"/>
-      </w:pPr>
-      <w:r>
-        <w:t>CLIP</w:t>
-      </w:r>
-      <w:r>
-        <w:t>负责文本语义编码；</w:t>
-      </w:r>
-    </w:p>
-    <w:p>
-      <w:pPr>
-        <w:pStyle w:val="a0"/>
-        <w:spacing w:line="440" w:lineRule="exact"/>
-      </w:pPr>
-      <w:r>
-        <w:t>MobileStyleGAN</w:t>
-      </w:r>
-      <w:r>
-        <w:t>负责轻量化图像生成；</w:t>
-      </w:r>
-    </w:p>
-    <w:p>
-      <w:pPr>
-        <w:pStyle w:val="a0"/>
-        <w:spacing w:line="440" w:lineRule="exact"/>
-      </w:pPr>
-      <w:r>
-        <w:t xml:space="preserve">Bridge MLP </w:t>
-      </w:r>
-      <w:r>
-        <w:t>负责完成语义映射。</w:t>
-      </w:r>
-    </w:p>
-    <w:p>
-      <w:pPr>
-        <w:pStyle w:val="a0"/>
-        <w:spacing w:line="440" w:lineRule="exact"/>
-      </w:pPr>
-      <w:r>
-        <w:t>本项目的价值主要体现在三个方面：</w:t>
-      </w:r>
-    </w:p>
-    <w:p>
-      <w:pPr>
-        <w:pStyle w:val="a0"/>
-        <w:spacing w:line="440" w:lineRule="exact"/>
+        </w:rPr>
+        <w:t xml:space="preserve">MobileStyleGAN </w:t>
+      </w:r>
+      <w:r>
+        <w:t>完成图像生成。相比传统</w:t>
+      </w:r>
+      <w:r>
+        <w:t xml:space="preserve"> StyleGAN</w:t>
+      </w:r>
+      <w:r>
+        <w:t>，</w:t>
+      </w:r>
+      <w:r>
+        <w:t xml:space="preserve">MobileStyleGAN </w:t>
+      </w:r>
+      <w:r>
+        <w:t>在网络规模与推理效率方面进行了轻量化优化，更适合课程实验环境。在本项目中，它主要承担图像生成任务，而</w:t>
+      </w:r>
+      <w:proofErr w:type="gramStart"/>
+      <w:r>
+        <w:t>非复杂</w:t>
+      </w:r>
+      <w:proofErr w:type="gramEnd"/>
+      <w:r>
+        <w:t>的语义学习任务。</w:t>
+      </w:r>
+    </w:p>
+    <w:p>
+      <w:pPr>
+        <w:pStyle w:val="a0"/>
+        <w:ind w:firstLine="480"/>
+      </w:pPr>
+      <w:r>
+        <w:rPr>
+          <w:rFonts w:hint="eastAsia"/>
+        </w:rPr>
+        <w:t xml:space="preserve">4. </w:t>
+      </w:r>
+      <w:r>
+        <w:t>对生成结果进行评估与分析。本项目采用</w:t>
+      </w:r>
+      <w:r>
         <w:rPr>
           <w:b/>
           <w:bCs/>
         </w:rPr>
-      </w:pPr>
+        <w:t xml:space="preserve"> FID</w:t>
+      </w:r>
+      <w:r>
+        <w:t xml:space="preserve"> </w:t>
+      </w:r>
+      <w:r>
+        <w:t>与</w:t>
+      </w:r>
+      <w:r>
+        <w:t xml:space="preserve"> </w:t>
+      </w:r>
       <w:r>
         <w:rPr>
           <w:b/>
           <w:bCs/>
         </w:rPr>
-        <w:lastRenderedPageBreak/>
-        <w:t>（</w:t>
+        <w:t>CLIP Score</w:t>
+      </w:r>
+      <w:r>
+        <w:t xml:space="preserve"> </w:t>
+      </w:r>
+      <w:r>
+        <w:t>作为主要评价指标，其中</w:t>
+      </w:r>
+      <w:r>
+        <w:t xml:space="preserve"> FID </w:t>
+      </w:r>
+      <w:r>
+        <w:t>用于衡量生成图像与真实图像之间的分布差异，而</w:t>
+      </w:r>
+      <w:r>
+        <w:t xml:space="preserve"> CLIP Score </w:t>
+      </w:r>
+      <w:r>
+        <w:t>用于评估生成图像与输入文本之间的语义一致性。除了定量指标之外，项目还将结合生成样例进行定性分析，以观察模型在不同文本描述下的生成表现。</w:t>
+      </w:r>
+    </w:p>
+    <w:p>
+      <w:pPr>
+        <w:pStyle w:val="a0"/>
+        <w:ind w:firstLine="480"/>
+      </w:pPr>
+      <w:r>
+        <w:t>总体而言，本项目更接近一种</w:t>
+      </w:r>
+      <w:r>
+        <w:t>“</w:t>
       </w:r>
       <w:r>
         <w:rPr>
           <w:b/>
           <w:bCs/>
         </w:rPr>
-        <w:t>1</w:t>
+        <w:t>轻量化</w:t>
       </w:r>
       <w:r>
         <w:rPr>
           <w:b/>
           <w:bCs/>
         </w:rPr>
-        <w:t>）降低实验门槛</w:t>
-      </w:r>
-    </w:p>
-    <w:p>
-      <w:pPr>
-        <w:pStyle w:val="a0"/>
-        <w:spacing w:line="440" w:lineRule="exact"/>
-      </w:pPr>
-      <w:r>
-        <w:t>避免训练超大规模扩散模型，更符合本科课程实验条件。</w:t>
-      </w:r>
-    </w:p>
-    <w:p>
-      <w:pPr>
-        <w:pStyle w:val="a0"/>
-        <w:spacing w:line="440" w:lineRule="exact"/>
-        <w:rPr>
-          <w:b/>
-          <w:bCs/>
-        </w:rPr>
-      </w:pPr>
-      <w:r>
-        <w:rPr>
-          <w:b/>
-          <w:bCs/>
-        </w:rPr>
-        <w:t>（</w:t>
-      </w:r>
-      <w:r>
-        <w:rPr>
-          <w:b/>
-          <w:bCs/>
-        </w:rPr>
-        <w:t>2</w:t>
-      </w:r>
-      <w:r>
-        <w:rPr>
-          <w:b/>
-          <w:bCs/>
-        </w:rPr>
-        <w:t>）验证轻量化生成路径</w:t>
-      </w:r>
-    </w:p>
-    <w:p>
-      <w:pPr>
-        <w:pStyle w:val="a0"/>
-        <w:spacing w:line="440" w:lineRule="exact"/>
-      </w:pPr>
-      <w:r>
-        <w:t>探索在有限</w:t>
-      </w:r>
-      <w:proofErr w:type="gramStart"/>
-      <w:r>
-        <w:t>算力条件</w:t>
-      </w:r>
-      <w:proofErr w:type="gramEnd"/>
-      <w:r>
-        <w:t>下实现文本引导图像生成的可行性。</w:t>
-      </w:r>
-    </w:p>
-    <w:p>
-      <w:pPr>
-        <w:pStyle w:val="a0"/>
-        <w:spacing w:line="440" w:lineRule="exact"/>
-        <w:rPr>
-          <w:b/>
-          <w:bCs/>
-        </w:rPr>
-      </w:pPr>
-      <w:r>
-        <w:rPr>
-          <w:b/>
-          <w:bCs/>
-        </w:rPr>
-        <w:t>（</w:t>
-      </w:r>
-      <w:r>
-        <w:rPr>
-          <w:b/>
-          <w:bCs/>
-        </w:rPr>
-        <w:t>3</w:t>
-      </w:r>
-      <w:r>
-        <w:rPr>
-          <w:b/>
-          <w:bCs/>
-        </w:rPr>
-        <w:t>）提供教学研究参考</w:t>
-      </w:r>
-    </w:p>
-    <w:p>
-      <w:pPr>
-        <w:pStyle w:val="a0"/>
-        <w:spacing w:line="440" w:lineRule="exact"/>
-      </w:pPr>
-      <w:r>
-        <w:t>为后续课程中的多模态生成任务提供可复用实验框架。</w:t>
-      </w:r>
-    </w:p>
-    <w:p>
-      <w:pPr>
-        <w:pStyle w:val="a0"/>
-        <w:spacing w:line="440" w:lineRule="exact"/>
-      </w:pPr>
-    </w:p>
-    <w:p>
-      <w:pPr>
-        <w:pStyle w:val="a0"/>
-        <w:spacing w:line="440" w:lineRule="exact"/>
-      </w:pPr>
-      <w:r>
-        <w:t>需要强调的是：</w:t>
-      </w:r>
-    </w:p>
-    <w:p>
-      <w:pPr>
-        <w:pStyle w:val="a0"/>
-        <w:spacing w:line="440" w:lineRule="exact"/>
-      </w:pPr>
-      <w:r>
-        <w:t>本项目的目标并非构建工业</w:t>
-      </w:r>
-      <w:proofErr w:type="gramStart"/>
-      <w:r>
-        <w:t>级商业文</w:t>
-      </w:r>
-      <w:proofErr w:type="gramEnd"/>
-      <w:r>
-        <w:t>生图系统，而是验证：</w:t>
-      </w:r>
-    </w:p>
-    <w:p>
-      <w:pPr>
-        <w:pStyle w:val="a0"/>
-        <w:spacing w:line="440" w:lineRule="exact"/>
-      </w:pPr>
-      <w:r>
-        <w:t>“CLIP</w:t>
-      </w:r>
-      <w:r>
-        <w:t>语义空间</w:t>
-      </w:r>
-      <w:r>
-        <w:t xml:space="preserve"> + </w:t>
-      </w:r>
-      <w:r>
-        <w:t>轻量</w:t>
-      </w:r>
-      <w:r>
-        <w:t>GAN</w:t>
-      </w:r>
-      <w:r>
-        <w:t>生成器</w:t>
-      </w:r>
-      <w:r>
-        <w:t xml:space="preserve">” </w:t>
-      </w:r>
-      <w:r>
-        <w:t>的可行性。</w:t>
-      </w:r>
-    </w:p>
-    <w:p>
-      <w:pPr>
-        <w:pStyle w:val="a0"/>
-        <w:spacing w:line="440" w:lineRule="exact"/>
-      </w:pPr>
-      <w:r>
-        <w:t>这一定位更加符合</w:t>
-      </w:r>
-      <w:r>
-        <w:rPr>
-          <w:highlight w:val="yellow"/>
-        </w:rPr>
-        <w:t>当前项目实际完成情况</w:t>
-      </w:r>
-      <w:r>
-        <w:rPr>
-          <w:rFonts w:hint="eastAsia"/>
-          <w:highlight w:val="yellow"/>
-        </w:rPr>
-        <w:t>（后续视情况调整）</w:t>
-      </w:r>
-      <w:r>
-        <w:t>，也更符合课程要求。</w:t>
-      </w:r>
-    </w:p>
-    <w:p>
-      <w:pPr>
-        <w:pStyle w:val="a0"/>
-        <w:spacing w:line="440" w:lineRule="exact"/>
-      </w:pPr>
-    </w:p>
-    <w:p>
-      <w:pPr>
-        <w:pStyle w:val="a0"/>
-        <w:spacing w:line="440" w:lineRule="exact"/>
-      </w:pPr>
-    </w:p>
-    <w:p>
-      <w:pPr>
-        <w:pStyle w:val="a0"/>
-        <w:spacing w:line="440" w:lineRule="exact"/>
-      </w:pPr>
-    </w:p>
-    <w:p>
-      <w:pPr>
-        <w:pStyle w:val="a0"/>
-        <w:spacing w:line="440" w:lineRule="exact"/>
-      </w:pPr>
-    </w:p>
-    <w:p>
-      <w:pPr>
-        <w:pStyle w:val="a0"/>
-        <w:spacing w:line="440" w:lineRule="exact"/>
-      </w:pPr>
-    </w:p>
-    <w:p>
-      <w:pPr>
-        <w:pStyle w:val="a0"/>
-        <w:spacing w:line="440" w:lineRule="exact"/>
-      </w:pPr>
-    </w:p>
-    <w:p>
-      <w:pPr>
-        <w:pStyle w:val="a0"/>
-        <w:spacing w:line="440" w:lineRule="exact"/>
-      </w:pPr>
-    </w:p>
-    <w:p>
-      <w:r>
-        <w:br w:type="page"/>
-      </w:r>
-    </w:p>
-    <w:p>
-      <w:pPr>
-        <w:pStyle w:val="2"/>
-        <w:spacing w:line="440" w:lineRule="exact"/>
-      </w:pPr>
-      <w:bookmarkStart w:id="0" w:name="研究目标与任务设计"/>
-      <w:r>
-        <w:lastRenderedPageBreak/>
-        <w:t xml:space="preserve">2. </w:t>
-      </w:r>
-      <w:r>
-        <w:rPr>
-          <w:rFonts w:hint="eastAsia"/>
-        </w:rPr>
-        <w:t>研究目标与任务设计</w:t>
-      </w:r>
-    </w:p>
-    <w:p>
-      <w:r>
-        <w:t>当前文本生成图像技术已经能够生成较高质量的视觉内容，但大多数主流方案依赖大规模扩散模型，其训练与推理过程对硬件资源要求较高。在课程实验环境下，直接复现此类模型不仅实现难度较大，也难以在有限时间内完成完整训练与实验验证。因此，本项目尝试在已有</w:t>
-      </w:r>
-      <w:proofErr w:type="gramStart"/>
-      <w:r>
-        <w:t>预训练</w:t>
-      </w:r>
-      <w:proofErr w:type="gramEnd"/>
-      <w:r>
-        <w:t>模型基础上，探索一种更加轻量化、易于实现的文本引导图像生成方案。</w:t>
-      </w:r>
-    </w:p>
-    <w:p>
-      <w:r>
-        <w:t>本项目的核心目标，是利用</w:t>
-      </w:r>
-      <w:r>
-        <w:t xml:space="preserve"> CLIP </w:t>
-      </w:r>
-      <w:r>
-        <w:t>的跨模态语义表示能力，将自然语言中的语义信息映射至</w:t>
-      </w:r>
-      <w:r>
-        <w:t xml:space="preserve"> GAN </w:t>
-      </w:r>
-      <w:r>
-        <w:t>的潜在空间，从而实现文本对图像生成过程的引导。整个系统以</w:t>
-      </w:r>
-      <w:r>
-        <w:t xml:space="preserve"> CLIP </w:t>
-      </w:r>
-      <w:r>
-        <w:t>与</w:t>
-      </w:r>
-      <w:r>
-        <w:t xml:space="preserve"> MobileStyleGAN </w:t>
-      </w:r>
-      <w:r>
-        <w:t>为基础，通过额外训练一个</w:t>
-      </w:r>
-      <w:r>
-        <w:t xml:space="preserve"> Bridge MLP </w:t>
-      </w:r>
-      <w:r>
-        <w:t>完成语义映射。相比重新训练完整生成器，这种方案能够显著降低训练成本，同时保留一定的文本控制能力。</w:t>
-      </w:r>
-    </w:p>
-    <w:p>
-      <w:r>
-        <w:t>从整体流程上看，系统首先接收用户输入的自然语言描述，随后利用</w:t>
-      </w:r>
-      <w:r>
-        <w:t xml:space="preserve"> CLIP </w:t>
-      </w:r>
-      <w:r>
-        <w:t>文本编码器提取文本语义特征，并将其映射为统一的</w:t>
-      </w:r>
-      <w:r>
-        <w:t xml:space="preserve"> 512 </w:t>
-      </w:r>
-      <w:r>
-        <w:t>维语义向量。之后，</w:t>
-      </w:r>
-      <w:r>
-        <w:t xml:space="preserve">Bridge MLP </w:t>
-      </w:r>
-      <w:r>
-        <w:t>对该语义向量进行进一步转换，使其能够适配</w:t>
-      </w:r>
-      <w:r>
-        <w:t xml:space="preserve"> MobileStyleGAN </w:t>
-      </w:r>
-      <w:r>
-        <w:t>的</w:t>
-      </w:r>
-      <w:r>
-        <w:t xml:space="preserve"> latent space</w:t>
-      </w:r>
-      <w:r>
-        <w:t>。最终，生成器依据</w:t>
-      </w:r>
-      <w:r>
-        <w:t xml:space="preserve"> latent vector </w:t>
-      </w:r>
-      <w:r>
-        <w:t>输出对应图像。</w:t>
-      </w:r>
-    </w:p>
-    <w:p>
-      <w:r>
-        <w:t>整个流程如下所示：</w:t>
-      </w:r>
-    </w:p>
-    <w:p>
-      <w:r>
-        <w:rPr>
-          <w:highlight w:val="yellow"/>
-        </w:rPr>
-        <w:t>Text Prompt</w:t>
-      </w:r>
-      <w:r>
-        <w:rPr>
-          <w:rFonts w:hint="eastAsia"/>
-          <w:highlight w:val="yellow"/>
-        </w:rPr>
-        <w:t xml:space="preserve">   </w:t>
-      </w:r>
-      <w:r>
-        <w:rPr>
-          <w:rFonts w:hint="eastAsia"/>
-          <w:highlight w:val="yellow"/>
-        </w:rPr>
-        <w:t>配图</w:t>
-      </w:r>
-      <w:r>
-        <w:rPr>
-          <w:highlight w:val="yellow"/>
-        </w:rPr>
-        <w:br/>
-        <w:t>↓</w:t>
-      </w:r>
-      <w:r>
-        <w:rPr>
-          <w:highlight w:val="yellow"/>
-        </w:rPr>
-        <w:br/>
-        <w:t>CLIP Text Encoder</w:t>
-      </w:r>
-      <w:r>
-        <w:rPr>
-          <w:highlight w:val="yellow"/>
-        </w:rPr>
-        <w:br/>
-        <w:t>↓</w:t>
-      </w:r>
-      <w:r>
-        <w:rPr>
-          <w:highlight w:val="yellow"/>
-        </w:rPr>
-        <w:br/>
-        <w:t>512-D Semantic Embedding</w:t>
-      </w:r>
-      <w:r>
-        <w:rPr>
-          <w:highlight w:val="yellow"/>
-        </w:rPr>
-        <w:br/>
-        <w:t>↓</w:t>
-      </w:r>
-      <w:r>
-        <w:rPr>
-          <w:highlight w:val="yellow"/>
-        </w:rPr>
-        <w:br/>
-        <w:t>Bridge MLP</w:t>
-      </w:r>
-      <w:r>
-        <w:rPr>
-          <w:highlight w:val="yellow"/>
-        </w:rPr>
-        <w:br/>
-        <w:t>↓</w:t>
-      </w:r>
-      <w:r>
-        <w:rPr>
-          <w:highlight w:val="yellow"/>
-        </w:rPr>
-        <w:br/>
-        <w:t>GAN Latent Vector</w:t>
-      </w:r>
-      <w:r>
-        <w:rPr>
-          <w:highlight w:val="yellow"/>
-        </w:rPr>
-        <w:br/>
-        <w:t>↓</w:t>
-      </w:r>
-      <w:r>
-        <w:rPr>
-          <w:highlight w:val="yellow"/>
-        </w:rPr>
-        <w:br/>
-        <w:t>MobileStyleGAN</w:t>
-      </w:r>
-      <w:r>
-        <w:rPr>
-          <w:highlight w:val="yellow"/>
-        </w:rPr>
-        <w:br/>
-        <w:t>↓</w:t>
-      </w:r>
-      <w:r>
-        <w:rPr>
-          <w:highlight w:val="yellow"/>
-        </w:rPr>
-        <w:br/>
-        <w:t>Generated Image</w:t>
-      </w:r>
-    </w:p>
-    <w:p>
-      <w:r>
-        <w:t>与传统从</w:t>
-      </w:r>
-      <w:proofErr w:type="gramStart"/>
-      <w:r>
-        <w:t>零训练</w:t>
-      </w:r>
-      <w:proofErr w:type="gramEnd"/>
-      <w:r>
-        <w:t xml:space="preserve"> GAN </w:t>
-      </w:r>
-      <w:r>
-        <w:t>的方法相比，本项目更强调</w:t>
-      </w:r>
-      <w:r>
-        <w:t>“</w:t>
-      </w:r>
-      <w:r>
-        <w:t>语义映射</w:t>
+        <w:t xml:space="preserve"> CLIP2GAN </w:t>
+      </w:r>
+      <w:r>
+        <w:t>实验验证框架</w:t>
       </w:r>
       <w:r>
         <w:t>”</w:t>
       </w:r>
       <w:r>
-        <w:t>的建立，而非生成器本身的重新学习。换言之，本项目的重点并不在于提升图像分辨率或生成极高真实感图像，而在于验证：在有限资源条件下，</w:t>
-      </w:r>
-      <w:r>
-        <w:t xml:space="preserve">CLIP </w:t>
-      </w:r>
-      <w:r>
-        <w:t>的语义空间是否能够有效引导轻量化</w:t>
-      </w:r>
-      <w:r>
-        <w:t xml:space="preserve"> GAN </w:t>
-      </w:r>
-      <w:r>
-        <w:t>生成具有语义相关性的图像。</w:t>
-      </w:r>
-    </w:p>
-    <w:p>
-      <w:r>
-        <w:t>围绕这一目标，项目整体任务被划分为四个部分。</w:t>
-      </w:r>
-    </w:p>
-    <w:p>
-      <w:r>
-        <w:rPr>
-          <w:rFonts w:hint="eastAsia"/>
-        </w:rPr>
-        <w:lastRenderedPageBreak/>
-        <w:t xml:space="preserve">1. </w:t>
-      </w:r>
-      <w:r>
-        <w:t>完成文本与图像的统一语义表示。</w:t>
-      </w:r>
-      <w:r>
-        <w:rPr>
-          <w:b/>
-          <w:bCs/>
-        </w:rPr>
-        <w:t xml:space="preserve">CLIP </w:t>
-      </w:r>
-      <w:r>
-        <w:t>的作用并不仅仅是一个普通编码器，更重要的是它能够将文本和图像映射到同一特征空间，从而使</w:t>
-      </w:r>
-      <w:r>
-        <w:t>“</w:t>
-      </w:r>
-      <w:r>
-        <w:t>文本语义</w:t>
-      </w:r>
-      <w:r>
-        <w:t>”</w:t>
-      </w:r>
-      <w:r>
-        <w:t>与</w:t>
-      </w:r>
-      <w:r>
-        <w:t>“</w:t>
-      </w:r>
-      <w:r>
-        <w:t>视觉语义</w:t>
-      </w:r>
-      <w:r>
-        <w:t>”</w:t>
-      </w:r>
-      <w:r>
-        <w:t>之间具备可比较性。这也是后续语义映射得以成立的基础。</w:t>
-      </w:r>
-    </w:p>
-    <w:p>
-      <w:r>
-        <w:rPr>
-          <w:rFonts w:hint="eastAsia"/>
-        </w:rPr>
-        <w:t xml:space="preserve">2. </w:t>
-      </w:r>
-      <w:r>
-        <w:t>设计并训练</w:t>
-      </w:r>
-      <w:r>
-        <w:t xml:space="preserve"> </w:t>
-      </w:r>
-      <w:r>
-        <w:rPr>
-          <w:b/>
-          <w:bCs/>
-        </w:rPr>
-        <w:t>Bridge MLP</w:t>
-      </w:r>
-      <w:r>
-        <w:t>。该模块是本项目中唯一需要训练的核心网络，其任务是学习从</w:t>
-      </w:r>
-      <w:r>
-        <w:t xml:space="preserve"> CLIP embedding </w:t>
-      </w:r>
-      <w:r>
-        <w:t>到</w:t>
-      </w:r>
-      <w:r>
-        <w:t xml:space="preserve"> GAN latent vector </w:t>
-      </w:r>
-      <w:r>
-        <w:t>的映射关系。由于</w:t>
-      </w:r>
-      <w:r>
-        <w:t xml:space="preserve"> latent space </w:t>
-      </w:r>
-      <w:r>
-        <w:t>本身具有较强的分布特性，因此这一过程实际上是在学习</w:t>
-      </w:r>
-      <w:r>
-        <w:t>“</w:t>
-      </w:r>
-      <w:r>
-        <w:t>语义特征</w:t>
-      </w:r>
-      <w:r>
-        <w:t>”</w:t>
-      </w:r>
-      <w:r>
-        <w:t>与</w:t>
-      </w:r>
-      <w:r>
-        <w:t>“</w:t>
-      </w:r>
-      <w:r>
-        <w:t>生成特征</w:t>
-      </w:r>
-      <w:r>
-        <w:t>”</w:t>
-      </w:r>
-      <w:r>
-        <w:t>之间的对应关系。</w:t>
-      </w:r>
-    </w:p>
-    <w:p>
-      <w:r>
-        <w:rPr>
-          <w:rFonts w:hint="eastAsia"/>
-        </w:rPr>
-        <w:t xml:space="preserve">3. </w:t>
-      </w:r>
-      <w:r>
-        <w:t>利用</w:t>
-      </w:r>
-      <w:r>
-        <w:t xml:space="preserve"> </w:t>
-      </w:r>
-      <w:r>
-        <w:rPr>
-          <w:b/>
-          <w:bCs/>
-        </w:rPr>
-        <w:t xml:space="preserve">MobileStyleGAN </w:t>
-      </w:r>
-      <w:r>
-        <w:t>完成图像生成。相比传统</w:t>
-      </w:r>
-      <w:r>
-        <w:t xml:space="preserve"> StyleGAN</w:t>
-      </w:r>
-      <w:r>
-        <w:t>，</w:t>
-      </w:r>
-      <w:r>
-        <w:t xml:space="preserve">MobileStyleGAN </w:t>
-      </w:r>
-      <w:r>
-        <w:t>在网络规模与推理效率方面进行了轻量化优化，更适合课程实验环境。在本项目中，它主要承担图像生成任务，而</w:t>
-      </w:r>
-      <w:proofErr w:type="gramStart"/>
-      <w:r>
-        <w:t>非复杂</w:t>
-      </w:r>
-      <w:proofErr w:type="gramEnd"/>
-      <w:r>
-        <w:t>的语义学习任务。</w:t>
-      </w:r>
-    </w:p>
-    <w:p>
-      <w:r>
-        <w:rPr>
-          <w:rFonts w:hint="eastAsia"/>
-        </w:rPr>
-        <w:t xml:space="preserve">4. </w:t>
-      </w:r>
-      <w:r>
-        <w:t>对生成结果进行评估与分析。本项目采用</w:t>
-      </w:r>
-      <w:r>
-        <w:rPr>
-          <w:b/>
-          <w:bCs/>
-        </w:rPr>
-        <w:t xml:space="preserve"> FID</w:t>
-      </w:r>
-      <w:r>
-        <w:t xml:space="preserve"> </w:t>
-      </w:r>
-      <w:r>
-        <w:t>与</w:t>
-      </w:r>
-      <w:r>
-        <w:t xml:space="preserve"> </w:t>
-      </w:r>
-      <w:r>
-        <w:rPr>
-          <w:b/>
-          <w:bCs/>
-        </w:rPr>
-        <w:t>CLIP Score</w:t>
-      </w:r>
-      <w:r>
-        <w:t xml:space="preserve"> </w:t>
-      </w:r>
-      <w:r>
-        <w:t>作为主要评价指标，其中</w:t>
-      </w:r>
-      <w:r>
-        <w:t xml:space="preserve"> FID </w:t>
-      </w:r>
-      <w:r>
-        <w:t>用于衡量生成图像与真实图像之间的分布差异，而</w:t>
-      </w:r>
-      <w:r>
-        <w:t xml:space="preserve"> CLIP Score </w:t>
-      </w:r>
-      <w:r>
-        <w:t>用于评估生成图像与输入文本之间的语义一致性。除了定量指标之外，项目还将结合生成样例进行定性分析，以观察模型在不同文本描述下的生成表现。</w:t>
-      </w:r>
-    </w:p>
-    <w:p>
-      <w:r>
-        <w:t>总体而言，本项目更接近一种</w:t>
-      </w:r>
-      <w:r>
-        <w:t>“</w:t>
-      </w:r>
-      <w:r>
-        <w:rPr>
-          <w:b/>
-          <w:bCs/>
-        </w:rPr>
-        <w:t>轻量化</w:t>
-      </w:r>
-      <w:r>
-        <w:rPr>
-          <w:b/>
-          <w:bCs/>
-        </w:rPr>
-        <w:t xml:space="preserve"> CLIP2GAN </w:t>
-      </w:r>
-      <w:r>
-        <w:t>实验验证框架</w:t>
-      </w:r>
-      <w:r>
-        <w:t>”</w:t>
-      </w:r>
-      <w:r>
         <w:t>，其意义在于探索一种低资源条件下的文本引导生成路径，而非追求当前最先进的生成效果。这一定位既符合课程实验条件，也更能够体现多模态生成任务中的核心思想。</w:t>
       </w:r>
     </w:p>
     <w:p>
       <w:pPr>
+        <w:pStyle w:val="a0"/>
+        <w:ind w:firstLine="480"/>
         <w:rPr>
           <w:i/>
           <w:iCs/>
@@ -2343,14 +2499,19 @@
     </w:p>
     <w:p>
       <w:pPr>
-        <w:pStyle w:val="2"/>
-        <w:spacing w:line="440" w:lineRule="exact"/>
+        <w:pStyle w:val="af4"/>
       </w:pPr>
       <w:bookmarkStart w:id="1" w:name="数据集介绍"/>
       <w:bookmarkEnd w:id="0"/>
       <w:r>
         <w:lastRenderedPageBreak/>
-        <w:t xml:space="preserve">3. </w:t>
+        <w:t>3</w:t>
+      </w:r>
+      <w:r>
+        <w:rPr>
+          <w:rFonts w:hint="eastAsia"/>
+        </w:rPr>
+        <w:t xml:space="preserve">  </w:t>
       </w:r>
       <w:r>
         <w:rPr>
@@ -2362,6 +2523,7 @@
     <w:p>
       <w:pPr>
         <w:pStyle w:val="a0"/>
+        <w:ind w:firstLine="480"/>
       </w:pPr>
       <w:r>
         <w:t>本项目实验所使用的数据集为</w:t>
@@ -2410,6 +2572,7 @@
     <w:p>
       <w:pPr>
         <w:pStyle w:val="a0"/>
+        <w:ind w:firstLine="480"/>
       </w:pPr>
       <w:r>
         <w:t>与</w:t>
@@ -2434,30 +2597,19 @@
     </w:p>
     <w:p>
       <w:pPr>
-        <w:pStyle w:val="a0"/>
-        <w:rPr>
-          <w:b/>
-          <w:bCs/>
-        </w:rPr>
-      </w:pPr>
-      <w:r>
-        <w:rPr>
-          <w:b/>
-          <w:bCs/>
-        </w:rPr>
+        <w:pStyle w:val="af6"/>
+      </w:pPr>
+      <w:r>
         <w:t xml:space="preserve">3.1 </w:t>
       </w:r>
       <w:r>
-        <w:rPr>
-          <w:b/>
-          <w:bCs/>
-        </w:rPr>
         <w:t>数据集来源与基本信息</w:t>
       </w:r>
     </w:p>
     <w:p>
       <w:pPr>
         <w:pStyle w:val="a0"/>
+        <w:ind w:firstLine="480"/>
       </w:pPr>
       <w:proofErr w:type="spellStart"/>
       <w:r>
@@ -2505,6 +2657,7 @@
     <w:p>
       <w:pPr>
         <w:pStyle w:val="a0"/>
+        <w:ind w:firstLine="480"/>
       </w:pPr>
       <w:r>
         <w:t>数据集中的图像主要具有以下特点：</w:t>
@@ -2523,6 +2676,7 @@
       <w:tr>
         <w:trPr>
           <w:cnfStyle w:val="100000000000" w:firstRow="1" w:lastRow="0" w:firstColumn="0" w:lastColumn="0" w:oddVBand="0" w:evenVBand="0" w:oddHBand="0" w:evenHBand="0" w:firstRowFirstColumn="0" w:firstRowLastColumn="0" w:lastRowFirstColumn="0" w:lastRowLastColumn="0"/>
+          <w:trHeight w:val="633"/>
         </w:trPr>
         <w:tc>
           <w:tcPr>
@@ -2533,17 +2687,9 @@
           <w:p>
             <w:pPr>
               <w:pStyle w:val="a0"/>
-              <w:jc w:val="center"/>
-              <w:rPr>
-                <w:b/>
-                <w:bCs/>
-              </w:rPr>
+              <w:ind w:firstLine="520"/>
             </w:pPr>
             <w:r>
-              <w:rPr>
-                <w:b/>
-                <w:bCs/>
-              </w:rPr>
               <w:t>属性</w:t>
             </w:r>
           </w:p>
@@ -2556,18 +2702,10 @@
           <w:p>
             <w:pPr>
               <w:pStyle w:val="a0"/>
-              <w:jc w:val="center"/>
+              <w:ind w:firstLine="520"/>
               <w:cnfStyle w:val="100000000000" w:firstRow="1" w:lastRow="0" w:firstColumn="0" w:lastColumn="0" w:oddVBand="0" w:evenVBand="0" w:oddHBand="0" w:evenHBand="0" w:firstRowFirstColumn="0" w:firstRowLastColumn="0" w:lastRowFirstColumn="0" w:lastRowLastColumn="0"/>
-              <w:rPr>
-                <w:b/>
-                <w:bCs/>
-              </w:rPr>
             </w:pPr>
             <w:r>
-              <w:rPr>
-                <w:b/>
-                <w:bCs/>
-              </w:rPr>
               <w:t>内容</w:t>
             </w:r>
           </w:p>
@@ -2576,6 +2714,7 @@
       <w:tr>
         <w:trPr>
           <w:cnfStyle w:val="000000100000" w:firstRow="0" w:lastRow="0" w:firstColumn="0" w:lastColumn="0" w:oddVBand="0" w:evenVBand="0" w:oddHBand="1" w:evenHBand="0" w:firstRowFirstColumn="0" w:firstRowLastColumn="0" w:lastRowFirstColumn="0" w:lastRowLastColumn="0"/>
+          <w:trHeight w:val="547"/>
         </w:trPr>
         <w:tc>
           <w:tcPr>
@@ -2586,17 +2725,9 @@
           <w:p>
             <w:pPr>
               <w:pStyle w:val="a0"/>
-              <w:jc w:val="center"/>
-              <w:rPr>
-                <w:b/>
-                <w:bCs/>
-              </w:rPr>
+              <w:ind w:firstLine="520"/>
             </w:pPr>
             <w:r>
-              <w:rPr>
-                <w:b/>
-                <w:bCs/>
-              </w:rPr>
               <w:t>数据集名称</w:t>
             </w:r>
           </w:p>
@@ -2609,7 +2740,7 @@
           <w:p>
             <w:pPr>
               <w:pStyle w:val="a0"/>
-              <w:jc w:val="center"/>
+              <w:ind w:firstLine="480"/>
               <w:cnfStyle w:val="000000100000" w:firstRow="0" w:lastRow="0" w:firstColumn="0" w:lastColumn="0" w:oddVBand="0" w:evenVBand="0" w:oddHBand="1" w:evenHBand="0" w:firstRowFirstColumn="0" w:firstRowLastColumn="0" w:lastRowFirstColumn="0" w:lastRowLastColumn="0"/>
             </w:pPr>
             <w:proofErr w:type="spellStart"/>
@@ -2624,6 +2755,9 @@
         </w:tc>
       </w:tr>
       <w:tr>
+        <w:trPr>
+          <w:trHeight w:val="579"/>
+        </w:trPr>
         <w:tc>
           <w:tcPr>
             <w:cnfStyle w:val="001000000000" w:firstRow="0" w:lastRow="0" w:firstColumn="1" w:lastColumn="0" w:oddVBand="0" w:evenVBand="0" w:oddHBand="0" w:evenHBand="0" w:firstRowFirstColumn="0" w:firstRowLastColumn="0" w:lastRowFirstColumn="0" w:lastRowLastColumn="0"/>
@@ -2633,17 +2767,9 @@
           <w:p>
             <w:pPr>
               <w:pStyle w:val="a0"/>
-              <w:jc w:val="center"/>
-              <w:rPr>
-                <w:b/>
-                <w:bCs/>
-              </w:rPr>
+              <w:ind w:firstLine="520"/>
             </w:pPr>
             <w:r>
-              <w:rPr>
-                <w:b/>
-                <w:bCs/>
-              </w:rPr>
               <w:t>图像数量</w:t>
             </w:r>
           </w:p>
@@ -2656,7 +2782,7 @@
           <w:p>
             <w:pPr>
               <w:pStyle w:val="a0"/>
-              <w:jc w:val="center"/>
+              <w:ind w:firstLine="480"/>
               <w:cnfStyle w:val="000000000000" w:firstRow="0" w:lastRow="0" w:firstColumn="0" w:lastColumn="0" w:oddVBand="0" w:evenVBand="0" w:oddHBand="0" w:evenHBand="0" w:firstRowFirstColumn="0" w:firstRowLastColumn="0" w:lastRowFirstColumn="0" w:lastRowLastColumn="0"/>
             </w:pPr>
             <w:r>
@@ -2668,6 +2794,7 @@
       <w:tr>
         <w:trPr>
           <w:cnfStyle w:val="000000100000" w:firstRow="0" w:lastRow="0" w:firstColumn="0" w:lastColumn="0" w:oddVBand="0" w:evenVBand="0" w:oddHBand="1" w:evenHBand="0" w:firstRowFirstColumn="0" w:firstRowLastColumn="0" w:lastRowFirstColumn="0" w:lastRowLastColumn="0"/>
+          <w:trHeight w:val="573"/>
         </w:trPr>
         <w:tc>
           <w:tcPr>
@@ -2678,17 +2805,9 @@
           <w:p>
             <w:pPr>
               <w:pStyle w:val="a0"/>
-              <w:jc w:val="center"/>
-              <w:rPr>
-                <w:b/>
-                <w:bCs/>
-              </w:rPr>
+              <w:ind w:firstLine="520"/>
             </w:pPr>
             <w:r>
-              <w:rPr>
-                <w:b/>
-                <w:bCs/>
-              </w:rPr>
               <w:t>图像分辨率</w:t>
             </w:r>
           </w:p>
@@ -2701,7 +2820,7 @@
           <w:p>
             <w:pPr>
               <w:pStyle w:val="a0"/>
-              <w:jc w:val="center"/>
+              <w:ind w:firstLine="480"/>
               <w:cnfStyle w:val="000000100000" w:firstRow="0" w:lastRow="0" w:firstColumn="0" w:lastColumn="0" w:oddVBand="0" w:evenVBand="0" w:oddHBand="1" w:evenHBand="0" w:firstRowFirstColumn="0" w:firstRowLastColumn="0" w:lastRowFirstColumn="0" w:lastRowLastColumn="0"/>
             </w:pPr>
             <w:r>
@@ -2711,6 +2830,9 @@
         </w:tc>
       </w:tr>
       <w:tr>
+        <w:trPr>
+          <w:trHeight w:val="553"/>
+        </w:trPr>
         <w:tc>
           <w:tcPr>
             <w:cnfStyle w:val="001000000000" w:firstRow="0" w:lastRow="0" w:firstColumn="1" w:lastColumn="0" w:oddVBand="0" w:evenVBand="0" w:oddHBand="0" w:evenHBand="0" w:firstRowFirstColumn="0" w:firstRowLastColumn="0" w:lastRowFirstColumn="0" w:lastRowLastColumn="0"/>
@@ -2720,17 +2842,9 @@
           <w:p>
             <w:pPr>
               <w:pStyle w:val="a0"/>
-              <w:jc w:val="center"/>
-              <w:rPr>
-                <w:b/>
-                <w:bCs/>
-              </w:rPr>
+              <w:ind w:firstLine="520"/>
             </w:pPr>
             <w:r>
-              <w:rPr>
-                <w:b/>
-                <w:bCs/>
-              </w:rPr>
               <w:t>数据类型</w:t>
             </w:r>
           </w:p>
@@ -2743,7 +2857,7 @@
           <w:p>
             <w:pPr>
               <w:pStyle w:val="a0"/>
-              <w:jc w:val="center"/>
+              <w:ind w:firstLine="480"/>
               <w:cnfStyle w:val="000000000000" w:firstRow="0" w:lastRow="0" w:firstColumn="0" w:lastColumn="0" w:oddVBand="0" w:evenVBand="0" w:oddHBand="0" w:evenHBand="0" w:firstRowFirstColumn="0" w:firstRowLastColumn="0" w:lastRowFirstColumn="0" w:lastRowLastColumn="0"/>
             </w:pPr>
             <w:r>
@@ -2755,6 +2869,7 @@
       <w:tr>
         <w:trPr>
           <w:cnfStyle w:val="000000100000" w:firstRow="0" w:lastRow="0" w:firstColumn="0" w:lastColumn="0" w:oddVBand="0" w:evenVBand="0" w:oddHBand="1" w:evenHBand="0" w:firstRowFirstColumn="0" w:firstRowLastColumn="0" w:lastRowFirstColumn="0" w:lastRowLastColumn="0"/>
+          <w:trHeight w:val="575"/>
         </w:trPr>
         <w:tc>
           <w:tcPr>
@@ -2765,17 +2880,9 @@
           <w:p>
             <w:pPr>
               <w:pStyle w:val="a0"/>
-              <w:jc w:val="center"/>
-              <w:rPr>
-                <w:b/>
-                <w:bCs/>
-              </w:rPr>
+              <w:ind w:firstLine="520"/>
             </w:pPr>
             <w:r>
-              <w:rPr>
-                <w:b/>
-                <w:bCs/>
-              </w:rPr>
               <w:t>标注形式</w:t>
             </w:r>
           </w:p>
@@ -2788,7 +2895,7 @@
           <w:p>
             <w:pPr>
               <w:pStyle w:val="a0"/>
-              <w:jc w:val="center"/>
+              <w:ind w:firstLine="480"/>
               <w:cnfStyle w:val="000000100000" w:firstRow="0" w:lastRow="0" w:firstColumn="0" w:lastColumn="0" w:oddVBand="0" w:evenVBand="0" w:oddHBand="1" w:evenHBand="0" w:firstRowFirstColumn="0" w:firstRowLastColumn="0" w:lastRowFirstColumn="0" w:lastRowLastColumn="0"/>
             </w:pPr>
             <w:proofErr w:type="gramStart"/>
@@ -2806,6 +2913,9 @@
         </w:tc>
       </w:tr>
       <w:tr>
+        <w:trPr>
+          <w:trHeight w:val="569"/>
+        </w:trPr>
         <w:tc>
           <w:tcPr>
             <w:cnfStyle w:val="001000000000" w:firstRow="0" w:lastRow="0" w:firstColumn="1" w:lastColumn="0" w:oddVBand="0" w:evenVBand="0" w:oddHBand="0" w:evenHBand="0" w:firstRowFirstColumn="0" w:firstRowLastColumn="0" w:lastRowFirstColumn="0" w:lastRowLastColumn="0"/>
@@ -2815,17 +2925,9 @@
           <w:p>
             <w:pPr>
               <w:pStyle w:val="a0"/>
-              <w:jc w:val="center"/>
-              <w:rPr>
-                <w:b/>
-                <w:bCs/>
-              </w:rPr>
+              <w:ind w:firstLine="520"/>
             </w:pPr>
             <w:r>
-              <w:rPr>
-                <w:b/>
-                <w:bCs/>
-              </w:rPr>
               <w:t>属性类别</w:t>
             </w:r>
           </w:p>
@@ -2838,7 +2940,7 @@
           <w:p>
             <w:pPr>
               <w:pStyle w:val="a0"/>
-              <w:jc w:val="center"/>
+              <w:ind w:firstLine="480"/>
               <w:cnfStyle w:val="000000000000" w:firstRow="0" w:lastRow="0" w:firstColumn="0" w:lastColumn="0" w:oddVBand="0" w:evenVBand="0" w:oddHBand="0" w:evenHBand="0" w:firstRowFirstColumn="0" w:firstRowLastColumn="0" w:lastRowFirstColumn="0" w:lastRowLastColumn="0"/>
             </w:pPr>
             <w:r>
@@ -2856,6 +2958,7 @@
       <w:tr>
         <w:trPr>
           <w:cnfStyle w:val="000000100000" w:firstRow="0" w:lastRow="0" w:firstColumn="0" w:lastColumn="0" w:oddVBand="0" w:evenVBand="0" w:oddHBand="1" w:evenHBand="0" w:firstRowFirstColumn="0" w:firstRowLastColumn="0" w:lastRowFirstColumn="0" w:lastRowLastColumn="0"/>
+          <w:trHeight w:val="549"/>
         </w:trPr>
         <w:tc>
           <w:tcPr>
@@ -2866,17 +2969,9 @@
           <w:p>
             <w:pPr>
               <w:pStyle w:val="a0"/>
-              <w:jc w:val="center"/>
-              <w:rPr>
-                <w:b/>
-                <w:bCs/>
-              </w:rPr>
+              <w:ind w:firstLine="520"/>
             </w:pPr>
             <w:r>
-              <w:rPr>
-                <w:b/>
-                <w:bCs/>
-              </w:rPr>
               <w:t>典型应用</w:t>
             </w:r>
           </w:p>
@@ -2889,7 +2984,7 @@
           <w:p>
             <w:pPr>
               <w:pStyle w:val="a0"/>
-              <w:jc w:val="center"/>
+              <w:ind w:firstLine="480"/>
               <w:cnfStyle w:val="000000100000" w:firstRow="0" w:lastRow="0" w:firstColumn="0" w:lastColumn="0" w:oddVBand="0" w:evenVBand="0" w:oddHBand="1" w:evenHBand="0" w:firstRowFirstColumn="0" w:firstRowLastColumn="0" w:lastRowFirstColumn="0" w:lastRowLastColumn="0"/>
             </w:pPr>
             <w:r>
@@ -2902,10 +2997,8 @@
     <w:p>
       <w:pPr>
         <w:pStyle w:val="a0"/>
+        <w:ind w:firstLine="480"/>
         <w:jc w:val="center"/>
-        <w:rPr>
-          <w:rFonts w:hint="eastAsia"/>
-        </w:rPr>
       </w:pPr>
       <w:r>
         <w:rPr>
@@ -2939,56 +3032,37 @@
     </w:p>
     <w:p>
       <w:pPr>
-        <w:pStyle w:val="a0"/>
-        <w:rPr>
-          <w:b/>
-          <w:bCs/>
-        </w:rPr>
-      </w:pPr>
-      <w:r>
-        <w:rPr>
-          <w:b/>
-          <w:bCs/>
-        </w:rPr>
+        <w:pStyle w:val="af6"/>
+      </w:pPr>
+      <w:r>
         <w:t xml:space="preserve">3.2 </w:t>
       </w:r>
       <w:r>
-        <w:rPr>
-          <w:b/>
-          <w:bCs/>
-        </w:rPr>
         <w:t>数据样例与特征分析</w:t>
       </w:r>
     </w:p>
     <w:p>
       <w:pPr>
         <w:pStyle w:val="a0"/>
-      </w:pPr>
-      <w:proofErr w:type="spellStart"/>
-      <w:r>
+        <w:ind w:firstLine="480"/>
+      </w:pPr>
+      <w:r>
+        <w:rPr>
+          <w:noProof/>
+        </w:rPr>
         <w:lastRenderedPageBreak/>
-        <w:t>CelebAMask</w:t>
-      </w:r>
-      <w:proofErr w:type="spellEnd"/>
-      <w:r>
-        <w:t xml:space="preserve">-HQ </w:t>
-      </w:r>
-      <w:r>
-        <w:t>中的人脸图像具有较高视觉质量，同时在人物姿态、光照条件、发型、肤色以及表情方面具有一定多样性。例如，同一数据集中既包含正脸图像，也包含部分侧脸与低角度图像；既包含简单背景样本，也包含复杂光照与遮挡情况。这种多样化分布有助于模型学习更加稳定的人脸潜在特征。</w:t>
-      </w:r>
-    </w:p>
-    <w:p>
-      <w:pPr>
-        <w:pStyle w:val="a0"/>
-      </w:pPr>
-      <w:r>
-        <w:rPr>
-          <w:noProof/>
-        </w:rPr>
         <w:drawing>
-          <wp:inline distT="0" distB="0" distL="0" distR="0" wp14:anchorId="6FFE026E" wp14:editId="0D4652AB">
+          <wp:anchor distT="0" distB="0" distL="114300" distR="114300" simplePos="0" relativeHeight="251655680" behindDoc="0" locked="0" layoutInCell="1" allowOverlap="1" wp14:anchorId="6FFE026E" wp14:editId="633762DB">
+            <wp:simplePos x="0" y="0"/>
+            <wp:positionH relativeFrom="column">
+              <wp:posOffset>114300</wp:posOffset>
+            </wp:positionH>
+            <wp:positionV relativeFrom="paragraph">
+              <wp:posOffset>1153160</wp:posOffset>
+            </wp:positionV>
             <wp:extent cx="5486400" cy="2470150"/>
             <wp:effectExtent l="0" t="0" r="0" b="0"/>
+            <wp:wrapTopAndBottom/>
             <wp:docPr id="2117583643" name="图片 1"/>
             <wp:cNvGraphicFramePr>
               <a:graphicFrameLocks xmlns:a="http://schemas.openxmlformats.org/drawingml/2006/main" noChangeAspect="1"/>
@@ -3001,7 +3075,13 @@
                     <pic:cNvPicPr/>
                   </pic:nvPicPr>
                   <pic:blipFill>
-                    <a:blip r:embed="rId7"/>
+                    <a:blip r:embed="rId9">
+                      <a:extLst>
+                        <a:ext uri="{28A0092B-C50C-407E-A947-70E740481C1C}">
+                          <a14:useLocalDpi xmlns:a14="http://schemas.microsoft.com/office/drawing/2010/main" val="0"/>
+                        </a:ext>
+                      </a:extLst>
+                    </a:blip>
                     <a:stretch>
                       <a:fillRect/>
                     </a:stretch>
@@ -3018,17 +3098,26 @@
                 </pic:pic>
               </a:graphicData>
             </a:graphic>
-          </wp:inline>
+          </wp:anchor>
         </w:drawing>
       </w:r>
-    </w:p>
-    <w:p>
-      <w:pPr>
-        <w:pStyle w:val="a0"/>
+      <w:proofErr w:type="spellStart"/>
+      <w:r>
+        <w:t>CelebAMask</w:t>
+      </w:r>
+      <w:proofErr w:type="spellEnd"/>
+      <w:r>
+        <w:t xml:space="preserve">-HQ </w:t>
+      </w:r>
+      <w:r>
+        <w:t>中的人脸图像具有较高视觉质量，同时在人物姿态、光照条件、发型、肤色以及表情方面具有一定多样性。例如，同一数据集中既包含正脸图像，也包含部分侧脸与低角度图像；既包含简单背景样本，也包含复杂光照与遮挡情况。这种多样化分布有助于模型学习更加稳定的人脸潜在特征。</w:t>
+      </w:r>
+    </w:p>
+    <w:p>
+      <w:pPr>
+        <w:pStyle w:val="a0"/>
+        <w:ind w:firstLine="480"/>
         <w:jc w:val="center"/>
-        <w:rPr>
-          <w:rFonts w:hint="eastAsia"/>
-        </w:rPr>
       </w:pPr>
       <w:r>
         <w:rPr>
@@ -3053,30 +3142,19 @@
     </w:p>
     <w:p>
       <w:pPr>
-        <w:pStyle w:val="a0"/>
-        <w:rPr>
-          <w:b/>
-          <w:bCs/>
-        </w:rPr>
-      </w:pPr>
-      <w:r>
-        <w:rPr>
-          <w:b/>
-          <w:bCs/>
-        </w:rPr>
+        <w:pStyle w:val="af6"/>
+      </w:pPr>
+      <w:r>
         <w:t xml:space="preserve">3.3 </w:t>
       </w:r>
       <w:r>
-        <w:rPr>
-          <w:b/>
-          <w:bCs/>
-        </w:rPr>
         <w:t>数据集划分方式</w:t>
       </w:r>
     </w:p>
     <w:p>
       <w:pPr>
         <w:pStyle w:val="a0"/>
+        <w:ind w:firstLine="480"/>
       </w:pPr>
       <w:r>
         <w:t>为了保证实验过程中的训练稳定性与评估有效性，本项目采用训练集、验证集与测试集分离的方式进行实验。</w:t>
@@ -3085,6 +3163,7 @@
     <w:p>
       <w:pPr>
         <w:pStyle w:val="a0"/>
+        <w:ind w:firstLine="480"/>
       </w:pPr>
       <w:proofErr w:type="spellStart"/>
       <w:r>
@@ -3119,6 +3198,7 @@
     <w:p>
       <w:pPr>
         <w:pStyle w:val="a0"/>
+        <w:ind w:firstLine="480"/>
       </w:pPr>
       <w:r>
         <w:rPr>
@@ -3134,9 +3214,9 @@
         <w:tblLook w:val="04A0" w:firstRow="1" w:lastRow="0" w:firstColumn="1" w:lastColumn="0" w:noHBand="0" w:noVBand="1"/>
       </w:tblPr>
       <w:tblGrid>
-        <w:gridCol w:w="2965"/>
-        <w:gridCol w:w="4229"/>
-        <w:gridCol w:w="1705"/>
+        <w:gridCol w:w="2964"/>
+        <w:gridCol w:w="4266"/>
+        <w:gridCol w:w="1669"/>
       </w:tblGrid>
       <w:tr>
         <w:trPr>
@@ -3152,17 +3232,9 @@
           <w:p>
             <w:pPr>
               <w:pStyle w:val="a0"/>
-              <w:jc w:val="center"/>
-              <w:rPr>
-                <w:b/>
-                <w:bCs/>
-              </w:rPr>
+              <w:ind w:firstLine="520"/>
             </w:pPr>
             <w:r>
-              <w:rPr>
-                <w:b/>
-                <w:bCs/>
-              </w:rPr>
               <w:t>数据集</w:t>
             </w:r>
           </w:p>
@@ -3175,18 +3247,10 @@
           <w:p>
             <w:pPr>
               <w:pStyle w:val="a0"/>
-              <w:jc w:val="center"/>
+              <w:ind w:firstLine="520"/>
               <w:cnfStyle w:val="100000000000" w:firstRow="1" w:lastRow="0" w:firstColumn="0" w:lastColumn="0" w:oddVBand="0" w:evenVBand="0" w:oddHBand="0" w:evenHBand="0" w:firstRowFirstColumn="0" w:firstRowLastColumn="0" w:lastRowFirstColumn="0" w:lastRowLastColumn="0"/>
-              <w:rPr>
-                <w:b/>
-                <w:bCs/>
-              </w:rPr>
             </w:pPr>
             <w:r>
-              <w:rPr>
-                <w:b/>
-                <w:bCs/>
-              </w:rPr>
               <w:t>用途</w:t>
             </w:r>
           </w:p>
@@ -3199,18 +3263,10 @@
           <w:p>
             <w:pPr>
               <w:pStyle w:val="a0"/>
-              <w:jc w:val="center"/>
+              <w:ind w:firstLine="520"/>
               <w:cnfStyle w:val="100000000000" w:firstRow="1" w:lastRow="0" w:firstColumn="0" w:lastColumn="0" w:oddVBand="0" w:evenVBand="0" w:oddHBand="0" w:evenHBand="0" w:firstRowFirstColumn="0" w:firstRowLastColumn="0" w:lastRowFirstColumn="0" w:lastRowLastColumn="0"/>
-              <w:rPr>
-                <w:b/>
-                <w:bCs/>
-              </w:rPr>
             </w:pPr>
             <w:r>
-              <w:rPr>
-                <w:b/>
-                <w:bCs/>
-              </w:rPr>
               <w:t>占比</w:t>
             </w:r>
           </w:p>
@@ -3230,7 +3286,7 @@
           <w:p>
             <w:pPr>
               <w:pStyle w:val="a0"/>
-              <w:jc w:val="center"/>
+              <w:ind w:firstLine="520"/>
             </w:pPr>
             <w:r>
               <w:t>Training Set</w:t>
@@ -3245,7 +3301,7 @@
           <w:p>
             <w:pPr>
               <w:pStyle w:val="a0"/>
-              <w:jc w:val="center"/>
+              <w:ind w:firstLine="480"/>
               <w:cnfStyle w:val="000000100000" w:firstRow="0" w:lastRow="0" w:firstColumn="0" w:lastColumn="0" w:oddVBand="0" w:evenVBand="0" w:oddHBand="1" w:evenHBand="0" w:firstRowFirstColumn="0" w:firstRowLastColumn="0" w:lastRowFirstColumn="0" w:lastRowLastColumn="0"/>
             </w:pPr>
             <w:r>
@@ -3264,7 +3320,7 @@
           <w:p>
             <w:pPr>
               <w:pStyle w:val="a0"/>
-              <w:jc w:val="center"/>
+              <w:ind w:firstLine="480"/>
               <w:cnfStyle w:val="000000100000" w:firstRow="0" w:lastRow="0" w:firstColumn="0" w:lastColumn="0" w:oddVBand="0" w:evenVBand="0" w:oddHBand="1" w:evenHBand="0" w:firstRowFirstColumn="0" w:firstRowLastColumn="0" w:lastRowFirstColumn="0" w:lastRowLastColumn="0"/>
             </w:pPr>
             <w:r>
@@ -3289,7 +3345,7 @@
           <w:p>
             <w:pPr>
               <w:pStyle w:val="a0"/>
-              <w:jc w:val="center"/>
+              <w:ind w:firstLine="520"/>
             </w:pPr>
             <w:r>
               <w:t>Validation Set</w:t>
@@ -3304,7 +3360,7 @@
           <w:p>
             <w:pPr>
               <w:pStyle w:val="a0"/>
-              <w:jc w:val="center"/>
+              <w:ind w:firstLine="480"/>
               <w:cnfStyle w:val="000000000000" w:firstRow="0" w:lastRow="0" w:firstColumn="0" w:lastColumn="0" w:oddVBand="0" w:evenVBand="0" w:oddHBand="0" w:evenHBand="0" w:firstRowFirstColumn="0" w:firstRowLastColumn="0" w:lastRowFirstColumn="0" w:lastRowLastColumn="0"/>
             </w:pPr>
             <w:r>
@@ -3328,7 +3384,7 @@
           <w:p>
             <w:pPr>
               <w:pStyle w:val="a0"/>
-              <w:jc w:val="center"/>
+              <w:ind w:firstLine="480"/>
               <w:cnfStyle w:val="000000000000" w:firstRow="0" w:lastRow="0" w:firstColumn="0" w:lastColumn="0" w:oddVBand="0" w:evenVBand="0" w:oddHBand="0" w:evenHBand="0" w:firstRowFirstColumn="0" w:firstRowLastColumn="0" w:lastRowFirstColumn="0" w:lastRowLastColumn="0"/>
             </w:pPr>
             <w:r>
@@ -3354,7 +3410,7 @@
           <w:p>
             <w:pPr>
               <w:pStyle w:val="a0"/>
-              <w:jc w:val="center"/>
+              <w:ind w:firstLine="520"/>
             </w:pPr>
             <w:r>
               <w:t>Test Set</w:t>
@@ -3369,7 +3425,7 @@
           <w:p>
             <w:pPr>
               <w:pStyle w:val="a0"/>
-              <w:jc w:val="center"/>
+              <w:ind w:firstLine="480"/>
               <w:cnfStyle w:val="000000100000" w:firstRow="0" w:lastRow="0" w:firstColumn="0" w:lastColumn="0" w:oddVBand="0" w:evenVBand="0" w:oddHBand="1" w:evenHBand="0" w:firstRowFirstColumn="0" w:firstRowLastColumn="0" w:lastRowFirstColumn="0" w:lastRowLastColumn="0"/>
             </w:pPr>
             <w:r>
@@ -3385,7 +3441,7 @@
           <w:p>
             <w:pPr>
               <w:pStyle w:val="a0"/>
-              <w:jc w:val="center"/>
+              <w:ind w:firstLine="480"/>
               <w:cnfStyle w:val="000000100000" w:firstRow="0" w:lastRow="0" w:firstColumn="0" w:lastColumn="0" w:oddVBand="0" w:evenVBand="0" w:oddHBand="1" w:evenHBand="0" w:firstRowFirstColumn="0" w:firstRowLastColumn="0" w:lastRowFirstColumn="0" w:lastRowLastColumn="0"/>
             </w:pPr>
             <w:r>
@@ -3401,6 +3457,52 @@
     <w:p>
       <w:pPr>
         <w:pStyle w:val="a0"/>
+        <w:ind w:firstLine="480"/>
+        <w:jc w:val="center"/>
+        <w:rPr>
+          <w:rFonts w:hint="eastAsia"/>
+        </w:rPr>
+      </w:pPr>
+      <w:r>
+        <w:rPr>
+          <w:rFonts w:hint="eastAsia"/>
+        </w:rPr>
+        <w:t>表</w:t>
+      </w:r>
+      <w:r>
+        <w:rPr>
+          <w:rFonts w:hint="eastAsia"/>
+        </w:rPr>
+        <w:t xml:space="preserve">3-2  </w:t>
+      </w:r>
+      <w:proofErr w:type="spellStart"/>
+      <w:r>
+        <w:t>CelebA</w:t>
+      </w:r>
+      <w:proofErr w:type="spellEnd"/>
+      <w:r>
+        <w:t xml:space="preserve">-HQ </w:t>
+      </w:r>
+      <w:r>
+        <w:rPr>
+          <w:rFonts w:hint="eastAsia"/>
+        </w:rPr>
+        <w:t>数据</w:t>
+      </w:r>
+      <w:r>
+        <w:t>划分</w:t>
+      </w:r>
+      <w:r>
+        <w:rPr>
+          <w:rFonts w:hint="eastAsia"/>
+        </w:rPr>
+        <w:t>方式</w:t>
+      </w:r>
+    </w:p>
+    <w:p>
+      <w:pPr>
+        <w:pStyle w:val="a0"/>
+        <w:ind w:firstLine="480"/>
       </w:pPr>
       <w:r>
         <w:t>其中：</w:t>
@@ -3409,12 +3511,10 @@
     <w:p>
       <w:pPr>
         <w:pStyle w:val="a0"/>
-        <w:numPr>
-          <w:ilvl w:val="0"/>
-          <w:numId w:val="31"/>
-        </w:numPr>
-      </w:pPr>
-      <w:r>
+        <w:ind w:firstLine="480"/>
+      </w:pPr>
+      <w:r>
+        <w:lastRenderedPageBreak/>
         <w:t>训练集主要用于学习</w:t>
       </w:r>
       <w:r>
@@ -3436,634 +3536,604 @@
     <w:p>
       <w:pPr>
         <w:pStyle w:val="a0"/>
-        <w:numPr>
-          <w:ilvl w:val="0"/>
-          <w:numId w:val="31"/>
-        </w:numPr>
-      </w:pPr>
-      <w:r>
+        <w:ind w:firstLine="480"/>
+      </w:pPr>
+      <w:r>
+        <w:t>验证</w:t>
+      </w:r>
+      <w:proofErr w:type="gramStart"/>
+      <w:r>
+        <w:t>集用于</w:t>
+      </w:r>
+      <w:proofErr w:type="gramEnd"/>
+      <w:r>
+        <w:t>观察</w:t>
+      </w:r>
+      <w:r>
+        <w:t xml:space="preserve"> loss curve </w:t>
+      </w:r>
+      <w:r>
+        <w:t>与模型收敛情况；</w:t>
+      </w:r>
+      <w:r>
+        <w:t xml:space="preserve"> </w:t>
+      </w:r>
+    </w:p>
+    <w:p>
+      <w:pPr>
+        <w:pStyle w:val="a0"/>
+        <w:ind w:firstLine="480"/>
+      </w:pPr>
+      <w:r>
+        <w:t>测试集则用于最终生成结果展示与指标评估。</w:t>
+      </w:r>
+      <w:r>
+        <w:t xml:space="preserve"> </w:t>
+      </w:r>
+    </w:p>
+    <w:p>
+      <w:pPr>
+        <w:pStyle w:val="a0"/>
+        <w:ind w:firstLine="480"/>
+      </w:pPr>
+      <w:r>
+        <w:t>这种划分方式能够在有限数据规模下兼顾训练效率与模型泛化能力，同时避免测试阶段出现数据泄漏问题。</w:t>
+      </w:r>
+      <w:r>
+        <w:rPr>
+          <w:rFonts w:hint="eastAsia"/>
+        </w:rPr>
+        <w:t>而为了</w:t>
+      </w:r>
+    </w:p>
+    <w:p>
+      <w:pPr>
+        <w:pStyle w:val="af6"/>
+      </w:pPr>
+      <w:r>
+        <w:t xml:space="preserve">3.4 </w:t>
+      </w:r>
+      <w:r>
+        <w:rPr>
+          <w:highlight w:val="yellow"/>
+        </w:rPr>
+        <w:t>数据预处理方式</w:t>
+      </w:r>
+      <w:r>
+        <w:rPr>
+          <w:rFonts w:hint="eastAsia"/>
+          <w:highlight w:val="yellow"/>
+        </w:rPr>
+        <w:t>（仅给出示例，具体根据项目实情修改）</w:t>
+      </w:r>
+    </w:p>
+    <w:p>
+      <w:pPr>
+        <w:pStyle w:val="a0"/>
+        <w:ind w:firstLine="480"/>
+      </w:pPr>
+      <w:r>
+        <w:t>由于</w:t>
+      </w:r>
+      <w:r>
+        <w:t xml:space="preserve"> CLIP </w:t>
+      </w:r>
+      <w:r>
+        <w:t>与</w:t>
+      </w:r>
+      <w:r>
+        <w:t xml:space="preserve"> MobileStyleGAN </w:t>
+      </w:r>
+      <w:r>
+        <w:t>对输入数据格式具有一定要求，因此在正式训练之前，需要对原始数据进行统一预处理。</w:t>
+      </w:r>
+    </w:p>
+    <w:p>
+      <w:pPr>
+        <w:pStyle w:val="a0"/>
+        <w:ind w:firstLine="480"/>
+      </w:pPr>
+      <w:r>
+        <w:rPr>
+          <w:rFonts w:hint="eastAsia"/>
+        </w:rPr>
+        <w:t xml:space="preserve">1.  </w:t>
+      </w:r>
+      <w:r>
+        <w:t>所有输入图像均被缩放</w:t>
+      </w:r>
+      <w:proofErr w:type="gramStart"/>
+      <w:r>
+        <w:t>至统一</w:t>
+      </w:r>
+      <w:proofErr w:type="gramEnd"/>
+      <w:r>
+        <w:t>尺寸，并进行归一化处理，以保证模型输入分布的一致性。考虑到</w:t>
+      </w:r>
+      <w:r>
+        <w:t xml:space="preserve"> MobileStyleGAN </w:t>
+      </w:r>
+      <w:r>
+        <w:t>的输入特征空间，本项目实验阶段主要采用固定分辨率图像输入。</w:t>
+      </w:r>
+    </w:p>
+    <w:p>
+      <w:pPr>
+        <w:pStyle w:val="a0"/>
+        <w:ind w:firstLine="480"/>
+      </w:pPr>
+      <w:r>
+        <w:t>图像预处理流程如下：</w:t>
+      </w:r>
+    </w:p>
+    <w:p>
+      <w:pPr>
+        <w:pStyle w:val="a0"/>
+        <w:ind w:left="720" w:firstLineChars="0" w:firstLine="0"/>
+      </w:pPr>
+      <w:r>
+        <w:t>Original Image</w:t>
+      </w:r>
+      <w:r>
+        <w:br/>
+        <w:t>↓</w:t>
+      </w:r>
+      <w:r>
+        <w:br/>
+        <w:t>Resize</w:t>
+      </w:r>
+      <w:r>
+        <w:br/>
+        <w:t>↓</w:t>
+      </w:r>
+      <w:r>
+        <w:br/>
+        <w:t>Center Crop</w:t>
+      </w:r>
+      <w:r>
+        <w:br/>
+        <w:t>↓</w:t>
+      </w:r>
+      <w:r>
+        <w:br/>
+        <w:t>Normalization</w:t>
+      </w:r>
+      <w:r>
+        <w:br/>
+        <w:t>↓</w:t>
+      </w:r>
+      <w:r>
+        <w:br/>
+        <w:t>Tensor Conversion</w:t>
+      </w:r>
+    </w:p>
+    <w:p>
+      <w:pPr>
+        <w:pStyle w:val="a0"/>
+        <w:ind w:firstLine="480"/>
+      </w:pPr>
+      <w:r>
+        <w:t>其中：</w:t>
+      </w:r>
+    </w:p>
+    <w:p>
+      <w:pPr>
+        <w:pStyle w:val="a0"/>
+        <w:ind w:firstLine="480"/>
+      </w:pPr>
+      <w:r>
+        <w:t xml:space="preserve">Resize </w:t>
+      </w:r>
+      <w:r>
+        <w:t>用于统一图像尺寸；</w:t>
+      </w:r>
+      <w:r>
+        <w:t xml:space="preserve"> </w:t>
+      </w:r>
+    </w:p>
+    <w:p>
+      <w:pPr>
+        <w:pStyle w:val="a0"/>
+        <w:ind w:firstLine="480"/>
+      </w:pPr>
+      <w:r>
+        <w:t xml:space="preserve">Center Crop </w:t>
+      </w:r>
+      <w:r>
+        <w:t>用于保证主体区域集中；</w:t>
+      </w:r>
+      <w:r>
+        <w:t xml:space="preserve"> </w:t>
+      </w:r>
+    </w:p>
+    <w:p>
+      <w:pPr>
+        <w:pStyle w:val="a0"/>
+        <w:ind w:firstLine="480"/>
+      </w:pPr>
+      <w:r>
+        <w:t xml:space="preserve">Normalization </w:t>
+      </w:r>
+      <w:r>
+        <w:t>用于稳定模型训练；</w:t>
+      </w:r>
+      <w:r>
+        <w:t xml:space="preserve"> </w:t>
+      </w:r>
+    </w:p>
+    <w:p>
+      <w:pPr>
+        <w:pStyle w:val="a0"/>
+        <w:ind w:firstLine="480"/>
+      </w:pPr>
+      <w:r>
+        <w:t xml:space="preserve">Tensor Conversion </w:t>
+      </w:r>
+      <w:r>
+        <w:t>用于转换为深度学习框架可处理的数据格式。</w:t>
+      </w:r>
+      <w:r>
+        <w:t xml:space="preserve"> </w:t>
+      </w:r>
+    </w:p>
+    <w:p>
+      <w:pPr>
+        <w:pStyle w:val="a0"/>
+        <w:ind w:firstLine="480"/>
+      </w:pPr>
+      <w:r>
+        <w:rPr>
+          <w:rFonts w:hint="eastAsia"/>
+        </w:rPr>
         <w:lastRenderedPageBreak/>
-        <w:t>验证</w:t>
+        <w:t xml:space="preserve">2.  </w:t>
+      </w:r>
+      <w:r>
+        <w:t>文本部分则通过</w:t>
+      </w:r>
+      <w:r>
+        <w:t xml:space="preserve"> CLIP tokenizer </w:t>
+      </w:r>
+      <w:r>
+        <w:t>转换为对应</w:t>
+      </w:r>
+      <w:r>
+        <w:t xml:space="preserve"> token </w:t>
+      </w:r>
+      <w:r>
+        <w:t>序列，并进一步编码为统一维度的</w:t>
+      </w:r>
+      <w:r>
+        <w:t xml:space="preserve"> semantic embedding</w:t>
+      </w:r>
+      <w:r>
+        <w:t>。由于本项目主要研究语义映射关系，因此文本编码阶段直接采用</w:t>
       </w:r>
       <w:proofErr w:type="gramStart"/>
       <w:r>
-        <w:t>集用于</w:t>
+        <w:t>预训练</w:t>
       </w:r>
       <w:proofErr w:type="gramEnd"/>
       <w:r>
-        <w:t>观察</w:t>
-      </w:r>
-      <w:r>
-        <w:t xml:space="preserve"> loss curve </w:t>
-      </w:r>
-      <w:r>
-        <w:t>与模型收敛情况；</w:t>
-      </w:r>
+        <w:t xml:space="preserve"> CLIP </w:t>
+      </w:r>
+      <w:r>
+        <w:t>模型参数，而不重新训练文本编码器。</w:t>
+      </w:r>
+    </w:p>
+    <w:p>
+      <w:pPr>
+        <w:pStyle w:val="a0"/>
+        <w:ind w:firstLine="480"/>
+      </w:pPr>
+      <w:r>
+        <w:t>通过上述预处理流程，可以在一定程度上提高训练稳定性，并降低数据噪声对语义映射学习过程的影响。</w:t>
+      </w:r>
+    </w:p>
+    <w:p>
+      <w:pPr>
+        <w:pStyle w:val="af4"/>
+      </w:pPr>
+      <w:bookmarkStart w:id="2" w:name="模型方法"/>
+      <w:bookmarkEnd w:id="1"/>
+      <w:r>
+        <w:t>4</w:t>
+      </w:r>
+      <w:r>
+        <w:rPr>
+          <w:rFonts w:hint="eastAsia"/>
+        </w:rPr>
+        <w:t xml:space="preserve">  </w:t>
+      </w:r>
+      <w:r>
+        <w:rPr>
+          <w:rFonts w:hint="eastAsia"/>
+        </w:rPr>
+        <w:t>模型方法</w:t>
+      </w:r>
+    </w:p>
+    <w:p>
+      <w:pPr>
+        <w:pStyle w:val="a0"/>
+        <w:ind w:firstLine="480"/>
+      </w:pPr>
+      <w:r>
+        <w:rPr>
+          <w:rFonts w:hint="eastAsia"/>
+        </w:rPr>
+        <w:t>本节描述模型的各组成部分和工作流程，包括</w:t>
+      </w:r>
+      <w:r>
+        <w:t xml:space="preserve"> CLIP </w:t>
+      </w:r>
+      <w:r>
+        <w:rPr>
+          <w:rFonts w:hint="eastAsia"/>
+        </w:rPr>
+        <w:t>编码器、</w:t>
+      </w:r>
+      <w:r>
+        <w:rPr>
+          <w:rFonts w:hint="eastAsia"/>
+        </w:rPr>
+        <w:t>Bridge</w:t>
+      </w:r>
+      <w:r>
+        <w:t xml:space="preserve"> MLP </w:t>
+      </w:r>
+      <w:r>
+        <w:rPr>
+          <w:rFonts w:hint="eastAsia"/>
+        </w:rPr>
+        <w:t>和</w:t>
+      </w:r>
+      <w:r>
+        <w:t xml:space="preserve"> MobileStyleGAN </w:t>
+      </w:r>
+      <w:r>
+        <w:rPr>
+          <w:rFonts w:hint="eastAsia"/>
+        </w:rPr>
+        <w:t>生成器。</w:t>
+      </w:r>
+    </w:p>
+    <w:p>
+      <w:pPr>
+        <w:pStyle w:val="af6"/>
+      </w:pPr>
+      <w:r>
+        <w:t xml:space="preserve">4.1 CLIP </w:t>
+      </w:r>
+      <w:r>
+        <w:rPr>
+          <w:rFonts w:hint="eastAsia"/>
+        </w:rPr>
+        <w:t>文本</w:t>
+      </w:r>
+      <w:r>
+        <w:rPr>
+          <w:rFonts w:hint="eastAsia"/>
+        </w:rPr>
+        <w:t>/</w:t>
+      </w:r>
+      <w:r>
+        <w:rPr>
+          <w:rFonts w:hint="eastAsia"/>
+        </w:rPr>
+        <w:t>图像编码器</w:t>
+      </w:r>
+    </w:p>
+    <w:p>
+      <w:pPr>
+        <w:pStyle w:val="a0"/>
+        <w:ind w:firstLine="480"/>
+      </w:pPr>
+      <w:r>
+        <w:rPr>
+          <w:rFonts w:hint="eastAsia"/>
+        </w:rPr>
+        <w:t>采用</w:t>
+      </w:r>
+      <w:r>
+        <w:t xml:space="preserve"> CLIP </w:t>
+      </w:r>
+      <w:r>
+        <w:rPr>
+          <w:rFonts w:hint="eastAsia"/>
+        </w:rPr>
+        <w:t>模型（或</w:t>
+      </w:r>
+      <w:proofErr w:type="gramStart"/>
+      <w:r>
+        <w:rPr>
+          <w:rFonts w:hint="eastAsia"/>
+        </w:rPr>
+        <w:t>其轻量版</w:t>
+      </w:r>
+      <w:proofErr w:type="gramEnd"/>
       <w:r>
         <w:t xml:space="preserve"> </w:t>
       </w:r>
-    </w:p>
-    <w:p>
-      <w:pPr>
-        <w:pStyle w:val="a0"/>
-        <w:numPr>
-          <w:ilvl w:val="0"/>
-          <w:numId w:val="31"/>
-        </w:numPr>
-      </w:pPr>
-      <w:r>
-        <w:t>测试集则用于最终生成结果展示与指标评估。</w:t>
-      </w:r>
-      <w:r>
-        <w:t xml:space="preserve"> </w:t>
-      </w:r>
-    </w:p>
-    <w:p>
-      <w:pPr>
-        <w:pStyle w:val="a0"/>
-      </w:pPr>
-      <w:r>
-        <w:t>这种划分方式能够在有限数据规模下兼顾训练效率与模型泛化能力，同时避免测试阶段出现数据泄漏问题。</w:t>
-      </w:r>
-      <w:r>
-        <w:rPr>
-          <w:rFonts w:hint="eastAsia"/>
-        </w:rPr>
-        <w:t>而为了</w:t>
-      </w:r>
-    </w:p>
-    <w:p>
-      <w:pPr>
-        <w:pStyle w:val="a0"/>
-        <w:rPr>
+      <w:proofErr w:type="spellStart"/>
+      <w:r>
+        <w:rPr>
+          <w:rFonts w:hint="eastAsia"/>
+        </w:rPr>
+        <w:t>MobileCLIP</w:t>
+      </w:r>
+      <w:proofErr w:type="spellEnd"/>
+      <w:r>
+        <w:rPr>
+          <w:rFonts w:hint="eastAsia"/>
+        </w:rPr>
+        <w:t>）对文本和图像进行编码，将其映射到同一</w:t>
+      </w:r>
+      <w:r>
+        <w:t xml:space="preserve"> 512 </w:t>
+      </w:r>
+      <w:r>
+        <w:rPr>
+          <w:rFonts w:hint="eastAsia"/>
+        </w:rPr>
+        <w:t>维语</w:t>
+      </w:r>
+      <w:proofErr w:type="gramStart"/>
+      <w:r>
+        <w:rPr>
+          <w:rFonts w:hint="eastAsia"/>
+        </w:rPr>
+        <w:t>义空间</w:t>
+      </w:r>
+      <w:proofErr w:type="gramEnd"/>
+      <w:r>
+        <w:rPr>
+          <w:rFonts w:hint="eastAsia"/>
+        </w:rPr>
+        <w:t>【</w:t>
+      </w:r>
+      <w:r>
+        <w:rPr>
+          <w:rFonts w:hint="eastAsia"/>
+        </w:rPr>
+        <w:t>1</w:t>
+      </w:r>
+      <w:r>
+        <w:rPr>
+          <w:rFonts w:hint="eastAsia"/>
+        </w:rPr>
+        <w:t>】。文本编码器接受自然语言描述，输出语义向量；图像编码器接受生成或真实图像，输出同维度向量。这确保文本与图像在语义上可比较。（</w:t>
+      </w:r>
+      <w:r>
+        <w:rPr>
+          <w:rFonts w:hint="eastAsia"/>
+          <w:i/>
+          <w:iCs/>
+        </w:rPr>
+        <w:t>待补充：确认使用的</w:t>
+      </w:r>
+      <w:r>
+        <w:rPr>
+          <w:i/>
+          <w:iCs/>
+        </w:rPr>
+        <w:t xml:space="preserve"> CLIP </w:t>
+      </w:r>
+      <w:r>
+        <w:rPr>
+          <w:rFonts w:hint="eastAsia"/>
+          <w:i/>
+          <w:iCs/>
+        </w:rPr>
+        <w:t>模型版本和输出维度</w:t>
+      </w:r>
+      <w:r>
+        <w:rPr>
+          <w:rFonts w:hint="eastAsia"/>
+        </w:rPr>
+        <w:t>）</w:t>
+      </w:r>
+    </w:p>
+    <w:p>
+      <w:pPr>
+        <w:pStyle w:val="af6"/>
+      </w:pPr>
+      <w:r>
+        <w:t xml:space="preserve">4.2 Bridge </w:t>
+      </w:r>
+      <w:r>
+        <w:rPr>
+          <w:rFonts w:hint="eastAsia"/>
+        </w:rPr>
+        <w:t>MLP</w:t>
+      </w:r>
+      <w:r>
+        <w:rPr>
+          <w:rFonts w:hint="eastAsia"/>
+        </w:rPr>
+        <w:t>（语义映射）</w:t>
+      </w:r>
+    </w:p>
+    <w:p>
+      <w:pPr>
+        <w:pStyle w:val="a0"/>
+        <w:ind w:firstLine="480"/>
+      </w:pPr>
+      <w:r>
+        <w:rPr>
+          <w:rFonts w:hint="eastAsia"/>
+        </w:rPr>
+        <w:t>Bridge</w:t>
+      </w:r>
+      <w:r>
+        <w:t xml:space="preserve"> MLP </w:t>
+      </w:r>
+      <w:r>
+        <w:rPr>
+          <w:rFonts w:hint="eastAsia"/>
+        </w:rPr>
+        <w:t>是项目中</w:t>
+      </w:r>
+      <w:r>
+        <w:rPr>
+          <w:rFonts w:hint="eastAsia"/>
           <w:b/>
           <w:bCs/>
         </w:rPr>
-      </w:pPr>
-      <w:r>
-        <w:rPr>
-          <w:b/>
-          <w:bCs/>
-        </w:rPr>
-        <w:t xml:space="preserve">3.4 </w:t>
-      </w:r>
-      <w:r>
-        <w:rPr>
-          <w:b/>
-          <w:bCs/>
+        <w:t>唯一训练的模块</w:t>
+      </w:r>
+      <w:r>
+        <w:rPr>
+          <w:rFonts w:hint="eastAsia"/>
+        </w:rPr>
+        <w:t>，用于将</w:t>
+      </w:r>
+      <w:r>
+        <w:t xml:space="preserve"> 512 </w:t>
+      </w:r>
+      <w:r>
+        <w:rPr>
+          <w:rFonts w:hint="eastAsia"/>
+        </w:rPr>
+        <w:t>维的</w:t>
+      </w:r>
+      <w:r>
+        <w:t xml:space="preserve"> CLIP </w:t>
+      </w:r>
+      <w:r>
+        <w:rPr>
+          <w:rFonts w:hint="eastAsia"/>
+        </w:rPr>
+        <w:t>文本嵌入映射到生成器的潜在空间。可实现为一个简单的多层感知机，如一层线性层：</w:t>
+      </w:r>
+      <w:r>
+        <w:br/>
+      </w:r>
+      <w:r>
+        <w:rPr>
           <w:highlight w:val="yellow"/>
         </w:rPr>
-        <w:t>数据预处理方式</w:t>
-      </w:r>
-      <w:r>
-        <w:rPr>
-          <w:rFonts w:hint="eastAsia"/>
-          <w:b/>
-          <w:bCs/>
+        <w:t xml:space="preserve">$$ z = W </w:t>
+      </w:r>
+      <w:proofErr w:type="spellStart"/>
+      <w:r>
+        <w:rPr>
           <w:highlight w:val="yellow"/>
         </w:rPr>
-        <w:t>（仅给出示例，具体根据项目实情修改）</w:t>
-      </w:r>
-    </w:p>
-    <w:p>
-      <w:pPr>
-        <w:pStyle w:val="a0"/>
-      </w:pPr>
-      <w:r>
-        <w:t>由于</w:t>
-      </w:r>
-      <w:r>
-        <w:t xml:space="preserve"> CLIP </w:t>
-      </w:r>
-      <w:r>
-        <w:t>与</w:t>
-      </w:r>
-      <w:r>
-        <w:t xml:space="preserve"> MobileStyleGAN </w:t>
-      </w:r>
-      <w:r>
-        <w:t>对输入数据格式具有一定要求，因此在正式训练之前，需要对原始数据进行统一预处理。</w:t>
-      </w:r>
-    </w:p>
-    <w:p>
-      <w:pPr>
-        <w:pStyle w:val="a0"/>
-      </w:pPr>
-      <w:r>
-        <w:rPr>
-          <w:rFonts w:hint="eastAsia"/>
-        </w:rPr>
-        <w:t xml:space="preserve">1.  </w:t>
-      </w:r>
-      <w:r>
-        <w:t>所有输入图像均被缩放</w:t>
-      </w:r>
-      <w:proofErr w:type="gramStart"/>
-      <w:r>
-        <w:t>至统一</w:t>
-      </w:r>
-      <w:proofErr w:type="gramEnd"/>
-      <w:r>
-        <w:t>尺寸，并进行归一化处理，以保证模型输入分布的一致性。考虑到</w:t>
-      </w:r>
-      <w:r>
-        <w:t xml:space="preserve"> MobileStyleGAN </w:t>
-      </w:r>
-      <w:r>
-        <w:t>的输入特征空间，本项目实验阶段主要采用固定分辨率图像输入。</w:t>
-      </w:r>
-    </w:p>
-    <w:p>
-      <w:pPr>
-        <w:pStyle w:val="a0"/>
-      </w:pPr>
-      <w:r>
-        <w:t>图像预处理流程如下：</w:t>
-      </w:r>
-    </w:p>
-    <w:p>
-      <w:pPr>
-        <w:pStyle w:val="a0"/>
-      </w:pPr>
-      <w:r>
-        <w:t>Original Image</w:t>
-      </w:r>
-      <w:r>
-        <w:br/>
-        <w:t>↓</w:t>
-      </w:r>
-      <w:r>
-        <w:br/>
-        <w:t>Resize</w:t>
-      </w:r>
-      <w:r>
-        <w:br/>
-        <w:t>↓</w:t>
-      </w:r>
-      <w:r>
-        <w:br/>
-        <w:t>Center Crop</w:t>
-      </w:r>
-      <w:r>
-        <w:br/>
-        <w:t>↓</w:t>
-      </w:r>
-      <w:r>
-        <w:br/>
-        <w:t>Normalization</w:t>
-      </w:r>
-      <w:r>
-        <w:br/>
-        <w:t>↓</w:t>
-      </w:r>
-      <w:r>
-        <w:br/>
-        <w:t>Tensor Conversion</w:t>
-      </w:r>
-    </w:p>
-    <w:p>
-      <w:pPr>
-        <w:pStyle w:val="a0"/>
-      </w:pPr>
-      <w:r>
-        <w:t>其中：</w:t>
-      </w:r>
-    </w:p>
-    <w:p>
-      <w:pPr>
-        <w:pStyle w:val="a0"/>
-        <w:numPr>
-          <w:ilvl w:val="0"/>
-          <w:numId w:val="32"/>
-        </w:numPr>
-      </w:pPr>
-      <w:r>
-        <w:t xml:space="preserve">Resize </w:t>
-      </w:r>
-      <w:r>
-        <w:t>用于统一图像尺寸；</w:t>
-      </w:r>
-      <w:r>
-        <w:t xml:space="preserve"> </w:t>
-      </w:r>
-    </w:p>
-    <w:p>
-      <w:pPr>
-        <w:pStyle w:val="a0"/>
-        <w:numPr>
-          <w:ilvl w:val="0"/>
-          <w:numId w:val="32"/>
-        </w:numPr>
-      </w:pPr>
-      <w:r>
-        <w:t xml:space="preserve">Center Crop </w:t>
-      </w:r>
-      <w:r>
-        <w:t>用于保证主体区域集中；</w:t>
-      </w:r>
-      <w:r>
-        <w:t xml:space="preserve"> </w:t>
-      </w:r>
-    </w:p>
-    <w:p>
-      <w:pPr>
-        <w:pStyle w:val="a0"/>
-        <w:numPr>
-          <w:ilvl w:val="0"/>
-          <w:numId w:val="32"/>
-        </w:numPr>
-      </w:pPr>
-      <w:r>
-        <w:t xml:space="preserve">Normalization </w:t>
-      </w:r>
-      <w:r>
-        <w:t>用于稳定模型训练；</w:t>
-      </w:r>
-      <w:r>
-        <w:t xml:space="preserve"> </w:t>
-      </w:r>
-    </w:p>
-    <w:p>
-      <w:pPr>
-        <w:pStyle w:val="a0"/>
-        <w:numPr>
-          <w:ilvl w:val="0"/>
-          <w:numId w:val="32"/>
-        </w:numPr>
-      </w:pPr>
-      <w:r>
-        <w:t xml:space="preserve">Tensor Conversion </w:t>
-      </w:r>
-      <w:r>
-        <w:t>用于转换为深度学习框架可处理的数据格式。</w:t>
-      </w:r>
-      <w:r>
-        <w:t xml:space="preserve"> </w:t>
-      </w:r>
-    </w:p>
-    <w:p>
-      <w:pPr>
-        <w:pStyle w:val="a0"/>
-      </w:pPr>
-      <w:r>
-        <w:rPr>
-          <w:rFonts w:hint="eastAsia"/>
-        </w:rPr>
-        <w:t xml:space="preserve">2.  </w:t>
-      </w:r>
-      <w:r>
-        <w:t>文本部分则通过</w:t>
-      </w:r>
-      <w:r>
-        <w:t xml:space="preserve"> CLIP tokenizer </w:t>
-      </w:r>
-      <w:r>
-        <w:t>转换为对应</w:t>
-      </w:r>
-      <w:r>
-        <w:t xml:space="preserve"> token </w:t>
-      </w:r>
-      <w:r>
-        <w:t>序列，并进一步编码为统一维度的</w:t>
-      </w:r>
-      <w:r>
-        <w:t xml:space="preserve"> semantic embedding</w:t>
-      </w:r>
-      <w:r>
-        <w:t>。由于本项目主要研究语义映射关系，因此文本编码阶段直接采用</w:t>
-      </w:r>
-      <w:proofErr w:type="gramStart"/>
-      <w:r>
-        <w:t>预训练</w:t>
-      </w:r>
-      <w:proofErr w:type="gramEnd"/>
-      <w:r>
-        <w:t xml:space="preserve"> CLIP </w:t>
-      </w:r>
-      <w:r>
-        <w:t>模型参数，而不重新训练文本编码器。</w:t>
-      </w:r>
-    </w:p>
-    <w:p>
-      <w:pPr>
-        <w:pStyle w:val="a0"/>
-      </w:pPr>
-      <w:r>
-        <w:t>通过上述预处理流程，可以在一定程度上提高训练稳定性，并降低数据噪声对语义映射学习过程的影响。</w:t>
-      </w:r>
-    </w:p>
-    <w:p>
-      <w:pPr>
-        <w:pStyle w:val="a0"/>
-      </w:pPr>
-    </w:p>
-    <w:p>
-      <w:pPr>
-        <w:pStyle w:val="a0"/>
-      </w:pPr>
-    </w:p>
-    <w:p>
-      <w:pPr>
-        <w:pStyle w:val="2"/>
-        <w:spacing w:line="440" w:lineRule="exact"/>
-      </w:pPr>
-      <w:bookmarkStart w:id="2" w:name="模型方法"/>
-      <w:bookmarkEnd w:id="1"/>
-      <w:r>
-        <w:lastRenderedPageBreak/>
-        <w:t xml:space="preserve">4. </w:t>
-      </w:r>
-      <w:r>
-        <w:rPr>
-          <w:rFonts w:hint="eastAsia"/>
-        </w:rPr>
-        <w:t>模型方法</w:t>
-      </w:r>
-    </w:p>
-    <w:p>
-      <w:pPr>
-        <w:pStyle w:val="FirstParagraph"/>
-        <w:spacing w:line="440" w:lineRule="exact"/>
-      </w:pPr>
-      <w:r>
-        <w:rPr>
-          <w:rFonts w:hint="eastAsia"/>
-        </w:rPr>
-        <w:t>本节描述模型的各组成部分和工作流程，包括</w:t>
-      </w:r>
-      <w:r>
-        <w:t xml:space="preserve"> CLIP </w:t>
-      </w:r>
-      <w:r>
-        <w:rPr>
-          <w:rFonts w:hint="eastAsia"/>
-        </w:rPr>
-        <w:t>编码器、</w:t>
-      </w:r>
-      <w:r>
-        <w:rPr>
-          <w:rFonts w:hint="eastAsia"/>
-        </w:rPr>
-        <w:t>Bridge</w:t>
-      </w:r>
-      <w:r>
-        <w:t xml:space="preserve"> MLP </w:t>
-      </w:r>
-      <w:r>
-        <w:rPr>
-          <w:rFonts w:hint="eastAsia"/>
-        </w:rPr>
-        <w:t>和</w:t>
-      </w:r>
-      <w:r>
-        <w:t xml:space="preserve"> MobileStyleGAN </w:t>
-      </w:r>
-      <w:r>
-        <w:rPr>
-          <w:rFonts w:hint="eastAsia"/>
-        </w:rPr>
-        <w:t>生成器。</w:t>
-      </w:r>
-    </w:p>
-    <w:p>
-      <w:pPr>
-        <w:numPr>
-          <w:ilvl w:val="0"/>
-          <w:numId w:val="4"/>
-        </w:numPr>
-        <w:spacing w:line="440" w:lineRule="exact"/>
-      </w:pPr>
-      <w:r>
-        <w:rPr>
-          <w:b/>
-          <w:bCs/>
-        </w:rPr>
-        <w:t xml:space="preserve">4.1 CLIP </w:t>
-      </w:r>
-      <w:r>
-        <w:rPr>
-          <w:rFonts w:hint="eastAsia"/>
-          <w:b/>
-          <w:bCs/>
-        </w:rPr>
-        <w:t>文本</w:t>
-      </w:r>
-      <w:r>
-        <w:rPr>
-          <w:rFonts w:hint="eastAsia"/>
-          <w:b/>
-          <w:bCs/>
-        </w:rPr>
-        <w:t>/</w:t>
-      </w:r>
-      <w:r>
-        <w:rPr>
-          <w:rFonts w:hint="eastAsia"/>
-          <w:b/>
-          <w:bCs/>
-        </w:rPr>
-        <w:t>图像编码器</w:t>
-      </w:r>
-      <w:r>
-        <w:rPr>
-          <w:rFonts w:hint="eastAsia"/>
-        </w:rPr>
-        <w:t>：采用</w:t>
-      </w:r>
-      <w:r>
-        <w:t xml:space="preserve"> CLIP </w:t>
-      </w:r>
-      <w:r>
-        <w:rPr>
-          <w:rFonts w:hint="eastAsia"/>
-        </w:rPr>
-        <w:t>模型（或</w:t>
-      </w:r>
-      <w:proofErr w:type="gramStart"/>
-      <w:r>
-        <w:rPr>
-          <w:rFonts w:hint="eastAsia"/>
-        </w:rPr>
-        <w:t>其轻量版</w:t>
-      </w:r>
-      <w:proofErr w:type="gramEnd"/>
-      <w:r>
-        <w:t xml:space="preserve"> </w:t>
-      </w:r>
-      <w:proofErr w:type="spellStart"/>
-      <w:r>
-        <w:rPr>
-          <w:rFonts w:hint="eastAsia"/>
-        </w:rPr>
-        <w:t>MobileCLIP</w:t>
+        <w:t>e_t</w:t>
       </w:r>
       <w:proofErr w:type="spellEnd"/>
       <w:r>
         <w:rPr>
-          <w:rFonts w:hint="eastAsia"/>
-        </w:rPr>
-        <w:t>）对文本和图像进行编码，将其映射到同一</w:t>
-      </w:r>
-      <w:r>
-        <w:t xml:space="preserve"> 512 </w:t>
-      </w:r>
-      <w:r>
-        <w:rPr>
-          <w:rFonts w:hint="eastAsia"/>
-        </w:rPr>
-        <w:t>维语</w:t>
-      </w:r>
-      <w:proofErr w:type="gramStart"/>
-      <w:r>
-        <w:rPr>
-          <w:rFonts w:hint="eastAsia"/>
-        </w:rPr>
-        <w:t>义空间</w:t>
-      </w:r>
-      <w:proofErr w:type="gramEnd"/>
-      <w:r>
-        <w:rPr>
-          <w:rFonts w:hint="eastAsia"/>
-        </w:rPr>
-        <w:t>【</w:t>
-      </w:r>
-      <w:r>
-        <w:rPr>
-          <w:rFonts w:hint="eastAsia"/>
-        </w:rPr>
-        <w:t>1</w:t>
-      </w:r>
-      <w:r>
-        <w:rPr>
-          <w:rFonts w:hint="eastAsia"/>
-        </w:rPr>
-        <w:t>】。文本编码器接受自然语言描述，输出语义向量；图像编码器接受生成或真实图像，输出同维度向量。这确保文本与图像在语义上可比较。（</w:t>
-      </w:r>
-      <w:r>
-        <w:rPr>
-          <w:rFonts w:hint="eastAsia"/>
-          <w:i/>
-          <w:iCs/>
-        </w:rPr>
-        <w:t>待补充：确认使用的</w:t>
-      </w:r>
-      <w:r>
-        <w:rPr>
-          <w:i/>
-          <w:iCs/>
-        </w:rPr>
-        <w:t xml:space="preserve"> CLIP </w:t>
-      </w:r>
-      <w:r>
-        <w:rPr>
-          <w:rFonts w:hint="eastAsia"/>
-          <w:i/>
-          <w:iCs/>
-        </w:rPr>
-        <w:t>模型版本和输出维度</w:t>
-      </w:r>
-      <w:r>
-        <w:rPr>
-          <w:rFonts w:hint="eastAsia"/>
-        </w:rPr>
-        <w:t>）</w:t>
-      </w:r>
-    </w:p>
-    <w:p>
-      <w:pPr>
-        <w:numPr>
-          <w:ilvl w:val="0"/>
-          <w:numId w:val="4"/>
-        </w:numPr>
-        <w:spacing w:line="440" w:lineRule="exact"/>
-      </w:pPr>
-      <w:r>
-        <w:rPr>
-          <w:b/>
-          <w:bCs/>
-        </w:rPr>
-        <w:t xml:space="preserve">4.2 Bridge </w:t>
-      </w:r>
-      <w:r>
-        <w:rPr>
-          <w:rFonts w:hint="eastAsia"/>
-          <w:b/>
-          <w:bCs/>
-        </w:rPr>
-        <w:t>MLP</w:t>
-      </w:r>
-      <w:r>
-        <w:rPr>
-          <w:rFonts w:hint="eastAsia"/>
-          <w:b/>
-          <w:bCs/>
-        </w:rPr>
-        <w:t>（语义映射）</w:t>
-      </w:r>
-      <w:r>
-        <w:rPr>
-          <w:rFonts w:hint="eastAsia"/>
-        </w:rPr>
-        <w:t>：</w:t>
-      </w:r>
-      <w:r>
-        <w:rPr>
-          <w:rFonts w:hint="eastAsia"/>
-        </w:rPr>
-        <w:t>Bridge</w:t>
-      </w:r>
-      <w:r>
-        <w:t xml:space="preserve"> MLP </w:t>
-      </w:r>
-      <w:r>
-        <w:rPr>
-          <w:rFonts w:hint="eastAsia"/>
-        </w:rPr>
-        <w:t>是项目中</w:t>
-      </w:r>
-      <w:r>
-        <w:rPr>
-          <w:rFonts w:hint="eastAsia"/>
-          <w:b/>
-          <w:bCs/>
-        </w:rPr>
-        <w:t>唯一训练的模块</w:t>
-      </w:r>
-      <w:r>
-        <w:rPr>
-          <w:rFonts w:hint="eastAsia"/>
-        </w:rPr>
-        <w:t>，用于将</w:t>
-      </w:r>
-      <w:r>
-        <w:t xml:space="preserve"> 512 </w:t>
-      </w:r>
-      <w:r>
-        <w:rPr>
-          <w:rFonts w:hint="eastAsia"/>
-        </w:rPr>
-        <w:t>维的</w:t>
-      </w:r>
-      <w:r>
-        <w:t xml:space="preserve"> CLIP </w:t>
-      </w:r>
-      <w:r>
-        <w:rPr>
-          <w:rFonts w:hint="eastAsia"/>
-        </w:rPr>
-        <w:t>文本嵌入映射到生成器的潜在空间。可实现为一个简单的多层感知机，如一层线性层：</w:t>
-      </w:r>
-      <w:r>
-        <w:br/>
-        <w:t xml:space="preserve">$$ z = W </w:t>
-      </w:r>
-      <w:proofErr w:type="spellStart"/>
-      <w:r>
-        <w:t>e_t</w:t>
-      </w:r>
-      <w:proofErr w:type="spellEnd"/>
-      <w:r>
+          <w:highlight w:val="yellow"/>
+        </w:rPr>
         <w:t xml:space="preserve"> + b $$</w:t>
+      </w:r>
+      <w:r>
+        <w:rPr>
+          <w:rFonts w:hint="eastAsia"/>
+          <w:highlight w:val="yellow"/>
+        </w:rPr>
+        <w:t>（公式有乱码）</w:t>
       </w:r>
       <w:r>
         <w:br/>
@@ -4409,8 +4479,8 @@
     </w:p>
     <w:p>
       <w:pPr>
-        <w:pStyle w:val="FirstParagraph"/>
-        <w:spacing w:line="440" w:lineRule="exact"/>
+        <w:pStyle w:val="a0"/>
+        <w:ind w:firstLine="482"/>
       </w:pPr>
       <w:r>
         <w:rPr>
@@ -4444,20 +4514,22 @@
     </w:p>
     <w:p>
       <w:pPr>
-        <w:pStyle w:val="SourceCode"/>
-        <w:wordWrap/>
-        <w:spacing w:line="440" w:lineRule="exact"/>
+        <w:pStyle w:val="a0"/>
+        <w:ind w:firstLine="440"/>
       </w:pPr>
       <w:r>
         <w:rPr>
           <w:rStyle w:val="VerbatimChar"/>
-        </w:rPr>
+          <w:rFonts w:ascii="Times New Roman" w:hAnsi="Times New Roman"/>
+        </w:rPr>
+        <w:lastRenderedPageBreak/>
         <w:t>for epoch in range(</w:t>
       </w:r>
       <w:proofErr w:type="spellStart"/>
       <w:r>
         <w:rPr>
           <w:rStyle w:val="VerbatimChar"/>
+          <w:rFonts w:ascii="Times New Roman" w:hAnsi="Times New Roman"/>
         </w:rPr>
         <w:t>num_epochs</w:t>
       </w:r>
@@ -4465,6 +4537,7 @@
       <w:r>
         <w:rPr>
           <w:rStyle w:val="VerbatimChar"/>
+          <w:rFonts w:ascii="Times New Roman" w:hAnsi="Times New Roman"/>
         </w:rPr>
         <w:t>):</w:t>
       </w:r>
@@ -4474,6 +4547,7 @@
       <w:r>
         <w:rPr>
           <w:rStyle w:val="VerbatimChar"/>
+          <w:rFonts w:ascii="Times New Roman" w:hAnsi="Times New Roman"/>
         </w:rPr>
         <w:t xml:space="preserve">    for </w:t>
       </w:r>
@@ -4481,6 +4555,7 @@
       <w:r>
         <w:rPr>
           <w:rStyle w:val="VerbatimChar"/>
+          <w:rFonts w:ascii="Times New Roman" w:hAnsi="Times New Roman"/>
         </w:rPr>
         <w:t>text_batch</w:t>
       </w:r>
@@ -4488,6 +4563,7 @@
       <w:r>
         <w:rPr>
           <w:rStyle w:val="VerbatimChar"/>
+          <w:rFonts w:ascii="Times New Roman" w:hAnsi="Times New Roman"/>
         </w:rPr>
         <w:t xml:space="preserve">, _ in </w:t>
       </w:r>
@@ -4495,6 +4571,7 @@
       <w:r>
         <w:rPr>
           <w:rStyle w:val="VerbatimChar"/>
+          <w:rFonts w:ascii="Times New Roman" w:hAnsi="Times New Roman"/>
         </w:rPr>
         <w:t>dataloader</w:t>
       </w:r>
@@ -4502,6 +4579,7 @@
       <w:r>
         <w:rPr>
           <w:rStyle w:val="VerbatimChar"/>
+          <w:rFonts w:ascii="Times New Roman" w:hAnsi="Times New Roman"/>
         </w:rPr>
         <w:t>:</w:t>
       </w:r>
@@ -4511,6 +4589,7 @@
       <w:r>
         <w:rPr>
           <w:rStyle w:val="VerbatimChar"/>
+          <w:rFonts w:ascii="Times New Roman" w:hAnsi="Times New Roman"/>
         </w:rPr>
         <w:t xml:space="preserve">        </w:t>
       </w:r>
@@ -4518,6 +4597,7 @@
       <w:r>
         <w:rPr>
           <w:rStyle w:val="VerbatimChar"/>
+          <w:rFonts w:ascii="Times New Roman" w:hAnsi="Times New Roman"/>
         </w:rPr>
         <w:t>e_text</w:t>
       </w:r>
@@ -4525,6 +4605,7 @@
       <w:r>
         <w:rPr>
           <w:rStyle w:val="VerbatimChar"/>
+          <w:rFonts w:ascii="Times New Roman" w:hAnsi="Times New Roman"/>
         </w:rPr>
         <w:t xml:space="preserve"> = </w:t>
       </w:r>
@@ -4532,6 +4613,7 @@
       <w:r>
         <w:rPr>
           <w:rStyle w:val="VerbatimChar"/>
+          <w:rFonts w:ascii="Times New Roman" w:hAnsi="Times New Roman"/>
         </w:rPr>
         <w:t>CLIP.text_encoder</w:t>
       </w:r>
@@ -4539,6 +4621,7 @@
       <w:r>
         <w:rPr>
           <w:rStyle w:val="VerbatimChar"/>
+          <w:rFonts w:ascii="Times New Roman" w:hAnsi="Times New Roman"/>
         </w:rPr>
         <w:t>(</w:t>
       </w:r>
@@ -4546,6 +4629,7 @@
       <w:r>
         <w:rPr>
           <w:rStyle w:val="VerbatimChar"/>
+          <w:rFonts w:ascii="Times New Roman" w:hAnsi="Times New Roman"/>
         </w:rPr>
         <w:t>text_batch</w:t>
       </w:r>
@@ -4553,19 +4637,21 @@
       <w:r>
         <w:rPr>
           <w:rStyle w:val="VerbatimChar"/>
+          <w:rFonts w:ascii="Times New Roman" w:hAnsi="Times New Roman"/>
         </w:rPr>
         <w:t xml:space="preserve">)     # </w:t>
       </w:r>
       <w:r>
         <w:rPr>
           <w:rStyle w:val="VerbatimChar"/>
-          <w:rFonts w:hint="eastAsia"/>
+          <w:rFonts w:ascii="Times New Roman" w:hAnsi="Times New Roman" w:hint="eastAsia"/>
         </w:rPr>
         <w:t>文本编码</w:t>
       </w:r>
       <w:r>
         <w:rPr>
           <w:rStyle w:val="VerbatimChar"/>
+          <w:rFonts w:ascii="Times New Roman" w:hAnsi="Times New Roman"/>
         </w:rPr>
         <w:t xml:space="preserve"> (512-d)</w:t>
       </w:r>
@@ -4575,6 +4661,7 @@
       <w:r>
         <w:rPr>
           <w:rStyle w:val="VerbatimChar"/>
+          <w:rFonts w:ascii="Times New Roman" w:hAnsi="Times New Roman"/>
         </w:rPr>
         <w:t xml:space="preserve">        z = </w:t>
       </w:r>
@@ -4582,6 +4669,7 @@
       <w:r>
         <w:rPr>
           <w:rStyle w:val="VerbatimChar"/>
+          <w:rFonts w:ascii="Times New Roman" w:hAnsi="Times New Roman"/>
         </w:rPr>
         <w:t>BridgeMLP</w:t>
       </w:r>
@@ -4589,6 +4677,7 @@
       <w:r>
         <w:rPr>
           <w:rStyle w:val="VerbatimChar"/>
+          <w:rFonts w:ascii="Times New Roman" w:hAnsi="Times New Roman"/>
         </w:rPr>
         <w:t>(</w:t>
       </w:r>
@@ -4596,6 +4685,7 @@
       <w:r>
         <w:rPr>
           <w:rStyle w:val="VerbatimChar"/>
+          <w:rFonts w:ascii="Times New Roman" w:hAnsi="Times New Roman"/>
         </w:rPr>
         <w:t>e_text</w:t>
       </w:r>
@@ -4603,13 +4693,14 @@
       <w:r>
         <w:rPr>
           <w:rStyle w:val="VerbatimChar"/>
+          <w:rFonts w:ascii="Times New Roman" w:hAnsi="Times New Roman"/>
         </w:rPr>
         <w:t xml:space="preserve">)                      # </w:t>
       </w:r>
       <w:r>
         <w:rPr>
           <w:rStyle w:val="VerbatimChar"/>
-          <w:rFonts w:hint="eastAsia"/>
+          <w:rFonts w:ascii="Times New Roman" w:hAnsi="Times New Roman" w:hint="eastAsia"/>
         </w:rPr>
         <w:t>映射到潜在空间</w:t>
       </w:r>
@@ -4619,6 +4710,7 @@
       <w:r>
         <w:rPr>
           <w:rStyle w:val="VerbatimChar"/>
+          <w:rFonts w:ascii="Times New Roman" w:hAnsi="Times New Roman"/>
         </w:rPr>
         <w:t xml:space="preserve">        </w:t>
       </w:r>
@@ -4626,6 +4718,7 @@
       <w:r>
         <w:rPr>
           <w:rStyle w:val="VerbatimChar"/>
+          <w:rFonts w:ascii="Times New Roman" w:hAnsi="Times New Roman"/>
         </w:rPr>
         <w:t>gen_image</w:t>
       </w:r>
@@ -4633,13 +4726,30 @@
       <w:r>
         <w:rPr>
           <w:rStyle w:val="VerbatimChar"/>
-        </w:rPr>
-        <w:t xml:space="preserve"> = MobileStyleGAN(z)              # </w:t>
-      </w:r>
+          <w:rFonts w:ascii="Times New Roman" w:hAnsi="Times New Roman"/>
+        </w:rPr>
+        <w:t xml:space="preserve"> = </w:t>
+      </w:r>
+      <w:proofErr w:type="spellStart"/>
       <w:r>
         <w:rPr>
           <w:rStyle w:val="VerbatimChar"/>
-          <w:rFonts w:hint="eastAsia"/>
+          <w:rFonts w:ascii="Times New Roman" w:hAnsi="Times New Roman"/>
+        </w:rPr>
+        <w:t>MobileStyleGAN</w:t>
+      </w:r>
+      <w:proofErr w:type="spellEnd"/>
+      <w:r>
+        <w:rPr>
+          <w:rStyle w:val="VerbatimChar"/>
+          <w:rFonts w:ascii="Times New Roman" w:hAnsi="Times New Roman"/>
+        </w:rPr>
+        <w:t xml:space="preserve">(z)              # </w:t>
+      </w:r>
+      <w:r>
+        <w:rPr>
+          <w:rStyle w:val="VerbatimChar"/>
+          <w:rFonts w:ascii="Times New Roman" w:hAnsi="Times New Roman" w:hint="eastAsia"/>
         </w:rPr>
         <w:t>生成图像</w:t>
       </w:r>
@@ -4649,6 +4759,7 @@
       <w:r>
         <w:rPr>
           <w:rStyle w:val="VerbatimChar"/>
+          <w:rFonts w:ascii="Times New Roman" w:hAnsi="Times New Roman"/>
         </w:rPr>
         <w:t xml:space="preserve">        </w:t>
       </w:r>
@@ -4656,6 +4767,7 @@
       <w:r>
         <w:rPr>
           <w:rStyle w:val="VerbatimChar"/>
+          <w:rFonts w:ascii="Times New Roman" w:hAnsi="Times New Roman"/>
         </w:rPr>
         <w:t>e_image</w:t>
       </w:r>
@@ -4663,6 +4775,7 @@
       <w:r>
         <w:rPr>
           <w:rStyle w:val="VerbatimChar"/>
+          <w:rFonts w:ascii="Times New Roman" w:hAnsi="Times New Roman"/>
         </w:rPr>
         <w:t xml:space="preserve"> = </w:t>
       </w:r>
@@ -4670,6 +4783,7 @@
       <w:r>
         <w:rPr>
           <w:rStyle w:val="VerbatimChar"/>
+          <w:rFonts w:ascii="Times New Roman" w:hAnsi="Times New Roman"/>
         </w:rPr>
         <w:t>CLIP.image_encoder</w:t>
       </w:r>
@@ -4677,6 +4791,7 @@
       <w:r>
         <w:rPr>
           <w:rStyle w:val="VerbatimChar"/>
+          <w:rFonts w:ascii="Times New Roman" w:hAnsi="Times New Roman"/>
         </w:rPr>
         <w:t>(</w:t>
       </w:r>
@@ -4684,6 +4799,7 @@
       <w:r>
         <w:rPr>
           <w:rStyle w:val="VerbatimChar"/>
+          <w:rFonts w:ascii="Times New Roman" w:hAnsi="Times New Roman"/>
         </w:rPr>
         <w:t>gen_image</w:t>
       </w:r>
@@ -4691,19 +4807,21 @@
       <w:r>
         <w:rPr>
           <w:rStyle w:val="VerbatimChar"/>
+          <w:rFonts w:ascii="Times New Roman" w:hAnsi="Times New Roman"/>
         </w:rPr>
         <w:t xml:space="preserve">)    # </w:t>
       </w:r>
       <w:r>
         <w:rPr>
           <w:rStyle w:val="VerbatimChar"/>
-          <w:rFonts w:hint="eastAsia"/>
+          <w:rFonts w:ascii="Times New Roman" w:hAnsi="Times New Roman" w:hint="eastAsia"/>
         </w:rPr>
         <w:t>生成图像编码</w:t>
       </w:r>
       <w:r>
         <w:rPr>
           <w:rStyle w:val="VerbatimChar"/>
+          <w:rFonts w:ascii="Times New Roman" w:hAnsi="Times New Roman"/>
         </w:rPr>
         <w:t xml:space="preserve"> (512-d)</w:t>
       </w:r>
@@ -4713,14 +4831,15 @@
       <w:r>
         <w:rPr>
           <w:rStyle w:val="VerbatimChar"/>
-        </w:rPr>
-        <w:lastRenderedPageBreak/>
+          <w:rFonts w:ascii="Times New Roman" w:hAnsi="Times New Roman"/>
+        </w:rPr>
         <w:t xml:space="preserve">        loss = Loss(</w:t>
       </w:r>
       <w:proofErr w:type="spellStart"/>
       <w:r>
         <w:rPr>
           <w:rStyle w:val="VerbatimChar"/>
+          <w:rFonts w:ascii="Times New Roman" w:hAnsi="Times New Roman"/>
         </w:rPr>
         <w:t>e_text</w:t>
       </w:r>
@@ -4728,6 +4847,7 @@
       <w:r>
         <w:rPr>
           <w:rStyle w:val="VerbatimChar"/>
+          <w:rFonts w:ascii="Times New Roman" w:hAnsi="Times New Roman"/>
         </w:rPr>
         <w:t xml:space="preserve">, </w:t>
       </w:r>
@@ -4735,6 +4855,7 @@
       <w:r>
         <w:rPr>
           <w:rStyle w:val="VerbatimChar"/>
+          <w:rFonts w:ascii="Times New Roman" w:hAnsi="Times New Roman"/>
         </w:rPr>
         <w:t>e_image</w:t>
       </w:r>
@@ -4742,13 +4863,14 @@
       <w:r>
         <w:rPr>
           <w:rStyle w:val="VerbatimChar"/>
+          <w:rFonts w:ascii="Times New Roman" w:hAnsi="Times New Roman"/>
         </w:rPr>
         <w:t xml:space="preserve">)               # CLIP </w:t>
       </w:r>
       <w:r>
         <w:rPr>
           <w:rStyle w:val="VerbatimChar"/>
-          <w:rFonts w:hint="eastAsia"/>
+          <w:rFonts w:ascii="Times New Roman" w:hAnsi="Times New Roman" w:hint="eastAsia"/>
         </w:rPr>
         <w:t>特征距离</w:t>
       </w:r>
@@ -4758,6 +4880,7 @@
       <w:r>
         <w:rPr>
           <w:rStyle w:val="VerbatimChar"/>
+          <w:rFonts w:ascii="Times New Roman" w:hAnsi="Times New Roman"/>
         </w:rPr>
         <w:t xml:space="preserve">        </w:t>
       </w:r>
@@ -4765,6 +4888,7 @@
       <w:r>
         <w:rPr>
           <w:rStyle w:val="VerbatimChar"/>
+          <w:rFonts w:ascii="Times New Roman" w:hAnsi="Times New Roman"/>
         </w:rPr>
         <w:t>optimizer.zero_</w:t>
       </w:r>
@@ -4772,6 +4896,7 @@
       <w:r>
         <w:rPr>
           <w:rStyle w:val="VerbatimChar"/>
+          <w:rFonts w:ascii="Times New Roman" w:hAnsi="Times New Roman"/>
         </w:rPr>
         <w:t>grad</w:t>
       </w:r>
@@ -4779,6 +4904,7 @@
       <w:r>
         <w:rPr>
           <w:rStyle w:val="VerbatimChar"/>
+          <w:rFonts w:ascii="Times New Roman" w:hAnsi="Times New Roman"/>
         </w:rPr>
         <w:t>(</w:t>
       </w:r>
@@ -4786,6 +4912,7 @@
       <w:r>
         <w:rPr>
           <w:rStyle w:val="VerbatimChar"/>
+          <w:rFonts w:ascii="Times New Roman" w:hAnsi="Times New Roman"/>
         </w:rPr>
         <w:t>)</w:t>
       </w:r>
@@ -4795,6 +4922,7 @@
       <w:r>
         <w:rPr>
           <w:rStyle w:val="VerbatimChar"/>
+          <w:rFonts w:ascii="Times New Roman" w:hAnsi="Times New Roman"/>
         </w:rPr>
         <w:t xml:space="preserve">        </w:t>
       </w:r>
@@ -4803,6 +4931,7 @@
       <w:r>
         <w:rPr>
           <w:rStyle w:val="VerbatimChar"/>
+          <w:rFonts w:ascii="Times New Roman" w:hAnsi="Times New Roman"/>
         </w:rPr>
         <w:t>loss.backward</w:t>
       </w:r>
@@ -4811,6 +4940,7 @@
       <w:r>
         <w:rPr>
           <w:rStyle w:val="VerbatimChar"/>
+          <w:rFonts w:ascii="Times New Roman" w:hAnsi="Times New Roman"/>
         </w:rPr>
         <w:t>()</w:t>
       </w:r>
@@ -4820,6 +4950,7 @@
       <w:r>
         <w:rPr>
           <w:rStyle w:val="VerbatimChar"/>
+          <w:rFonts w:ascii="Times New Roman" w:hAnsi="Times New Roman"/>
         </w:rPr>
         <w:t xml:space="preserve">        </w:t>
       </w:r>
@@ -4828,6 +4959,7 @@
       <w:r>
         <w:rPr>
           <w:rStyle w:val="VerbatimChar"/>
+          <w:rFonts w:ascii="Times New Roman" w:hAnsi="Times New Roman"/>
         </w:rPr>
         <w:t>optimizer.step</w:t>
       </w:r>
@@ -4836,45 +4968,46 @@
       <w:r>
         <w:rPr>
           <w:rStyle w:val="VerbatimChar"/>
+          <w:rFonts w:ascii="Times New Roman" w:hAnsi="Times New Roman"/>
         </w:rPr>
         <w:t>()</w:t>
       </w:r>
     </w:p>
     <w:p>
       <w:pPr>
-        <w:numPr>
-          <w:ilvl w:val="0"/>
-          <w:numId w:val="5"/>
-        </w:numPr>
-        <w:spacing w:line="440" w:lineRule="exact"/>
-      </w:pPr>
-      <w:r>
-        <w:rPr>
-          <w:b/>
-          <w:bCs/>
-        </w:rPr>
-        <w:t xml:space="preserve">4.3 MobileStyleGAN </w:t>
-      </w:r>
-      <w:r>
-        <w:rPr>
-          <w:rFonts w:hint="eastAsia"/>
-          <w:b/>
-          <w:bCs/>
+        <w:pStyle w:val="af6"/>
+      </w:pPr>
+      <w:r>
+        <w:t xml:space="preserve">4.3 </w:t>
+      </w:r>
+      <w:proofErr w:type="spellStart"/>
+      <w:r>
+        <w:t>MobileStyleGAN</w:t>
+      </w:r>
+      <w:proofErr w:type="spellEnd"/>
+      <w:r>
+        <w:t xml:space="preserve"> </w:t>
+      </w:r>
+      <w:r>
+        <w:rPr>
+          <w:rFonts w:hint="eastAsia"/>
         </w:rPr>
         <w:t>生成器</w:t>
       </w:r>
-      <w:r>
-        <w:rPr>
-          <w:rFonts w:hint="eastAsia"/>
-        </w:rPr>
-        <w:t>：</w:t>
-      </w:r>
+    </w:p>
+    <w:p>
+      <w:pPr>
+        <w:pStyle w:val="a0"/>
+        <w:ind w:firstLine="480"/>
+      </w:pPr>
+      <w:proofErr w:type="spellStart"/>
       <w:r>
         <w:rPr>
           <w:rFonts w:hint="eastAsia"/>
         </w:rPr>
         <w:t>MobileStyleGAN</w:t>
       </w:r>
+      <w:proofErr w:type="spellEnd"/>
       <w:r>
         <w:t xml:space="preserve"> </w:t>
       </w:r>
@@ -5046,259 +5179,734 @@
     </w:p>
     <w:p>
       <w:pPr>
-        <w:numPr>
-          <w:ilvl w:val="0"/>
-          <w:numId w:val="5"/>
-        </w:numPr>
-        <w:spacing w:line="440" w:lineRule="exact"/>
-      </w:pPr>
-      <w:r>
-        <w:rPr>
+        <w:pStyle w:val="af6"/>
+      </w:pPr>
+      <w:r>
+        <w:t xml:space="preserve">4.4 </w:t>
+      </w:r>
+      <w:r>
+        <w:rPr>
+          <w:rFonts w:hint="eastAsia"/>
+        </w:rPr>
+        <w:t>系统流程图</w:t>
+      </w:r>
+    </w:p>
+    <w:p>
+      <w:pPr>
+        <w:pStyle w:val="a0"/>
+        <w:ind w:firstLine="480"/>
+      </w:pPr>
+      <w:r>
+        <w:rPr>
+          <w:rFonts w:hint="eastAsia"/>
+        </w:rPr>
+        <w:t>下图展示了从输入文本到生成图像的整个流程：</w:t>
+      </w:r>
+    </w:p>
+    <w:p>
+      <w:pPr>
+        <w:pStyle w:val="a0"/>
+        <w:ind w:firstLine="440"/>
+      </w:pPr>
+      <w:r>
+        <w:rPr>
+          <w:rStyle w:val="VerbatimChar"/>
+          <w:rFonts w:ascii="Times New Roman" w:hAnsi="Times New Roman"/>
+        </w:rPr>
+        <w:t>graph LR</w:t>
+      </w:r>
+      <w:r>
+        <w:br/>
+      </w:r>
+      <w:r>
+        <w:rPr>
+          <w:rStyle w:val="VerbatimChar"/>
+          <w:rFonts w:ascii="Times New Roman" w:hAnsi="Times New Roman"/>
+        </w:rPr>
+        <w:t xml:space="preserve">    Text --&gt;|CLIP </w:t>
+      </w:r>
+      <w:r>
+        <w:rPr>
+          <w:rStyle w:val="VerbatimChar"/>
+          <w:rFonts w:ascii="Times New Roman" w:hAnsi="Times New Roman" w:hint="eastAsia"/>
+        </w:rPr>
+        <w:t>文本编码器</w:t>
+      </w:r>
+      <w:r>
+        <w:rPr>
+          <w:rStyle w:val="VerbatimChar"/>
+          <w:rFonts w:ascii="Times New Roman" w:hAnsi="Times New Roman" w:hint="eastAsia"/>
+        </w:rPr>
+        <w:t>|</w:t>
+      </w:r>
+      <w:r>
+        <w:rPr>
+          <w:rStyle w:val="VerbatimChar"/>
+          <w:rFonts w:ascii="Times New Roman" w:hAnsi="Times New Roman"/>
+        </w:rPr>
+        <w:t xml:space="preserve"> </w:t>
+      </w:r>
+      <w:proofErr w:type="spellStart"/>
+      <w:r>
+        <w:rPr>
+          <w:rStyle w:val="VerbatimChar"/>
+          <w:rFonts w:ascii="Times New Roman" w:hAnsi="Times New Roman"/>
+        </w:rPr>
+        <w:t>CLIP_Text</w:t>
+      </w:r>
+      <w:proofErr w:type="spellEnd"/>
+      <w:r>
+        <w:rPr>
+          <w:rStyle w:val="VerbatimChar"/>
+          <w:rFonts w:ascii="Times New Roman" w:hAnsi="Times New Roman"/>
+        </w:rPr>
+        <w:t xml:space="preserve">[CLIP </w:t>
+      </w:r>
+      <w:r>
+        <w:rPr>
+          <w:rStyle w:val="VerbatimChar"/>
+          <w:rFonts w:ascii="Times New Roman" w:hAnsi="Times New Roman" w:hint="eastAsia"/>
+        </w:rPr>
+        <w:t>文本编码器</w:t>
+      </w:r>
+      <w:r>
+        <w:rPr>
+          <w:rStyle w:val="VerbatimChar"/>
+          <w:rFonts w:ascii="Times New Roman" w:hAnsi="Times New Roman"/>
+        </w:rPr>
+        <w:t xml:space="preserve"> (512-D)]</w:t>
+      </w:r>
+      <w:r>
+        <w:br/>
+      </w:r>
+      <w:r>
+        <w:rPr>
+          <w:rStyle w:val="VerbatimChar"/>
+          <w:rFonts w:ascii="Times New Roman" w:hAnsi="Times New Roman"/>
+        </w:rPr>
+        <w:t xml:space="preserve">    </w:t>
+      </w:r>
+      <w:proofErr w:type="spellStart"/>
+      <w:r>
+        <w:rPr>
+          <w:rStyle w:val="VerbatimChar"/>
+          <w:rFonts w:ascii="Times New Roman" w:hAnsi="Times New Roman"/>
+        </w:rPr>
+        <w:t>CLIP_Text</w:t>
+      </w:r>
+      <w:proofErr w:type="spellEnd"/>
+      <w:r>
+        <w:rPr>
+          <w:rStyle w:val="VerbatimChar"/>
+          <w:rFonts w:ascii="Times New Roman" w:hAnsi="Times New Roman"/>
+        </w:rPr>
+        <w:t xml:space="preserve"> --&gt;|</w:t>
+      </w:r>
+      <w:proofErr w:type="spellStart"/>
+      <w:r>
+        <w:rPr>
+          <w:rStyle w:val="VerbatimChar"/>
+          <w:rFonts w:ascii="Times New Roman" w:hAnsi="Times New Roman"/>
+        </w:rPr>
+        <w:t>BridgeMLP</w:t>
+      </w:r>
+      <w:proofErr w:type="spellEnd"/>
+      <w:r>
+        <w:rPr>
+          <w:rStyle w:val="VerbatimChar"/>
+          <w:rFonts w:ascii="Times New Roman" w:hAnsi="Times New Roman"/>
+        </w:rPr>
+        <w:t xml:space="preserve">| </w:t>
+      </w:r>
+      <w:r>
+        <w:rPr>
+          <w:rStyle w:val="VerbatimChar"/>
+          <w:rFonts w:ascii="Times New Roman" w:hAnsi="Times New Roman" w:hint="eastAsia"/>
+        </w:rPr>
+        <w:t>Latent[</w:t>
+      </w:r>
+      <w:r>
+        <w:rPr>
+          <w:rStyle w:val="VerbatimChar"/>
+          <w:rFonts w:ascii="Times New Roman" w:hAnsi="Times New Roman" w:hint="eastAsia"/>
+        </w:rPr>
+        <w:t>潜在向量</w:t>
+      </w:r>
+      <w:r>
+        <w:rPr>
+          <w:rStyle w:val="VerbatimChar"/>
+          <w:rFonts w:ascii="Times New Roman" w:hAnsi="Times New Roman"/>
+        </w:rPr>
+        <w:t xml:space="preserve"> z]</w:t>
+      </w:r>
+      <w:r>
+        <w:br/>
+      </w:r>
+      <w:r>
+        <w:rPr>
+          <w:rStyle w:val="VerbatimChar"/>
+          <w:rFonts w:ascii="Times New Roman" w:hAnsi="Times New Roman"/>
+        </w:rPr>
+        <w:t xml:space="preserve">    Latent --&gt;|</w:t>
+      </w:r>
+      <w:proofErr w:type="spellStart"/>
+      <w:r>
+        <w:rPr>
+          <w:rStyle w:val="VerbatimChar"/>
+          <w:rFonts w:ascii="Times New Roman" w:hAnsi="Times New Roman"/>
+        </w:rPr>
+        <w:t>MobileStyleGAN</w:t>
+      </w:r>
+      <w:proofErr w:type="spellEnd"/>
+      <w:r>
+        <w:rPr>
+          <w:rStyle w:val="VerbatimChar"/>
+          <w:rFonts w:ascii="Times New Roman" w:hAnsi="Times New Roman"/>
+        </w:rPr>
+        <w:t xml:space="preserve">| </w:t>
+      </w:r>
+      <w:proofErr w:type="spellStart"/>
+      <w:r>
+        <w:rPr>
+          <w:rStyle w:val="VerbatimChar"/>
+          <w:rFonts w:ascii="Times New Roman" w:hAnsi="Times New Roman"/>
+        </w:rPr>
+        <w:t>MobileStyleGAN</w:t>
+      </w:r>
+      <w:proofErr w:type="spellEnd"/>
+      <w:r>
+        <w:rPr>
+          <w:rStyle w:val="VerbatimChar"/>
+          <w:rFonts w:ascii="Times New Roman" w:hAnsi="Times New Roman"/>
+        </w:rPr>
+        <w:t>[</w:t>
+      </w:r>
+      <w:proofErr w:type="spellStart"/>
+      <w:r>
+        <w:rPr>
+          <w:rStyle w:val="VerbatimChar"/>
+          <w:rFonts w:ascii="Times New Roman" w:hAnsi="Times New Roman"/>
+        </w:rPr>
+        <w:t>MobileStyleGAN</w:t>
+      </w:r>
+      <w:proofErr w:type="spellEnd"/>
+      <w:r>
+        <w:rPr>
+          <w:rStyle w:val="VerbatimChar"/>
+          <w:rFonts w:ascii="Times New Roman" w:hAnsi="Times New Roman"/>
+        </w:rPr>
+        <w:t xml:space="preserve"> </w:t>
+      </w:r>
+      <w:r>
+        <w:rPr>
+          <w:rStyle w:val="VerbatimChar"/>
+          <w:rFonts w:ascii="Times New Roman" w:hAnsi="Times New Roman" w:hint="eastAsia"/>
+        </w:rPr>
+        <w:t>生成器</w:t>
+      </w:r>
+      <w:r>
+        <w:rPr>
+          <w:rStyle w:val="VerbatimChar"/>
+          <w:rFonts w:ascii="Times New Roman" w:hAnsi="Times New Roman" w:hint="eastAsia"/>
+        </w:rPr>
+        <w:t>]</w:t>
+      </w:r>
+      <w:r>
+        <w:br/>
+      </w:r>
+      <w:r>
+        <w:rPr>
+          <w:rStyle w:val="VerbatimChar"/>
+          <w:rFonts w:ascii="Times New Roman" w:hAnsi="Times New Roman"/>
+        </w:rPr>
+        <w:t xml:space="preserve">    </w:t>
+      </w:r>
+      <w:proofErr w:type="spellStart"/>
+      <w:r>
+        <w:rPr>
+          <w:rStyle w:val="VerbatimChar"/>
+          <w:rFonts w:ascii="Times New Roman" w:hAnsi="Times New Roman"/>
+        </w:rPr>
+        <w:t>MobileStyleGAN</w:t>
+      </w:r>
+      <w:proofErr w:type="spellEnd"/>
+      <w:r>
+        <w:rPr>
+          <w:rStyle w:val="VerbatimChar"/>
+          <w:rFonts w:ascii="Times New Roman" w:hAnsi="Times New Roman"/>
+        </w:rPr>
+        <w:t xml:space="preserve"> </w:t>
+      </w:r>
+      <w:r>
+        <w:rPr>
+          <w:rStyle w:val="VerbatimChar"/>
+          <w:rFonts w:ascii="Times New Roman" w:hAnsi="Times New Roman" w:hint="eastAsia"/>
+        </w:rPr>
+        <w:t>--&gt;|</w:t>
+      </w:r>
+      <w:r>
+        <w:rPr>
+          <w:rStyle w:val="VerbatimChar"/>
+          <w:rFonts w:ascii="Times New Roman" w:hAnsi="Times New Roman" w:hint="eastAsia"/>
+        </w:rPr>
+        <w:t>生成图像</w:t>
+      </w:r>
+      <w:r>
+        <w:rPr>
+          <w:rStyle w:val="VerbatimChar"/>
+          <w:rFonts w:ascii="Times New Roman" w:hAnsi="Times New Roman" w:hint="eastAsia"/>
+        </w:rPr>
+        <w:t>|</w:t>
+      </w:r>
+      <w:r>
+        <w:rPr>
+          <w:rStyle w:val="VerbatimChar"/>
+          <w:rFonts w:ascii="Times New Roman" w:hAnsi="Times New Roman"/>
+        </w:rPr>
+        <w:t xml:space="preserve"> </w:t>
+      </w:r>
+      <w:r>
+        <w:rPr>
+          <w:rStyle w:val="VerbatimChar"/>
+          <w:rFonts w:ascii="Times New Roman" w:hAnsi="Times New Roman" w:hint="eastAsia"/>
+        </w:rPr>
+        <w:t>Image[</w:t>
+      </w:r>
+      <w:r>
+        <w:rPr>
+          <w:rStyle w:val="VerbatimChar"/>
+          <w:rFonts w:ascii="Times New Roman" w:hAnsi="Times New Roman" w:hint="eastAsia"/>
+        </w:rPr>
+        <w:t>输出图像</w:t>
+      </w:r>
+      <w:r>
+        <w:rPr>
+          <w:rStyle w:val="VerbatimChar"/>
+          <w:rFonts w:ascii="Times New Roman" w:hAnsi="Times New Roman" w:hint="eastAsia"/>
+        </w:rPr>
+        <w:t>]</w:t>
+      </w:r>
+    </w:p>
+    <w:p>
+      <w:pPr>
+        <w:pStyle w:val="a0"/>
+        <w:ind w:firstLine="480"/>
+      </w:pPr>
+      <w:r>
+        <w:rPr>
+          <w:rFonts w:hint="eastAsia"/>
+        </w:rPr>
+        <w:t>图：文本通过</w:t>
+      </w:r>
+      <w:r>
+        <w:t xml:space="preserve"> CLIP </w:t>
+      </w:r>
+      <w:r>
+        <w:rPr>
+          <w:rFonts w:hint="eastAsia"/>
+        </w:rPr>
+        <w:t>编码后，</w:t>
+      </w:r>
+      <w:r>
+        <w:rPr>
+          <w:rFonts w:hint="eastAsia"/>
+        </w:rPr>
+        <w:t>Bridge</w:t>
+      </w:r>
+      <w:r>
+        <w:t xml:space="preserve"> MLP </w:t>
+      </w:r>
+      <w:r>
+        <w:rPr>
+          <w:rFonts w:hint="eastAsia"/>
+        </w:rPr>
+        <w:t>映射到潜在空间，再经</w:t>
+      </w:r>
+      <w:r>
+        <w:t xml:space="preserve"> MobileStyleGAN </w:t>
+      </w:r>
+      <w:r>
+        <w:rPr>
+          <w:rFonts w:hint="eastAsia"/>
+        </w:rPr>
+        <w:t>生成图像的流程。</w:t>
+      </w:r>
+    </w:p>
+    <w:p>
+      <w:pPr>
+        <w:pStyle w:val="af6"/>
+      </w:pPr>
+      <w:r>
+        <w:t xml:space="preserve">4.5 </w:t>
+      </w:r>
+      <w:r>
+        <w:rPr>
+          <w:rFonts w:hint="eastAsia"/>
+        </w:rPr>
+        <w:t>公式与实现细节</w:t>
+      </w:r>
+    </w:p>
+    <w:p>
+      <w:pPr>
+        <w:pStyle w:val="a0"/>
+        <w:ind w:firstLine="480"/>
+      </w:pPr>
+      <w:r>
+        <w:rPr>
+          <w:rFonts w:hint="eastAsia"/>
+        </w:rPr>
+        <w:t>模型的关键公式已给出，上述流程即为完整管道。</w:t>
+      </w:r>
+      <w:r>
+        <w:rPr>
+          <w:rFonts w:hint="eastAsia"/>
+        </w:rPr>
+        <w:t>(</w:t>
+      </w:r>
+      <w:r>
+        <w:rPr>
+          <w:rFonts w:hint="eastAsia"/>
+        </w:rPr>
+        <w:t>待补充：</w:t>
+      </w:r>
+      <w:r>
+        <w:rPr>
+          <w:rFonts w:hint="eastAsia"/>
+        </w:rPr>
+        <w:t>Bridge</w:t>
+      </w:r>
+      <w:r>
+        <w:t xml:space="preserve"> MLP </w:t>
+      </w:r>
+      <w:r>
+        <w:rPr>
+          <w:rFonts w:hint="eastAsia"/>
+        </w:rPr>
+        <w:t>的层数和激活函数、优化</w:t>
+      </w:r>
+      <w:proofErr w:type="gramStart"/>
+      <w:r>
+        <w:rPr>
+          <w:rFonts w:hint="eastAsia"/>
+        </w:rPr>
+        <w:t>器设置</w:t>
+      </w:r>
+      <w:proofErr w:type="gramEnd"/>
+      <w:r>
+        <w:rPr>
+          <w:rFonts w:hint="eastAsia"/>
+        </w:rPr>
+        <w:t>等实现细节。</w:t>
+      </w:r>
+      <w:r>
+        <w:rPr>
+          <w:rFonts w:hint="eastAsia"/>
+        </w:rPr>
+        <w:t>)</w:t>
+      </w:r>
+    </w:p>
+    <w:p>
+      <w:pPr>
+        <w:pStyle w:val="a0"/>
+        <w:ind w:firstLine="480"/>
+      </w:pPr>
+      <w:r>
+        <w:rPr>
+          <w:rFonts w:hint="eastAsia"/>
+        </w:rPr>
+        <w:lastRenderedPageBreak/>
+        <w:t>(</w:t>
+      </w:r>
+      <w:r>
+        <w:rPr>
+          <w:rFonts w:hint="eastAsia"/>
+        </w:rPr>
+        <w:t>待补充：可根据代码确认</w:t>
+      </w:r>
+      <w:r>
+        <w:t xml:space="preserve"> Bridge MLP </w:t>
+      </w:r>
+      <w:r>
+        <w:rPr>
+          <w:rFonts w:hint="eastAsia"/>
+        </w:rPr>
+        <w:t>的具体结构和参数，以及</w:t>
+      </w:r>
+      <w:r>
+        <w:t xml:space="preserve"> CLIP/MobileStyleGAN </w:t>
+      </w:r>
+      <w:r>
+        <w:rPr>
+          <w:rFonts w:hint="eastAsia"/>
+        </w:rPr>
+        <w:t>相关细节。</w:t>
+      </w:r>
+      <w:r>
+        <w:rPr>
+          <w:rFonts w:hint="eastAsia"/>
+        </w:rPr>
+        <w:t>)</w:t>
+      </w:r>
+    </w:p>
+    <w:p>
+      <w:pPr>
+        <w:pStyle w:val="af4"/>
+      </w:pPr>
+      <w:bookmarkStart w:id="3" w:name="实验设计"/>
+      <w:bookmarkEnd w:id="2"/>
+      <w:r>
+        <w:t>5</w:t>
+      </w:r>
+      <w:r>
+        <w:rPr>
+          <w:rFonts w:hint="eastAsia"/>
+        </w:rPr>
+        <w:t xml:space="preserve">  </w:t>
+      </w:r>
+      <w:r>
+        <w:rPr>
+          <w:rFonts w:hint="eastAsia"/>
+        </w:rPr>
+        <w:t>实验设计</w:t>
+      </w:r>
+    </w:p>
+    <w:p>
+      <w:pPr>
+        <w:pStyle w:val="a0"/>
+        <w:ind w:firstLine="480"/>
+      </w:pPr>
+      <w:r>
+        <w:rPr>
+          <w:rFonts w:hint="eastAsia"/>
+        </w:rPr>
+        <w:t>本节说明实验环境、参数和评价方法。</w:t>
+      </w:r>
+    </w:p>
+    <w:p>
+      <w:pPr>
+        <w:pStyle w:val="a0"/>
+        <w:ind w:firstLine="482"/>
+      </w:pPr>
+      <w:r>
+        <w:rPr>
+          <w:rFonts w:hint="eastAsia"/>
           <w:b/>
           <w:bCs/>
         </w:rPr>
-        <w:t xml:space="preserve">4.4 </w:t>
-      </w:r>
+        <w:t>环境平台</w:t>
+      </w:r>
+      <w:r>
+        <w:rPr>
+          <w:rFonts w:hint="eastAsia"/>
+        </w:rPr>
+        <w:t>：使用硬件（如</w:t>
+      </w:r>
+      <w:r>
+        <w:t xml:space="preserve"> GPU </w:t>
+      </w:r>
+      <w:r>
+        <w:rPr>
+          <w:rFonts w:hint="eastAsia"/>
+        </w:rPr>
+        <w:t>型号、</w:t>
+      </w:r>
+      <w:r>
+        <w:rPr>
+          <w:rFonts w:hint="eastAsia"/>
+        </w:rPr>
+        <w:t>CPU</w:t>
+      </w:r>
+      <w:r>
+        <w:rPr>
+          <w:rFonts w:hint="eastAsia"/>
+        </w:rPr>
+        <w:t>、内存）和软件环境（</w:t>
+      </w:r>
+      <w:proofErr w:type="spellStart"/>
+      <w:r>
+        <w:rPr>
+          <w:rFonts w:hint="eastAsia"/>
+        </w:rPr>
+        <w:t>PyTorch</w:t>
+      </w:r>
+      <w:proofErr w:type="spellEnd"/>
+      <w:r>
+        <w:t xml:space="preserve"> </w:t>
+      </w:r>
+      <w:r>
+        <w:rPr>
+          <w:rFonts w:hint="eastAsia"/>
+        </w:rPr>
+        <w:t>版本、</w:t>
+      </w:r>
+      <w:r>
+        <w:rPr>
+          <w:rFonts w:hint="eastAsia"/>
+        </w:rPr>
+        <w:t>CLIP</w:t>
+      </w:r>
+      <w:r>
+        <w:t xml:space="preserve"> </w:t>
+      </w:r>
+      <w:r>
+        <w:rPr>
+          <w:rFonts w:hint="eastAsia"/>
+        </w:rPr>
+        <w:t>模型版本等）。</w:t>
+      </w:r>
+    </w:p>
+    <w:p>
+      <w:pPr>
+        <w:pStyle w:val="a0"/>
+        <w:ind w:firstLine="482"/>
+      </w:pPr>
       <w:r>
         <w:rPr>
           <w:rFonts w:hint="eastAsia"/>
           <w:b/>
           <w:bCs/>
         </w:rPr>
-        <w:t>系统流程图</w:t>
-      </w:r>
-      <w:r>
-        <w:rPr>
-          <w:rFonts w:hint="eastAsia"/>
-        </w:rPr>
-        <w:t>：下图展示了从输入文本到生成图像的整个流程：</w:t>
-      </w:r>
-    </w:p>
-    <w:p>
-      <w:pPr>
-        <w:pStyle w:val="SourceCode"/>
-        <w:wordWrap/>
-        <w:spacing w:line="440" w:lineRule="exact"/>
-      </w:pPr>
-      <w:r>
-        <w:rPr>
-          <w:rStyle w:val="VerbatimChar"/>
-        </w:rPr>
-        <w:t>graph LR</w:t>
-      </w:r>
-      <w:r>
-        <w:br/>
-      </w:r>
-      <w:r>
-        <w:rPr>
-          <w:rStyle w:val="VerbatimChar"/>
-        </w:rPr>
-        <w:t xml:space="preserve">    Text --&gt;|CLIP </w:t>
-      </w:r>
-      <w:r>
-        <w:rPr>
-          <w:rStyle w:val="VerbatimChar"/>
-          <w:rFonts w:hint="eastAsia"/>
-        </w:rPr>
-        <w:t>文本编码器</w:t>
-      </w:r>
-      <w:r>
-        <w:rPr>
-          <w:rStyle w:val="VerbatimChar"/>
-          <w:rFonts w:hint="eastAsia"/>
-        </w:rPr>
-        <w:t>|</w:t>
-      </w:r>
-      <w:r>
-        <w:rPr>
-          <w:rStyle w:val="VerbatimChar"/>
-        </w:rPr>
+        <w:t>超参数设置</w:t>
+      </w:r>
+      <w:r>
+        <w:rPr>
+          <w:rFonts w:hint="eastAsia"/>
+        </w:rPr>
+        <w:t>：列举</w:t>
+      </w:r>
+      <w:proofErr w:type="gramStart"/>
+      <w:r>
+        <w:rPr>
+          <w:rFonts w:hint="eastAsia"/>
+        </w:rPr>
+        <w:t>关键超</w:t>
+      </w:r>
+      <w:proofErr w:type="gramEnd"/>
+      <w:r>
+        <w:rPr>
+          <w:rFonts w:hint="eastAsia"/>
+        </w:rPr>
+        <w:t>参数及其值，示例如下表：</w:t>
+      </w:r>
+      <w:r>
+        <w:t xml:space="preserve"> | </w:t>
+      </w:r>
+      <w:r>
+        <w:rPr>
+          <w:rFonts w:hint="eastAsia"/>
+        </w:rPr>
+        <w:t>超参数</w:t>
+      </w:r>
+      <w:r>
+        <w:t xml:space="preserve"> | </w:t>
+      </w:r>
+      <w:r>
+        <w:rPr>
+          <w:rFonts w:hint="eastAsia"/>
+        </w:rPr>
+        <w:t>取值</w:t>
+      </w:r>
+      <w:r>
         <w:t xml:space="preserve"> </w:t>
       </w:r>
-      <w:proofErr w:type="spellStart"/>
-      <w:r>
-        <w:rPr>
-          <w:rStyle w:val="VerbatimChar"/>
-        </w:rPr>
-        <w:t>CLIP_Text</w:t>
-      </w:r>
-      <w:proofErr w:type="spellEnd"/>
-      <w:r>
-        <w:rPr>
-          <w:rStyle w:val="VerbatimChar"/>
-        </w:rPr>
-        <w:t xml:space="preserve">[CLIP </w:t>
-      </w:r>
-      <w:r>
-        <w:rPr>
-          <w:rStyle w:val="VerbatimChar"/>
-          <w:rFonts w:hint="eastAsia"/>
-        </w:rPr>
-        <w:t>文本编码器</w:t>
-      </w:r>
-      <w:r>
-        <w:rPr>
-          <w:rStyle w:val="VerbatimChar"/>
-        </w:rPr>
-        <w:t xml:space="preserve"> (512-D)]</w:t>
-      </w:r>
-      <w:r>
-        <w:br/>
-      </w:r>
-      <w:r>
-        <w:rPr>
-          <w:rStyle w:val="VerbatimChar"/>
-        </w:rPr>
-        <w:t xml:space="preserve">    </w:t>
-      </w:r>
-      <w:proofErr w:type="spellStart"/>
-      <w:r>
-        <w:rPr>
-          <w:rStyle w:val="VerbatimChar"/>
-        </w:rPr>
-        <w:t>CLIP_Text</w:t>
-      </w:r>
-      <w:proofErr w:type="spellEnd"/>
-      <w:r>
-        <w:rPr>
-          <w:rStyle w:val="VerbatimChar"/>
-        </w:rPr>
-        <w:t xml:space="preserve"> --&gt;|</w:t>
-      </w:r>
-      <w:proofErr w:type="spellStart"/>
-      <w:r>
-        <w:rPr>
-          <w:rStyle w:val="VerbatimChar"/>
-        </w:rPr>
-        <w:t>BridgeMLP</w:t>
-      </w:r>
-      <w:proofErr w:type="spellEnd"/>
-      <w:r>
-        <w:rPr>
-          <w:rStyle w:val="VerbatimChar"/>
-        </w:rPr>
-        <w:t xml:space="preserve">| </w:t>
-      </w:r>
-      <w:r>
-        <w:rPr>
-          <w:rStyle w:val="VerbatimChar"/>
-          <w:rFonts w:hint="eastAsia"/>
-        </w:rPr>
-        <w:t>Latent[</w:t>
-      </w:r>
-      <w:r>
-        <w:rPr>
-          <w:rStyle w:val="VerbatimChar"/>
-          <w:rFonts w:hint="eastAsia"/>
-        </w:rPr>
-        <w:t>潜在向量</w:t>
-      </w:r>
-      <w:r>
-        <w:rPr>
-          <w:rStyle w:val="VerbatimChar"/>
-        </w:rPr>
-        <w:t xml:space="preserve"> z]</w:t>
-      </w:r>
-      <w:r>
-        <w:br/>
-      </w:r>
-      <w:r>
-        <w:rPr>
-          <w:rStyle w:val="VerbatimChar"/>
-        </w:rPr>
-        <w:t xml:space="preserve">    Latent --&gt;|MobileStyleGAN| MobileStyleGAN[MobileStyleGAN </w:t>
-      </w:r>
-      <w:r>
-        <w:rPr>
-          <w:rStyle w:val="VerbatimChar"/>
-          <w:rFonts w:hint="eastAsia"/>
-        </w:rPr>
-        <w:t>生成器</w:t>
-      </w:r>
-      <w:r>
-        <w:rPr>
-          <w:rStyle w:val="VerbatimChar"/>
-          <w:rFonts w:hint="eastAsia"/>
-        </w:rPr>
-        <w:t>]</w:t>
-      </w:r>
-      <w:r>
-        <w:br/>
-      </w:r>
-      <w:r>
-        <w:rPr>
-          <w:rStyle w:val="VerbatimChar"/>
-        </w:rPr>
-        <w:t xml:space="preserve">    MobileStyleGAN </w:t>
-      </w:r>
-      <w:r>
-        <w:rPr>
-          <w:rStyle w:val="VerbatimChar"/>
-          <w:rFonts w:hint="eastAsia"/>
-        </w:rPr>
-        <w:t>--&gt;|</w:t>
-      </w:r>
-      <w:r>
-        <w:rPr>
-          <w:rStyle w:val="VerbatimChar"/>
-          <w:rFonts w:hint="eastAsia"/>
-        </w:rPr>
-        <w:t>生成图像</w:t>
-      </w:r>
-      <w:r>
-        <w:rPr>
-          <w:rStyle w:val="VerbatimChar"/>
-          <w:rFonts w:hint="eastAsia"/>
-        </w:rPr>
-        <w:t>|</w:t>
-      </w:r>
-      <w:r>
-        <w:rPr>
-          <w:rStyle w:val="VerbatimChar"/>
-        </w:rPr>
-        <w:t xml:space="preserve"> </w:t>
-      </w:r>
-      <w:r>
-        <w:rPr>
-          <w:rStyle w:val="VerbatimChar"/>
-          <w:rFonts w:hint="eastAsia"/>
-        </w:rPr>
-        <w:t>Image[</w:t>
-      </w:r>
-      <w:r>
-        <w:rPr>
-          <w:rStyle w:val="VerbatimChar"/>
-          <w:rFonts w:hint="eastAsia"/>
-        </w:rPr>
-        <w:t>输出图像</w:t>
-      </w:r>
-      <w:r>
-        <w:rPr>
-          <w:rStyle w:val="VerbatimChar"/>
-          <w:rFonts w:hint="eastAsia"/>
-        </w:rPr>
-        <w:t>]</w:t>
-      </w:r>
-    </w:p>
-    <w:p>
-      <w:pPr>
-        <w:pStyle w:val="FirstParagraph"/>
-        <w:spacing w:line="440" w:lineRule="exact"/>
-      </w:pPr>
+      <w:r>
+        <w:rPr>
+          <w:rFonts w:hint="eastAsia"/>
+        </w:rPr>
+        <w:t>(</w:t>
+      </w:r>
+      <w:r>
+        <w:rPr>
+          <w:rFonts w:hint="eastAsia"/>
+        </w:rPr>
+        <w:t>示例</w:t>
+      </w:r>
+      <w:r>
+        <w:rPr>
+          <w:rFonts w:hint="eastAsia"/>
+        </w:rPr>
+        <w:t>)</w:t>
+      </w:r>
+      <w:r>
+        <w:t xml:space="preserve"> | |------------|---------------| | </w:t>
+      </w:r>
+      <w:r>
+        <w:rPr>
+          <w:rFonts w:hint="eastAsia"/>
+        </w:rPr>
+        <w:t>学习率</w:t>
+      </w:r>
+      <w:r>
+        <w:t xml:space="preserve"> | 0.0001 | | </w:t>
+      </w:r>
+      <w:r>
+        <w:rPr>
+          <w:rFonts w:hint="eastAsia"/>
+        </w:rPr>
+        <w:t>优化器</w:t>
+      </w:r>
+      <w:r>
+        <w:t xml:space="preserve"> | Adam | | </w:t>
+      </w:r>
+      <w:r>
+        <w:rPr>
+          <w:rFonts w:hint="eastAsia"/>
+        </w:rPr>
+        <w:t>训练轮数</w:t>
+      </w:r>
+      <w:r>
+        <w:t xml:space="preserve"> | 10 | | Batch Size | 32 | | ... | ... | </w:t>
+      </w:r>
       <w:r>
         <w:rPr>
           <w:rFonts w:hint="eastAsia"/>
           <w:i/>
           <w:iCs/>
         </w:rPr>
-        <w:t>图：文本通过</w:t>
-      </w:r>
-      <w:r>
-        <w:rPr>
+        <w:t>（请补充实际使用的超参数配置）</w:t>
+      </w:r>
+    </w:p>
+    <w:p>
+      <w:pPr>
+        <w:pStyle w:val="a0"/>
+        <w:ind w:firstLine="482"/>
+      </w:pPr>
+      <w:r>
+        <w:rPr>
+          <w:rFonts w:hint="eastAsia"/>
+          <w:b/>
+          <w:bCs/>
+        </w:rPr>
+        <w:t>基线方法</w:t>
+      </w:r>
+      <w:r>
+        <w:rPr>
+          <w:rFonts w:hint="eastAsia"/>
+        </w:rPr>
+        <w:t>：如有，与之对比的基线模型（如原始</w:t>
+      </w:r>
+      <w:r>
+        <w:t xml:space="preserve"> StyleGAN</w:t>
+      </w:r>
+      <w:r>
+        <w:t>、</w:t>
+      </w:r>
+      <w:r>
+        <w:t xml:space="preserve">CLIP2GAN </w:t>
+      </w:r>
+      <w:r>
+        <w:rPr>
+          <w:rFonts w:hint="eastAsia"/>
+        </w:rPr>
+        <w:t>等）及其设置。</w:t>
+      </w:r>
+      <w:r>
+        <w:rPr>
+          <w:rFonts w:hint="eastAsia"/>
           <w:i/>
           <w:iCs/>
         </w:rPr>
-        <w:t xml:space="preserve"> CLIP </w:t>
+        <w:t>(</w:t>
       </w:r>
       <w:r>
         <w:rPr>
@@ -5306,7 +5914,7 @@
           <w:i/>
           <w:iCs/>
         </w:rPr>
-        <w:t>编码后，</w:t>
+        <w:t>待补充：基线模型的具体名称和参数配置，如果有的话</w:t>
       </w:r>
       <w:r>
         <w:rPr>
@@ -5314,14 +5922,94 @@
           <w:i/>
           <w:iCs/>
         </w:rPr>
-        <w:t>Bridge</w:t>
-      </w:r>
-      <w:r>
-        <w:rPr>
+        <w:t>)</w:t>
+      </w:r>
+    </w:p>
+    <w:p>
+      <w:pPr>
+        <w:pStyle w:val="a0"/>
+        <w:ind w:firstLine="482"/>
+      </w:pPr>
+      <w:r>
+        <w:rPr>
+          <w:rFonts w:hint="eastAsia"/>
+          <w:b/>
+          <w:bCs/>
+        </w:rPr>
+        <w:t>评价指标</w:t>
+      </w:r>
+      <w:r>
+        <w:rPr>
+          <w:rFonts w:hint="eastAsia"/>
+        </w:rPr>
+        <w:t>：使用</w:t>
+      </w:r>
+      <w:r>
+        <w:t xml:space="preserve"> </w:t>
+      </w:r>
+      <w:r>
+        <w:rPr>
+          <w:rFonts w:hint="eastAsia"/>
+        </w:rPr>
+        <w:t>FID</w:t>
+      </w:r>
+      <w:r>
+        <w:rPr>
+          <w:rFonts w:hint="eastAsia"/>
+        </w:rPr>
+        <w:t>（</w:t>
+      </w:r>
+      <w:r>
+        <w:rPr>
+          <w:rFonts w:hint="eastAsia"/>
+        </w:rPr>
+        <w:t>Fr</w:t>
+      </w:r>
+      <w:r>
+        <w:rPr>
+          <w:rFonts w:hint="eastAsia"/>
+        </w:rPr>
+        <w:t>é</w:t>
+      </w:r>
+      <w:proofErr w:type="spellStart"/>
+      <w:r>
+        <w:rPr>
+          <w:rFonts w:hint="eastAsia"/>
+        </w:rPr>
+        <w:t>chet</w:t>
+      </w:r>
+      <w:proofErr w:type="spellEnd"/>
+      <w:r>
+        <w:t xml:space="preserve"> Inception </w:t>
+      </w:r>
+      <w:r>
+        <w:rPr>
+          <w:rFonts w:hint="eastAsia"/>
+        </w:rPr>
+        <w:t>Distance</w:t>
+      </w:r>
+      <w:r>
+        <w:rPr>
+          <w:rFonts w:hint="eastAsia"/>
+        </w:rPr>
+        <w:t>）衡量生成图像的质量，使用</w:t>
+      </w:r>
+      <w:r>
+        <w:t xml:space="preserve"> CLIP </w:t>
+      </w:r>
+      <w:r>
+        <w:rPr>
+          <w:rFonts w:hint="eastAsia"/>
+        </w:rPr>
+        <w:t>分数衡量生成图像与输入文本的一致性。</w:t>
+      </w:r>
+      <w:r>
+        <w:rPr>
+          <w:rFonts w:hint="eastAsia"/>
           <w:i/>
           <w:iCs/>
         </w:rPr>
-        <w:t xml:space="preserve"> MLP </w:t>
+        <w:t>(</w:t>
       </w:r>
       <w:r>
         <w:rPr>
@@ -5329,14 +6017,14 @@
           <w:i/>
           <w:iCs/>
         </w:rPr>
-        <w:t>映射到潜在空间，再经</w:t>
+        <w:t>待补充：例如计算</w:t>
       </w:r>
       <w:r>
         <w:rPr>
           <w:i/>
           <w:iCs/>
         </w:rPr>
-        <w:t xml:space="preserve"> MobileStyleGAN </w:t>
+        <w:t xml:space="preserve"> FID </w:t>
       </w:r>
       <w:r>
         <w:rPr>
@@ -5344,38 +6032,7 @@
           <w:i/>
           <w:iCs/>
         </w:rPr>
-        <w:t>生成图像的流程。</w:t>
-      </w:r>
-    </w:p>
-    <w:p>
-      <w:pPr>
-        <w:pStyle w:val="Compact"/>
-        <w:numPr>
-          <w:ilvl w:val="0"/>
-          <w:numId w:val="6"/>
-        </w:numPr>
-        <w:spacing w:line="440" w:lineRule="exact"/>
-      </w:pPr>
-      <w:r>
-        <w:rPr>
-          <w:b/>
-          <w:bCs/>
-        </w:rPr>
-        <w:t xml:space="preserve">4.5 </w:t>
-      </w:r>
-      <w:r>
-        <w:rPr>
-          <w:rFonts w:hint="eastAsia"/>
-          <w:b/>
-          <w:bCs/>
-        </w:rPr>
-        <w:t>公式与实现细节</w:t>
-      </w:r>
-      <w:r>
-        <w:rPr>
-          <w:rFonts w:hint="eastAsia"/>
-        </w:rPr>
-        <w:t>：模型的关键公式已给出，上述流程即为完整管道。</w:t>
+        <w:t>时所用真实图像数量、</w:t>
       </w:r>
       <w:r>
         <w:rPr>
@@ -5383,15 +6040,14 @@
           <w:i/>
           <w:iCs/>
         </w:rPr>
-        <w:t>(</w:t>
-      </w:r>
-      <w:r>
-        <w:rPr>
-          <w:rFonts w:hint="eastAsia"/>
+        <w:t>CLIP</w:t>
+      </w:r>
+      <w:r>
+        <w:rPr>
           <w:i/>
           <w:iCs/>
         </w:rPr>
-        <w:t>待补充：</w:t>
+        <w:t xml:space="preserve"> </w:t>
       </w:r>
       <w:r>
         <w:rPr>
@@ -5399,576 +6055,55 @@
           <w:i/>
           <w:iCs/>
         </w:rPr>
-        <w:t>Bridge</w:t>
-      </w:r>
-      <w:r>
-        <w:rPr>
+        <w:t>分数计算细节等</w:t>
+      </w:r>
+      <w:r>
+        <w:rPr>
+          <w:rFonts w:hint="eastAsia"/>
           <w:i/>
           <w:iCs/>
         </w:rPr>
-        <w:t xml:space="preserve"> MLP </w:t>
-      </w:r>
-      <w:r>
-        <w:rPr>
-          <w:rFonts w:hint="eastAsia"/>
-          <w:i/>
-          <w:iCs/>
-        </w:rPr>
-        <w:t>的层数和激活函数、优化</w:t>
-      </w:r>
-      <w:proofErr w:type="gramStart"/>
-      <w:r>
-        <w:rPr>
-          <w:rFonts w:hint="eastAsia"/>
-          <w:i/>
-          <w:iCs/>
-        </w:rPr>
-        <w:t>器设置</w:t>
-      </w:r>
-      <w:proofErr w:type="gramEnd"/>
-      <w:r>
-        <w:rPr>
-          <w:rFonts w:hint="eastAsia"/>
-          <w:i/>
-          <w:iCs/>
-        </w:rPr>
-        <w:t>等实现细节。</w:t>
-      </w:r>
-      <w:r>
-        <w:rPr>
-          <w:rFonts w:hint="eastAsia"/>
-          <w:i/>
-          <w:iCs/>
-        </w:rPr>
         <w:t>)</w:t>
       </w:r>
     </w:p>
     <w:p>
       <w:pPr>
-        <w:pStyle w:val="FirstParagraph"/>
-        <w:spacing w:line="440" w:lineRule="exact"/>
-      </w:pPr>
-      <w:r>
-        <w:rPr>
-          <w:rFonts w:hint="eastAsia"/>
-          <w:i/>
-          <w:iCs/>
+        <w:pStyle w:val="a0"/>
+        <w:ind w:firstLine="480"/>
+      </w:pPr>
+      <w:r>
+        <w:rPr>
+          <w:rFonts w:hint="eastAsia"/>
         </w:rPr>
         <w:t>(</w:t>
       </w:r>
       <w:r>
         <w:rPr>
           <w:rFonts w:hint="eastAsia"/>
-          <w:i/>
-          <w:iCs/>
-        </w:rPr>
-        <w:t>待补充：可根据代码确认</w:t>
-      </w:r>
-      <w:r>
-        <w:rPr>
-          <w:i/>
-          <w:iCs/>
-        </w:rPr>
-        <w:t xml:space="preserve"> Bridge MLP </w:t>
-      </w:r>
-      <w:r>
-        <w:rPr>
-          <w:rFonts w:hint="eastAsia"/>
-          <w:i/>
-          <w:iCs/>
-        </w:rPr>
-        <w:t>的具体结构和参数，以及</w:t>
-      </w:r>
-      <w:r>
-        <w:rPr>
-          <w:i/>
-          <w:iCs/>
-        </w:rPr>
-        <w:t xml:space="preserve"> CLIP/MobileStyleGAN </w:t>
-      </w:r>
-      <w:r>
-        <w:rPr>
-          <w:rFonts w:hint="eastAsia"/>
-          <w:i/>
-          <w:iCs/>
-        </w:rPr>
-        <w:t>相关细节。</w:t>
-      </w:r>
-      <w:r>
-        <w:rPr>
-          <w:rFonts w:hint="eastAsia"/>
-          <w:i/>
-          <w:iCs/>
+        </w:rPr>
+        <w:t>待补充：具体硬件平台、软件库版本信息；超参数实际取值；基线模型详情等。</w:t>
+      </w:r>
+      <w:r>
+        <w:rPr>
+          <w:rFonts w:hint="eastAsia"/>
         </w:rPr>
         <w:t>)</w:t>
       </w:r>
     </w:p>
     <w:p>
       <w:pPr>
-        <w:pStyle w:val="2"/>
-        <w:spacing w:line="440" w:lineRule="exact"/>
-      </w:pPr>
-      <w:bookmarkStart w:id="3" w:name="实验设计"/>
-      <w:bookmarkEnd w:id="2"/>
-      <w:r>
-        <w:t xml:space="preserve">5. </w:t>
-      </w:r>
-      <w:r>
-        <w:rPr>
-          <w:rFonts w:hint="eastAsia"/>
-        </w:rPr>
-        <w:t>实验设计</w:t>
-      </w:r>
-    </w:p>
-    <w:p>
-      <w:pPr>
-        <w:pStyle w:val="FirstParagraph"/>
-        <w:spacing w:line="440" w:lineRule="exact"/>
-      </w:pPr>
-      <w:r>
-        <w:rPr>
-          <w:rFonts w:hint="eastAsia"/>
-        </w:rPr>
-        <w:t>本节说明实验环境、参数和评价方法。</w:t>
-      </w:r>
-    </w:p>
-    <w:p>
-      <w:pPr>
-        <w:pStyle w:val="Compact"/>
-        <w:numPr>
-          <w:ilvl w:val="0"/>
-          <w:numId w:val="7"/>
-        </w:numPr>
-        <w:spacing w:line="440" w:lineRule="exact"/>
-      </w:pPr>
-      <w:r>
-        <w:rPr>
-          <w:rFonts w:hint="eastAsia"/>
-          <w:b/>
-          <w:bCs/>
-        </w:rPr>
-        <w:t>环境平台</w:t>
-      </w:r>
-      <w:r>
-        <w:rPr>
-          <w:rFonts w:hint="eastAsia"/>
-        </w:rPr>
-        <w:t>：使用硬件（如</w:t>
-      </w:r>
-      <w:r>
-        <w:t xml:space="preserve"> GPU </w:t>
-      </w:r>
-      <w:r>
-        <w:rPr>
-          <w:rFonts w:hint="eastAsia"/>
-        </w:rPr>
-        <w:t>型号、</w:t>
-      </w:r>
-      <w:r>
-        <w:rPr>
-          <w:rFonts w:hint="eastAsia"/>
-        </w:rPr>
-        <w:t>CPU</w:t>
-      </w:r>
-      <w:r>
-        <w:rPr>
-          <w:rFonts w:hint="eastAsia"/>
-        </w:rPr>
-        <w:t>、内存）和软件环境（</w:t>
-      </w:r>
-      <w:proofErr w:type="spellStart"/>
-      <w:r>
-        <w:rPr>
-          <w:rFonts w:hint="eastAsia"/>
-        </w:rPr>
-        <w:t>PyTorch</w:t>
-      </w:r>
-      <w:proofErr w:type="spellEnd"/>
-      <w:r>
-        <w:t xml:space="preserve"> </w:t>
-      </w:r>
-      <w:r>
-        <w:rPr>
-          <w:rFonts w:hint="eastAsia"/>
-        </w:rPr>
-        <w:t>版本、</w:t>
-      </w:r>
-      <w:r>
-        <w:rPr>
-          <w:rFonts w:hint="eastAsia"/>
-        </w:rPr>
-        <w:t>CLIP</w:t>
-      </w:r>
-      <w:r>
-        <w:t xml:space="preserve"> </w:t>
-      </w:r>
-      <w:r>
-        <w:rPr>
-          <w:rFonts w:hint="eastAsia"/>
-        </w:rPr>
-        <w:t>模型版本等）。</w:t>
-      </w:r>
-    </w:p>
-    <w:p>
-      <w:pPr>
-        <w:numPr>
-          <w:ilvl w:val="0"/>
-          <w:numId w:val="7"/>
-        </w:numPr>
-        <w:spacing w:line="440" w:lineRule="exact"/>
-      </w:pPr>
-      <w:r>
-        <w:rPr>
-          <w:rFonts w:hint="eastAsia"/>
-          <w:b/>
-          <w:bCs/>
-        </w:rPr>
-        <w:lastRenderedPageBreak/>
-        <w:t>超参数设置</w:t>
-      </w:r>
-      <w:r>
-        <w:rPr>
-          <w:rFonts w:hint="eastAsia"/>
-        </w:rPr>
-        <w:t>：列举</w:t>
-      </w:r>
-      <w:proofErr w:type="gramStart"/>
-      <w:r>
-        <w:rPr>
-          <w:rFonts w:hint="eastAsia"/>
-        </w:rPr>
-        <w:t>关键超</w:t>
-      </w:r>
-      <w:proofErr w:type="gramEnd"/>
-      <w:r>
-        <w:rPr>
-          <w:rFonts w:hint="eastAsia"/>
-        </w:rPr>
-        <w:t>参数及其值，示例如下表：</w:t>
-      </w:r>
-      <w:r>
-        <w:t xml:space="preserve"> | </w:t>
-      </w:r>
-      <w:r>
-        <w:rPr>
-          <w:rFonts w:hint="eastAsia"/>
-        </w:rPr>
-        <w:t>超参数</w:t>
-      </w:r>
-      <w:r>
-        <w:t xml:space="preserve"> | </w:t>
-      </w:r>
-      <w:r>
-        <w:rPr>
-          <w:rFonts w:hint="eastAsia"/>
-        </w:rPr>
-        <w:t>取值</w:t>
-      </w:r>
-      <w:r>
-        <w:t xml:space="preserve"> </w:t>
-      </w:r>
-      <w:r>
-        <w:rPr>
-          <w:rFonts w:hint="eastAsia"/>
-        </w:rPr>
-        <w:t>(</w:t>
-      </w:r>
-      <w:r>
-        <w:rPr>
-          <w:rFonts w:hint="eastAsia"/>
-        </w:rPr>
-        <w:t>示例</w:t>
-      </w:r>
-      <w:r>
-        <w:rPr>
-          <w:rFonts w:hint="eastAsia"/>
-        </w:rPr>
-        <w:t>)</w:t>
-      </w:r>
-      <w:r>
-        <w:t xml:space="preserve"> | |------------|---------------| | </w:t>
-      </w:r>
-      <w:r>
-        <w:rPr>
-          <w:rFonts w:hint="eastAsia"/>
-        </w:rPr>
-        <w:t>学习率</w:t>
-      </w:r>
-      <w:r>
-        <w:t xml:space="preserve"> | 0.0001 | | </w:t>
-      </w:r>
-      <w:r>
-        <w:rPr>
-          <w:rFonts w:hint="eastAsia"/>
-        </w:rPr>
-        <w:t>优化器</w:t>
-      </w:r>
-      <w:r>
-        <w:t xml:space="preserve"> | Adam | | </w:t>
-      </w:r>
-      <w:r>
-        <w:rPr>
-          <w:rFonts w:hint="eastAsia"/>
-        </w:rPr>
-        <w:t>训练轮数</w:t>
-      </w:r>
-      <w:r>
-        <w:t xml:space="preserve"> | 10 | | Batch Size | 32 | | ... | ... | </w:t>
-      </w:r>
-      <w:r>
-        <w:rPr>
-          <w:rFonts w:hint="eastAsia"/>
-          <w:i/>
-          <w:iCs/>
-        </w:rPr>
-        <w:t>（请补充实际使用的超参数配置）</w:t>
-      </w:r>
-    </w:p>
-    <w:p>
-      <w:pPr>
-        <w:numPr>
-          <w:ilvl w:val="0"/>
-          <w:numId w:val="7"/>
-        </w:numPr>
-        <w:spacing w:line="440" w:lineRule="exact"/>
-      </w:pPr>
-      <w:r>
-        <w:rPr>
-          <w:rFonts w:hint="eastAsia"/>
-          <w:b/>
-          <w:bCs/>
-        </w:rPr>
-        <w:t>基线方法</w:t>
-      </w:r>
-      <w:r>
-        <w:rPr>
-          <w:rFonts w:hint="eastAsia"/>
-        </w:rPr>
-        <w:t>：如有，与之对比的基线模型（如原始</w:t>
-      </w:r>
-      <w:r>
-        <w:t xml:space="preserve"> StyleGAN</w:t>
-      </w:r>
-      <w:r>
-        <w:t>、</w:t>
-      </w:r>
-      <w:r>
-        <w:t xml:space="preserve">CLIP2GAN </w:t>
-      </w:r>
-      <w:r>
-        <w:rPr>
-          <w:rFonts w:hint="eastAsia"/>
-        </w:rPr>
-        <w:t>等）及其设置。</w:t>
-      </w:r>
-      <w:r>
-        <w:rPr>
-          <w:rFonts w:hint="eastAsia"/>
-          <w:i/>
-          <w:iCs/>
-        </w:rPr>
-        <w:t>(</w:t>
-      </w:r>
-      <w:r>
-        <w:rPr>
-          <w:rFonts w:hint="eastAsia"/>
-          <w:i/>
-          <w:iCs/>
-        </w:rPr>
-        <w:t>待补充：基线模型的具体名称和参数配置，如果有的话</w:t>
-      </w:r>
-      <w:r>
-        <w:rPr>
-          <w:rFonts w:hint="eastAsia"/>
-          <w:i/>
-          <w:iCs/>
-        </w:rPr>
-        <w:t>)</w:t>
-      </w:r>
-    </w:p>
-    <w:p>
-      <w:pPr>
-        <w:numPr>
-          <w:ilvl w:val="0"/>
-          <w:numId w:val="7"/>
-        </w:numPr>
-        <w:spacing w:line="440" w:lineRule="exact"/>
-      </w:pPr>
-      <w:r>
-        <w:rPr>
-          <w:rFonts w:hint="eastAsia"/>
-          <w:b/>
-          <w:bCs/>
-        </w:rPr>
-        <w:t>评价指标</w:t>
-      </w:r>
-      <w:r>
-        <w:rPr>
-          <w:rFonts w:hint="eastAsia"/>
-        </w:rPr>
-        <w:t>：使用</w:t>
-      </w:r>
-      <w:r>
-        <w:t xml:space="preserve"> </w:t>
-      </w:r>
-      <w:r>
-        <w:rPr>
-          <w:rFonts w:hint="eastAsia"/>
-        </w:rPr>
-        <w:t>FID</w:t>
-      </w:r>
-      <w:r>
-        <w:rPr>
-          <w:rFonts w:hint="eastAsia"/>
-        </w:rPr>
-        <w:t>（</w:t>
-      </w:r>
-      <w:r>
-        <w:rPr>
-          <w:rFonts w:hint="eastAsia"/>
-        </w:rPr>
-        <w:t>Fr</w:t>
-      </w:r>
-      <w:r>
-        <w:rPr>
-          <w:rFonts w:hint="eastAsia"/>
-        </w:rPr>
-        <w:t>é</w:t>
-      </w:r>
-      <w:proofErr w:type="spellStart"/>
-      <w:r>
-        <w:rPr>
-          <w:rFonts w:hint="eastAsia"/>
-        </w:rPr>
-        <w:t>chet</w:t>
-      </w:r>
-      <w:proofErr w:type="spellEnd"/>
-      <w:r>
-        <w:t xml:space="preserve"> Inception </w:t>
-      </w:r>
-      <w:r>
-        <w:rPr>
-          <w:rFonts w:hint="eastAsia"/>
-        </w:rPr>
-        <w:t>Distance</w:t>
-      </w:r>
-      <w:r>
-        <w:rPr>
-          <w:rFonts w:hint="eastAsia"/>
-        </w:rPr>
-        <w:t>）衡量生成图像的质量，使用</w:t>
-      </w:r>
-      <w:r>
-        <w:t xml:space="preserve"> CLIP </w:t>
-      </w:r>
-      <w:r>
-        <w:rPr>
-          <w:rFonts w:hint="eastAsia"/>
-        </w:rPr>
-        <w:t>分数衡量生成图像与输入文本的一致性。</w:t>
-      </w:r>
-      <w:r>
-        <w:rPr>
-          <w:rFonts w:hint="eastAsia"/>
-          <w:i/>
-          <w:iCs/>
-        </w:rPr>
-        <w:t>(</w:t>
-      </w:r>
-      <w:r>
-        <w:rPr>
-          <w:rFonts w:hint="eastAsia"/>
-          <w:i/>
-          <w:iCs/>
-        </w:rPr>
-        <w:t>待补充：例如计算</w:t>
-      </w:r>
-      <w:r>
-        <w:rPr>
-          <w:i/>
-          <w:iCs/>
-        </w:rPr>
-        <w:t xml:space="preserve"> FID </w:t>
-      </w:r>
-      <w:r>
-        <w:rPr>
-          <w:rFonts w:hint="eastAsia"/>
-          <w:i/>
-          <w:iCs/>
-        </w:rPr>
-        <w:t>时所用真实图像数量、</w:t>
-      </w:r>
-      <w:r>
-        <w:rPr>
-          <w:rFonts w:hint="eastAsia"/>
-          <w:i/>
-          <w:iCs/>
-        </w:rPr>
-        <w:t>CLIP</w:t>
-      </w:r>
-      <w:r>
-        <w:rPr>
-          <w:i/>
-          <w:iCs/>
-        </w:rPr>
-        <w:t xml:space="preserve"> </w:t>
-      </w:r>
-      <w:r>
-        <w:rPr>
-          <w:rFonts w:hint="eastAsia"/>
-          <w:i/>
-          <w:iCs/>
-        </w:rPr>
-        <w:t>分数计算细节等</w:t>
-      </w:r>
-      <w:r>
-        <w:rPr>
-          <w:rFonts w:hint="eastAsia"/>
-          <w:i/>
-          <w:iCs/>
-        </w:rPr>
-        <w:t>)</w:t>
-      </w:r>
-    </w:p>
-    <w:p>
-      <w:pPr>
-        <w:pStyle w:val="FirstParagraph"/>
-        <w:spacing w:line="440" w:lineRule="exact"/>
-      </w:pPr>
-      <w:r>
-        <w:rPr>
-          <w:rFonts w:hint="eastAsia"/>
-          <w:i/>
-          <w:iCs/>
-        </w:rPr>
-        <w:t>(</w:t>
-      </w:r>
-      <w:r>
-        <w:rPr>
-          <w:rFonts w:hint="eastAsia"/>
-          <w:i/>
-          <w:iCs/>
-        </w:rPr>
-        <w:t>待补充：具体硬件平台、软件库版本信息；超参数实际取值；基线模型详情等。</w:t>
-      </w:r>
-      <w:r>
-        <w:rPr>
-          <w:rFonts w:hint="eastAsia"/>
-          <w:i/>
-          <w:iCs/>
-        </w:rPr>
-        <w:t>)</w:t>
-      </w:r>
-    </w:p>
-    <w:p>
-      <w:pPr>
-        <w:pStyle w:val="2"/>
-        <w:spacing w:line="440" w:lineRule="exact"/>
+        <w:pStyle w:val="af4"/>
       </w:pPr>
       <w:bookmarkStart w:id="4" w:name="实验结果与分析"/>
       <w:bookmarkEnd w:id="3"/>
       <w:r>
-        <w:t xml:space="preserve">6. </w:t>
+        <w:t>6</w:t>
+      </w:r>
+      <w:r>
+        <w:rPr>
+          <w:rFonts w:hint="eastAsia"/>
+        </w:rPr>
+        <w:t xml:space="preserve">  </w:t>
       </w:r>
       <w:r>
         <w:rPr>
@@ -5979,8 +6114,8 @@
     </w:p>
     <w:p>
       <w:pPr>
-        <w:pStyle w:val="FirstParagraph"/>
-        <w:spacing w:line="440" w:lineRule="exact"/>
+        <w:pStyle w:val="a0"/>
+        <w:ind w:firstLine="480"/>
       </w:pPr>
       <w:r>
         <w:rPr>
@@ -5991,33 +6126,28 @@
     </w:p>
     <w:p>
       <w:pPr>
-        <w:pStyle w:val="Compact"/>
-        <w:numPr>
-          <w:ilvl w:val="0"/>
-          <w:numId w:val="8"/>
-        </w:numPr>
-        <w:spacing w:line="440" w:lineRule="exact"/>
-      </w:pPr>
-      <w:r>
-        <w:rPr>
-          <w:b/>
-          <w:bCs/>
-        </w:rPr>
+        <w:pStyle w:val="af6"/>
+      </w:pPr>
+      <w:r>
         <w:t xml:space="preserve">6.1 </w:t>
       </w:r>
       <w:r>
         <w:rPr>
           <w:rFonts w:hint="eastAsia"/>
-          <w:b/>
-          <w:bCs/>
         </w:rPr>
         <w:t>定性结果</w:t>
       </w:r>
-      <w:r>
-        <w:rPr>
-          <w:rFonts w:hint="eastAsia"/>
-        </w:rPr>
-        <w:t>：展示若干示例文本及其对应生成图像（输入文本→生成图像对比）。例如：</w:t>
+    </w:p>
+    <w:p>
+      <w:pPr>
+        <w:pStyle w:val="a0"/>
+        <w:ind w:firstLine="480"/>
+      </w:pPr>
+      <w:r>
+        <w:rPr>
+          <w:rFonts w:hint="eastAsia"/>
+        </w:rPr>
+        <w:t>展示若干示例文本及其对应生成图像（输入文本→生成图像对比）。例如：</w:t>
       </w:r>
     </w:p>
     <w:tbl>
@@ -6041,8 +6171,8 @@
           </w:tcPr>
           <w:p>
             <w:pPr>
-              <w:pStyle w:val="Compact"/>
-              <w:spacing w:line="440" w:lineRule="exact"/>
+              <w:pStyle w:val="a0"/>
+              <w:ind w:firstLine="480"/>
             </w:pPr>
             <w:r>
               <w:rPr>
@@ -6058,8 +6188,8 @@
           </w:tcPr>
           <w:p>
             <w:pPr>
-              <w:pStyle w:val="Compact"/>
-              <w:spacing w:line="440" w:lineRule="exact"/>
+              <w:pStyle w:val="a0"/>
+              <w:ind w:firstLine="480"/>
             </w:pPr>
             <w:r>
               <w:rPr>
@@ -6077,8 +6207,8 @@
           </w:tcPr>
           <w:p>
             <w:pPr>
-              <w:pStyle w:val="Compact"/>
-              <w:spacing w:line="440" w:lineRule="exact"/>
+              <w:pStyle w:val="a0"/>
+              <w:ind w:firstLine="480"/>
             </w:pPr>
             <w:r>
               <w:t>“...”</w:t>
@@ -6091,30 +6221,24 @@
           </w:tcPr>
           <w:p>
             <w:pPr>
-              <w:pStyle w:val="Compact"/>
-              <w:spacing w:line="440" w:lineRule="exact"/>
+              <w:pStyle w:val="a0"/>
+              <w:ind w:firstLine="480"/>
             </w:pPr>
             <w:r>
               <w:rPr>
                 <w:rFonts w:hint="eastAsia"/>
-                <w:i/>
-                <w:iCs/>
               </w:rPr>
               <w:t>(</w:t>
             </w:r>
             <w:r>
               <w:rPr>
                 <w:rFonts w:hint="eastAsia"/>
-                <w:i/>
-                <w:iCs/>
               </w:rPr>
               <w:t>待补充图</w:t>
             </w:r>
             <w:r>
               <w:rPr>
                 <w:rFonts w:hint="eastAsia"/>
-                <w:i/>
-                <w:iCs/>
               </w:rPr>
               <w:t>)</w:t>
             </w:r>
@@ -6128,8 +6252,8 @@
           </w:tcPr>
           <w:p>
             <w:pPr>
-              <w:pStyle w:val="Compact"/>
-              <w:spacing w:line="440" w:lineRule="exact"/>
+              <w:pStyle w:val="a0"/>
+              <w:ind w:firstLine="480"/>
             </w:pPr>
             <w:r>
               <w:t>“...”</w:t>
@@ -6142,30 +6266,31 @@
           </w:tcPr>
           <w:p>
             <w:pPr>
-              <w:pStyle w:val="Compact"/>
-              <w:spacing w:line="440" w:lineRule="exact"/>
+              <w:pStyle w:val="a0"/>
+              <w:ind w:firstLine="480"/>
             </w:pPr>
             <w:r>
               <w:rPr>
                 <w:rFonts w:hint="eastAsia"/>
-                <w:i/>
-                <w:iCs/>
               </w:rPr>
               <w:t>(</w:t>
             </w:r>
             <w:r>
               <w:rPr>
                 <w:rFonts w:hint="eastAsia"/>
-                <w:i/>
-                <w:iCs/>
               </w:rPr>
-              <w:t>待补充图</w:t>
+              <w:t>待补充</w:t>
             </w:r>
             <w:r>
               <w:rPr>
                 <w:rFonts w:hint="eastAsia"/>
-                <w:i/>
-                <w:iCs/>
+              </w:rPr>
+              <w:lastRenderedPageBreak/>
+              <w:t>图</w:t>
+            </w:r>
+            <w:r>
+              <w:rPr>
+                <w:rFonts w:hint="eastAsia"/>
               </w:rPr>
               <w:t>)</w:t>
             </w:r>
@@ -6176,15 +6301,159 @@
     <w:p>
       <w:pPr>
         <w:pStyle w:val="a0"/>
-        <w:spacing w:line="440" w:lineRule="exact"/>
-      </w:pPr>
+        <w:ind w:firstLine="480"/>
+      </w:pPr>
+      <w:r>
+        <w:rPr>
+          <w:rFonts w:hint="eastAsia"/>
+        </w:rPr>
+        <w:t>请插入生成的示例图（可并列真实图像</w:t>
+      </w:r>
+      <w:r>
+        <w:rPr>
+          <w:rFonts w:hint="eastAsia"/>
+        </w:rPr>
+        <w:t>/</w:t>
+      </w:r>
+      <w:r>
+        <w:rPr>
+          <w:rFonts w:hint="eastAsia"/>
+        </w:rPr>
+        <w:t>文本对比）。</w:t>
+      </w:r>
+    </w:p>
+    <w:p>
+      <w:pPr>
+        <w:pStyle w:val="af6"/>
+      </w:pPr>
+      <w:r>
+        <w:t xml:space="preserve">6.2 </w:t>
+      </w:r>
+      <w:r>
+        <w:rPr>
+          <w:rFonts w:hint="eastAsia"/>
+        </w:rPr>
+        <w:t>定量结果</w:t>
+      </w:r>
+    </w:p>
+    <w:p>
+      <w:pPr>
+        <w:pStyle w:val="a0"/>
+        <w:ind w:firstLine="480"/>
+      </w:pPr>
+      <w:r>
+        <w:rPr>
+          <w:rFonts w:hint="eastAsia"/>
+        </w:rPr>
+        <w:t>列出关键指标结果，例如：</w:t>
+      </w:r>
+      <w:r>
+        <w:t xml:space="preserve"> | </w:t>
+      </w:r>
+      <w:r>
+        <w:rPr>
+          <w:rFonts w:hint="eastAsia"/>
+        </w:rPr>
+        <w:t>模型</w:t>
+      </w:r>
+      <w:r>
+        <w:t xml:space="preserve"> | FID | CLIP </w:t>
+      </w:r>
+      <w:r>
+        <w:rPr>
+          <w:rFonts w:hint="eastAsia"/>
+        </w:rPr>
+        <w:t>分数</w:t>
+      </w:r>
+      <w:r>
+        <w:t xml:space="preserve"> | |-----------------------------------|------|-----------| | </w:t>
+      </w:r>
+      <w:r>
+        <w:rPr>
+          <w:rFonts w:hint="eastAsia"/>
+        </w:rPr>
+        <w:t>本项目</w:t>
+      </w:r>
+      <w:r>
+        <w:t xml:space="preserve"> (Bridge MLP + </w:t>
+      </w:r>
+      <w:proofErr w:type="spellStart"/>
+      <w:r>
+        <w:t>MobileStyleGAN</w:t>
+      </w:r>
+      <w:proofErr w:type="spellEnd"/>
+      <w:r>
+        <w:t xml:space="preserve">) | -- | -- | | </w:t>
+      </w:r>
+      <w:r>
+        <w:rPr>
+          <w:rFonts w:hint="eastAsia"/>
+        </w:rPr>
+        <w:t>基线方法</w:t>
+      </w:r>
+      <w:r>
+        <w:t xml:space="preserve"> </w:t>
+      </w:r>
+      <w:r>
+        <w:rPr>
+          <w:rFonts w:hint="eastAsia"/>
+        </w:rPr>
+        <w:t>(</w:t>
+      </w:r>
+      <w:r>
+        <w:rPr>
+          <w:rFonts w:hint="eastAsia"/>
+        </w:rPr>
+        <w:t>如</w:t>
+      </w:r>
+      <w:r>
+        <w:t xml:space="preserve"> CLIP2GAN) | -- | -- | | </w:t>
+      </w:r>
+      <w:r>
+        <w:rPr>
+          <w:rFonts w:hint="eastAsia"/>
+        </w:rPr>
+        <w:t>原始</w:t>
+      </w:r>
+      <w:r>
+        <w:t xml:space="preserve"> </w:t>
+      </w:r>
+      <w:proofErr w:type="spellStart"/>
+      <w:r>
+        <w:t>MobileStyleGAN</w:t>
+      </w:r>
+      <w:proofErr w:type="spellEnd"/>
+      <w:r>
+        <w:t xml:space="preserve"> </w:t>
+      </w:r>
+      <w:r>
+        <w:rPr>
+          <w:rFonts w:hint="eastAsia"/>
+        </w:rPr>
+        <w:t>(</w:t>
+      </w:r>
+      <w:r>
+        <w:rPr>
+          <w:rFonts w:hint="eastAsia"/>
+        </w:rPr>
+        <w:t>随机潜向量</w:t>
+      </w:r>
+      <w:r>
+        <w:rPr>
+          <w:rFonts w:hint="eastAsia"/>
+        </w:rPr>
+        <w:t>)</w:t>
+      </w:r>
+      <w:r>
+        <w:t xml:space="preserve"> | -- | -- | </w:t>
+      </w:r>
       <w:r>
         <w:rPr>
           <w:rFonts w:hint="eastAsia"/>
           <w:i/>
           <w:iCs/>
         </w:rPr>
-        <w:t>请插入生成的示例图（可并列真实图像</w:t>
+        <w:t>(</w:t>
       </w:r>
       <w:r>
         <w:rPr>
@@ -6192,7 +6461,7 @@
           <w:i/>
           <w:iCs/>
         </w:rPr>
-        <w:t>/</w:t>
+        <w:t>用实测数据替换表中“</w:t>
       </w:r>
       <w:r>
         <w:rPr>
@@ -6200,121 +6469,7 @@
           <w:i/>
           <w:iCs/>
         </w:rPr>
-        <w:t>文本对比）。</w:t>
-      </w:r>
-    </w:p>
-    <w:p>
-      <w:pPr>
-        <w:numPr>
-          <w:ilvl w:val="0"/>
-          <w:numId w:val="9"/>
-        </w:numPr>
-        <w:spacing w:line="440" w:lineRule="exact"/>
-      </w:pPr>
-      <w:r>
-        <w:rPr>
-          <w:b/>
-          <w:bCs/>
-        </w:rPr>
-        <w:t xml:space="preserve">6.2 </w:t>
-      </w:r>
-      <w:r>
-        <w:rPr>
-          <w:rFonts w:hint="eastAsia"/>
-          <w:b/>
-          <w:bCs/>
-        </w:rPr>
-        <w:t>定量结果</w:t>
-      </w:r>
-      <w:r>
-        <w:rPr>
-          <w:rFonts w:hint="eastAsia"/>
-        </w:rPr>
-        <w:t>：列出关键指标结果，例如：</w:t>
-      </w:r>
-      <w:r>
-        <w:t xml:space="preserve"> | </w:t>
-      </w:r>
-      <w:r>
-        <w:rPr>
-          <w:rFonts w:hint="eastAsia"/>
-        </w:rPr>
-        <w:t>模型</w:t>
-      </w:r>
-      <w:r>
-        <w:t xml:space="preserve"> | FID | CLIP </w:t>
-      </w:r>
-      <w:r>
-        <w:rPr>
-          <w:rFonts w:hint="eastAsia"/>
-        </w:rPr>
-        <w:t>分数</w:t>
-      </w:r>
-      <w:r>
-        <w:t xml:space="preserve"> | |-----------------------------------|------|-----------| | </w:t>
-      </w:r>
-      <w:r>
-        <w:rPr>
-          <w:rFonts w:hint="eastAsia"/>
-        </w:rPr>
-        <w:t>本项目</w:t>
-      </w:r>
-      <w:r>
-        <w:t xml:space="preserve"> (Bridge MLP + MobileStyleGAN) | -- | -- | | </w:t>
-      </w:r>
-      <w:r>
-        <w:rPr>
-          <w:rFonts w:hint="eastAsia"/>
-        </w:rPr>
-        <w:t>基线方法</w:t>
-      </w:r>
-      <w:r>
-        <w:t xml:space="preserve"> </w:t>
-      </w:r>
-      <w:r>
-        <w:rPr>
-          <w:rFonts w:hint="eastAsia"/>
-        </w:rPr>
-        <w:t>(</w:t>
-      </w:r>
-      <w:r>
-        <w:rPr>
-          <w:rFonts w:hint="eastAsia"/>
-        </w:rPr>
-        <w:t>如</w:t>
-      </w:r>
-      <w:r>
-        <w:t xml:space="preserve"> CLIP2GAN) | -- | -- | | </w:t>
-      </w:r>
-      <w:r>
-        <w:rPr>
-          <w:rFonts w:hint="eastAsia"/>
-        </w:rPr>
-        <w:t>原始</w:t>
-      </w:r>
-      <w:r>
-        <w:t xml:space="preserve"> MobileStyleGAN </w:t>
-      </w:r>
-      <w:r>
-        <w:rPr>
-          <w:rFonts w:hint="eastAsia"/>
-        </w:rPr>
-        <w:t>(</w:t>
-      </w:r>
-      <w:r>
-        <w:rPr>
-          <w:rFonts w:hint="eastAsia"/>
-        </w:rPr>
-        <w:t>随机潜向量</w:t>
-      </w:r>
-      <w:r>
-        <w:rPr>
-          <w:rFonts w:hint="eastAsia"/>
-        </w:rPr>
-        <w:t>)</w:t>
-      </w:r>
-      <w:r>
-        <w:t xml:space="preserve"> | -- | -- | </w:t>
+        <w:t>--</w:t>
       </w:r>
       <w:r>
         <w:rPr>
@@ -6322,7 +6477,7 @@
           <w:i/>
           <w:iCs/>
         </w:rPr>
-        <w:t>(</w:t>
+        <w:t>”，可根据需要添加行和列</w:t>
       </w:r>
       <w:r>
         <w:rPr>
@@ -6330,151 +6485,114 @@
           <w:i/>
           <w:iCs/>
         </w:rPr>
-        <w:t>用实测数据替换表中“</w:t>
-      </w:r>
-      <w:r>
-        <w:rPr>
-          <w:rFonts w:hint="eastAsia"/>
+        <w:t>)</w:t>
+      </w:r>
+    </w:p>
+    <w:p>
+      <w:pPr>
+        <w:pStyle w:val="af6"/>
+      </w:pPr>
+      <w:r>
+        <w:t xml:space="preserve">6.3 </w:t>
+      </w:r>
+      <w:r>
+        <w:rPr>
+          <w:rFonts w:hint="eastAsia"/>
+        </w:rPr>
+        <w:t>结果分析</w:t>
+      </w:r>
+    </w:p>
+    <w:p>
+      <w:pPr>
+        <w:pStyle w:val="a0"/>
+        <w:ind w:firstLine="480"/>
+      </w:pPr>
+      <w:r>
+        <w:rPr>
+          <w:rFonts w:hint="eastAsia"/>
+        </w:rPr>
+        <w:t>对结果进行分析。例如，评估模型生成的图像质量和多样性，讨论</w:t>
+      </w:r>
+      <w:r>
+        <w:t xml:space="preserve"> CLIP </w:t>
+      </w:r>
+      <w:r>
+        <w:rPr>
+          <w:rFonts w:hint="eastAsia"/>
+        </w:rPr>
+        <w:t>分数的高低含义。分析模型在不同输入（复杂场景、</w:t>
+      </w:r>
+      <w:proofErr w:type="gramStart"/>
+      <w:r>
+        <w:rPr>
+          <w:rFonts w:hint="eastAsia"/>
+        </w:rPr>
+        <w:t>多对象</w:t>
+      </w:r>
+      <w:proofErr w:type="gramEnd"/>
+      <w:r>
+        <w:rPr>
+          <w:rFonts w:hint="eastAsia"/>
+        </w:rPr>
+        <w:t>描述等）下的表现差异。如果结果不理想，分析可能原因（如训练不足、数据不足）。同时可比较与基线方法的差异，说明本文方法的效果。</w:t>
+      </w:r>
+    </w:p>
+    <w:p>
+      <w:pPr>
+        <w:pStyle w:val="a0"/>
+        <w:ind w:firstLine="480"/>
+      </w:pPr>
+      <w:r>
+        <w:rPr>
+          <w:rFonts w:hint="eastAsia"/>
+        </w:rPr>
+        <w:t>(</w:t>
+      </w:r>
+      <w:r>
+        <w:rPr>
+          <w:rFonts w:hint="eastAsia"/>
+        </w:rPr>
+        <w:t>待补充：根据实验结果填写以上表格，并撰写对比分析。</w:t>
+      </w:r>
+      <w:r>
+        <w:rPr>
+          <w:rFonts w:hint="eastAsia"/>
+        </w:rPr>
+        <w:t>)</w:t>
+      </w:r>
+    </w:p>
+    <w:p>
+      <w:pPr>
+        <w:pStyle w:val="a0"/>
+        <w:ind w:firstLine="480"/>
+        <w:rPr>
           <w:i/>
           <w:iCs/>
         </w:rPr>
-        <w:t>--</w:t>
-      </w:r>
-      <w:r>
-        <w:rPr>
-          <w:rFonts w:hint="eastAsia"/>
+      </w:pPr>
+      <w:r>
+        <w:rPr>
           <w:i/>
           <w:iCs/>
         </w:rPr>
-        <w:t>”，可根据需要添加行和列</w:t>
-      </w:r>
-      <w:r>
-        <w:rPr>
-          <w:rFonts w:hint="eastAsia"/>
-          <w:i/>
-          <w:iCs/>
-        </w:rPr>
-        <w:t>)</w:t>
-      </w:r>
-    </w:p>
-    <w:p>
-      <w:pPr>
-        <w:numPr>
-          <w:ilvl w:val="0"/>
-          <w:numId w:val="9"/>
-        </w:numPr>
-        <w:spacing w:line="440" w:lineRule="exact"/>
-      </w:pPr>
-      <w:r>
-        <w:rPr>
-          <w:b/>
-          <w:bCs/>
-        </w:rPr>
-        <w:t xml:space="preserve">6.3 </w:t>
-      </w:r>
-      <w:r>
-        <w:rPr>
-          <w:rFonts w:hint="eastAsia"/>
-          <w:b/>
-          <w:bCs/>
-        </w:rPr>
-        <w:t>结果分析</w:t>
-      </w:r>
-      <w:r>
-        <w:rPr>
-          <w:rFonts w:hint="eastAsia"/>
-        </w:rPr>
-        <w:t>：对结果进行分析。例如，评估模型生成的图像质量和多样性，讨论</w:t>
-      </w:r>
-      <w:r>
-        <w:t xml:space="preserve"> CLIP </w:t>
-      </w:r>
-      <w:r>
-        <w:rPr>
-          <w:rFonts w:hint="eastAsia"/>
-        </w:rPr>
-        <w:t>分数的高低含义。分析模型在不同输入（复杂场景、</w:t>
-      </w:r>
-      <w:proofErr w:type="gramStart"/>
-      <w:r>
-        <w:rPr>
-          <w:rFonts w:hint="eastAsia"/>
-        </w:rPr>
-        <w:t>多对象</w:t>
-      </w:r>
-      <w:proofErr w:type="gramEnd"/>
-      <w:r>
-        <w:rPr>
-          <w:rFonts w:hint="eastAsia"/>
-        </w:rPr>
-        <w:t>描述等）下的表现差异。如果结果不理想，分析可能原因（如训练不足、数据不足）。同时可比较与基线方法的差异，说明本文方法的效果。</w:t>
-      </w:r>
-    </w:p>
-    <w:p>
-      <w:pPr>
-        <w:pStyle w:val="FirstParagraph"/>
-        <w:spacing w:line="440" w:lineRule="exact"/>
-        <w:rPr>
-          <w:i/>
-          <w:iCs/>
-        </w:rPr>
-      </w:pPr>
-      <w:r>
-        <w:rPr>
-          <w:rFonts w:hint="eastAsia"/>
-          <w:i/>
-          <w:iCs/>
-        </w:rPr>
-        <w:lastRenderedPageBreak/>
-        <w:t>(</w:t>
-      </w:r>
-      <w:r>
-        <w:rPr>
-          <w:rFonts w:hint="eastAsia"/>
-          <w:i/>
-          <w:iCs/>
-        </w:rPr>
-        <w:t>待补充：根据实验结果填写以上表格，并撰写对比分析。</w:t>
-      </w:r>
-      <w:r>
-        <w:rPr>
-          <w:rFonts w:hint="eastAsia"/>
-          <w:i/>
-          <w:iCs/>
-        </w:rPr>
-        <w:t>)</w:t>
-      </w:r>
-    </w:p>
-    <w:p>
-      <w:pPr>
-        <w:rPr>
-          <w:i/>
-          <w:iCs/>
-        </w:rPr>
-      </w:pPr>
-      <w:r>
-        <w:rPr>
-          <w:i/>
-          <w:iCs/>
-        </w:rPr>
         <w:br w:type="page"/>
       </w:r>
     </w:p>
     <w:p>
       <w:pPr>
-        <w:pStyle w:val="FirstParagraph"/>
-        <w:spacing w:line="440" w:lineRule="exact"/>
-      </w:pPr>
-    </w:p>
-    <w:p>
-      <w:pPr>
-        <w:pStyle w:val="2"/>
-        <w:spacing w:line="440" w:lineRule="exact"/>
+        <w:pStyle w:val="af4"/>
       </w:pPr>
       <w:bookmarkStart w:id="5" w:name="总结与展望"/>
       <w:bookmarkEnd w:id="4"/>
       <w:r>
-        <w:t xml:space="preserve">7. </w:t>
+        <w:lastRenderedPageBreak/>
+        <w:t>7</w:t>
+      </w:r>
+      <w:r>
+        <w:rPr>
+          <w:rFonts w:hint="eastAsia"/>
+        </w:rPr>
+        <w:t xml:space="preserve">  </w:t>
       </w:r>
       <w:r>
         <w:rPr>
@@ -6486,8 +6604,7 @@
     <w:p>
       <w:pPr>
         <w:pStyle w:val="a0"/>
-        <w:spacing w:line="440" w:lineRule="exact"/>
-        <w:ind w:firstLineChars="200" w:firstLine="480"/>
+        <w:ind w:firstLine="480"/>
       </w:pPr>
       <w:r>
         <w:t>本项目围绕</w:t>
@@ -6529,8 +6646,7 @@
     <w:p>
       <w:pPr>
         <w:pStyle w:val="a0"/>
-        <w:spacing w:line="440" w:lineRule="exact"/>
-        <w:ind w:firstLineChars="200" w:firstLine="480"/>
+        <w:ind w:firstLine="480"/>
       </w:pPr>
       <w:r>
         <w:t>在系统实现过程中，项目以</w:t>
@@ -6569,8 +6685,7 @@
     <w:p>
       <w:pPr>
         <w:pStyle w:val="a0"/>
-        <w:spacing w:line="440" w:lineRule="exact"/>
-        <w:ind w:firstLineChars="200" w:firstLine="480"/>
+        <w:ind w:firstLine="480"/>
       </w:pPr>
       <w:r>
         <w:t>与此同时，本项目也暴露出一些较为</w:t>
@@ -6594,8 +6709,7 @@
     <w:p>
       <w:pPr>
         <w:pStyle w:val="a0"/>
-        <w:spacing w:line="440" w:lineRule="exact"/>
-        <w:ind w:firstLineChars="200" w:firstLine="480"/>
+        <w:ind w:firstLine="480"/>
       </w:pPr>
       <w:r>
         <w:t>此外，与当前主流扩散模型相比，基于</w:t>
@@ -6622,8 +6736,7 @@
     <w:p>
       <w:pPr>
         <w:pStyle w:val="a0"/>
-        <w:spacing w:line="440" w:lineRule="exact"/>
-        <w:ind w:firstLineChars="200" w:firstLine="480"/>
+        <w:ind w:firstLine="480"/>
       </w:pPr>
       <w:r>
         <w:t>尽管如此，本项目仍然具有一定实践意义。一方面，它验证了</w:t>
@@ -6654,8 +6767,7 @@
     <w:p>
       <w:pPr>
         <w:pStyle w:val="a0"/>
-        <w:spacing w:line="440" w:lineRule="exact"/>
-        <w:ind w:firstLineChars="200" w:firstLine="480"/>
+        <w:ind w:firstLine="480"/>
       </w:pPr>
       <w:r>
         <w:t>未来工作可以从多个方向进一步改进。</w:t>
@@ -6688,57 +6800,61 @@
         <w:t>；</w:t>
       </w:r>
       <w:r>
-        <w:t>进一步优化损失函数设计，例如加入感知损失或对抗损失，从而改善生成图像质量。此外，也</w:t>
+        <w:t>进一步优化损失函数设计，例如加入感知损失或对抗损失，从而改善生成图像质量。此外，也可以尝试将当前框架与扩散模型进行结合，例如利用扩散模型完成后处理优化，以提升最终生成效果。</w:t>
+      </w:r>
+    </w:p>
+    <w:p>
+      <w:pPr>
+        <w:pStyle w:val="a0"/>
+        <w:ind w:firstLine="480"/>
+      </w:pPr>
+      <w:r>
+        <w:t>总体而言，本项目并非面向工业级应用的大规模生成系统，而更接近一种</w:t>
+      </w:r>
+      <w:r>
+        <w:t>“</w:t>
+      </w:r>
+      <w:r>
+        <w:t>轻量化跨模态生成验证框架</w:t>
+      </w:r>
+      <w:r>
+        <w:t>”</w:t>
+      </w:r>
+      <w:r>
+        <w:t>。其核心价值不在于追求最先进指标，而在于通过较低</w:t>
       </w:r>
       <w:r>
         <w:lastRenderedPageBreak/>
-        <w:t>可以尝试将当前框架与扩散模型进行结合，例如利用扩散模型完成后处理优化，以提升最终生成效果。</w:t>
-      </w:r>
-    </w:p>
-    <w:p>
-      <w:pPr>
-        <w:pStyle w:val="a0"/>
-        <w:spacing w:line="440" w:lineRule="exact"/>
-        <w:ind w:firstLineChars="200" w:firstLine="480"/>
-      </w:pPr>
-      <w:r>
-        <w:t>总体而言，本项目并非面向工业级应用的大规模生成系统，而更接近一种</w:t>
-      </w:r>
-      <w:r>
-        <w:t>“</w:t>
-      </w:r>
-      <w:r>
-        <w:t>轻量化跨模态生成验证框架</w:t>
-      </w:r>
-      <w:r>
-        <w:t>”</w:t>
-      </w:r>
-      <w:r>
-        <w:t>。其核心价值不在于追求最先进指标，而在于通过较低成本完成文本语义到图像生成空间的映射实验，并为后续更复杂的多模态生成研究提供基础。</w:t>
-      </w:r>
-    </w:p>
-    <w:p>
+        <w:t>成本完成文本语义到图像生成空间的映射实验，并为后续更复杂的多模态生成研究提供基础。</w:t>
+      </w:r>
+    </w:p>
+    <w:p>
+      <w:pPr>
+        <w:pStyle w:val="a0"/>
+        <w:ind w:firstLine="480"/>
+      </w:pPr>
       <w:r>
         <w:br w:type="page"/>
       </w:r>
     </w:p>
     <w:p>
       <w:pPr>
-        <w:pStyle w:val="a0"/>
-        <w:spacing w:line="440" w:lineRule="exact"/>
-        <w:ind w:firstLineChars="200" w:firstLine="480"/>
-      </w:pPr>
-    </w:p>
-    <w:p>
-      <w:pPr>
-        <w:pStyle w:val="2"/>
-        <w:spacing w:line="440" w:lineRule="exact"/>
-        <w:ind w:firstLineChars="200" w:firstLine="640"/>
+        <w:pStyle w:val="af4"/>
       </w:pPr>
       <w:bookmarkStart w:id="6" w:name="小组分工与参考文献"/>
       <w:bookmarkEnd w:id="5"/>
       <w:r>
-        <w:t xml:space="preserve">8. </w:t>
+        <w:lastRenderedPageBreak/>
+        <w:t>8</w:t>
+      </w:r>
+      <w:r>
+        <w:rPr>
+          <w:rFonts w:hint="eastAsia"/>
+        </w:rPr>
+        <w:t xml:space="preserve"> </w:t>
+      </w:r>
+      <w:r>
+        <w:t xml:space="preserve"> </w:t>
       </w:r>
       <w:r>
         <w:rPr>
@@ -6749,31 +6865,25 @@
     </w:p>
     <w:p>
       <w:pPr>
-        <w:pStyle w:val="Compact"/>
-        <w:spacing w:line="440" w:lineRule="exact"/>
-      </w:pPr>
-      <w:r>
-        <w:rPr>
-          <w:rFonts w:hint="eastAsia"/>
-          <w:b/>
-          <w:bCs/>
+        <w:pStyle w:val="af6"/>
+      </w:pPr>
+      <w:r>
+        <w:rPr>
+          <w:rFonts w:hint="eastAsia"/>
         </w:rPr>
         <w:t xml:space="preserve">8.1  </w:t>
       </w:r>
       <w:r>
         <w:rPr>
           <w:rFonts w:hint="eastAsia"/>
-          <w:b/>
-          <w:bCs/>
         </w:rPr>
         <w:t>小组分工</w:t>
       </w:r>
     </w:p>
     <w:p>
       <w:pPr>
-        <w:pStyle w:val="Compact"/>
-        <w:spacing w:line="440" w:lineRule="exact"/>
-        <w:ind w:firstLine="720"/>
+        <w:pStyle w:val="a0"/>
+        <w:ind w:firstLine="480"/>
       </w:pPr>
       <w:r>
         <w:rPr>
@@ -6790,22 +6900,26 @@
         </w:rPr>
         <w:t>：</w:t>
       </w:r>
-      <w:r>
-        <w:t>吴尧承、刘健韬</w:t>
-      </w:r>
-    </w:p>
-    <w:p>
-      <w:pPr>
-        <w:pStyle w:val="Compact"/>
-        <w:spacing w:line="440" w:lineRule="exact"/>
-        <w:ind w:firstLine="720"/>
-      </w:pPr>
       <w:proofErr w:type="gramStart"/>
       <w:r>
         <w:t>吴尧承</w:t>
       </w:r>
       <w:proofErr w:type="gramEnd"/>
       <w:r>
+        <w:t>、刘健韬</w:t>
+      </w:r>
+    </w:p>
+    <w:p>
+      <w:pPr>
+        <w:pStyle w:val="a0"/>
+        <w:ind w:firstLine="480"/>
+      </w:pPr>
+      <w:proofErr w:type="gramStart"/>
+      <w:r>
+        <w:t>吴尧承</w:t>
+      </w:r>
+      <w:proofErr w:type="gramEnd"/>
+      <w:r>
         <w:t>：负责</w:t>
       </w:r>
       <w:r>
@@ -6830,13 +6944,7 @@
         <w:rPr>
           <w:rFonts w:hint="eastAsia"/>
         </w:rPr>
-        <w:t>，</w:t>
-      </w:r>
-      <w:r>
-        <w:rPr>
-          <w:rFonts w:hint="eastAsia"/>
-        </w:rPr>
-        <w:t>调试</w:t>
+        <w:t>，调试</w:t>
       </w:r>
       <w:r>
         <w:t>训练</w:t>
@@ -6856,12 +6964,8 @@
     </w:p>
     <w:p>
       <w:pPr>
-        <w:pStyle w:val="Compact"/>
-        <w:spacing w:line="440" w:lineRule="exact"/>
-        <w:ind w:firstLine="720"/>
-        <w:rPr>
-          <w:rFonts w:hint="eastAsia"/>
-        </w:rPr>
+        <w:pStyle w:val="a0"/>
+        <w:ind w:firstLine="480"/>
       </w:pPr>
       <w:r>
         <w:t>刘健韬：</w:t>
@@ -6876,37 +6980,7 @@
         <w:rPr>
           <w:rFonts w:hint="eastAsia"/>
         </w:rPr>
-        <w:t>系统梳理研究背景与技术逻辑，</w:t>
-      </w:r>
-      <w:r>
-        <w:rPr>
-          <w:rFonts w:hint="eastAsia"/>
-        </w:rPr>
-        <w:t>整</w:t>
-      </w:r>
-      <w:r>
-        <w:rPr>
-          <w:rFonts w:hint="eastAsia"/>
-        </w:rPr>
-        <w:t>合</w:t>
-      </w:r>
-      <w:r>
-        <w:rPr>
-          <w:rFonts w:hint="eastAsia"/>
-        </w:rPr>
-        <w:t>材料</w:t>
-      </w:r>
-      <w:r>
-        <w:rPr>
-          <w:rFonts w:hint="eastAsia"/>
-        </w:rPr>
-        <w:t>并</w:t>
-      </w:r>
-      <w:r>
-        <w:rPr>
-          <w:rFonts w:hint="eastAsia"/>
-        </w:rPr>
-        <w:t>撰写</w:t>
+        <w:t>系统梳理研究背景与技术逻辑，整合材料并撰写</w:t>
       </w:r>
       <w:r>
         <w:rPr>
@@ -6923,50 +6997,44 @@
     </w:p>
     <w:p>
       <w:pPr>
-        <w:pStyle w:val="Compact"/>
-        <w:spacing w:line="440" w:lineRule="exact"/>
-      </w:pPr>
-      <w:r>
-        <w:rPr>
-          <w:rFonts w:hint="eastAsia"/>
-          <w:b/>
-          <w:bCs/>
+        <w:pStyle w:val="af6"/>
+      </w:pPr>
+      <w:r>
+        <w:rPr>
+          <w:rFonts w:hint="eastAsia"/>
         </w:rPr>
         <w:t xml:space="preserve">8.2  </w:t>
       </w:r>
       <w:r>
         <w:rPr>
           <w:rFonts w:hint="eastAsia"/>
-          <w:b/>
-          <w:bCs/>
         </w:rPr>
         <w:t>参考文献</w:t>
       </w:r>
-      <w:r>
-        <w:rPr>
-          <w:rFonts w:hint="eastAsia"/>
-        </w:rPr>
-        <w:t>：</w:t>
-      </w:r>
-      <w:r>
+    </w:p>
+    <w:p>
+      <w:pPr>
+        <w:pStyle w:val="a0"/>
+        <w:ind w:firstLine="480"/>
+      </w:pPr>
+      <w:r>
+        <w:t>[1] RADFORD A, KIM J W, HALLACY C, et al. Learning transferable visual models from natural language supervision[C]//International Conference on Machine Learning. New York: PMLR, 2021: 8748-8763.</w:t>
+      </w:r>
+    </w:p>
+    <w:p>
+      <w:pPr>
+        <w:pStyle w:val="a0"/>
+        <w:ind w:firstLine="480"/>
+      </w:pPr>
+      <w:r>
+        <w:t>[2] WANG Y, GONZALEZ J. CLIP2GAN: Towards bridging text and latent space</w:t>
+      </w:r>
+      <w:r>
+        <w:rPr>
+          <w:rFonts w:hint="eastAsia"/>
+        </w:rPr>
         <w:t xml:space="preserve"> </w:t>
       </w:r>
-    </w:p>
-    <w:p>
-      <w:r>
-        <w:t>[1] RADFORD A, KIM J W, HALLACY C, et al. Learning transferable visual models from natural language supervision[C]//International Conference on Machine Learning. New York: PMLR, 2021: 8748-8763.</w:t>
-      </w:r>
-    </w:p>
-    <w:p>
-      <w:r>
-        <w:t>[2] WANG Y, GONZALEZ J. CLIP2GAN: Towards bridging text and latent space</w:t>
-      </w:r>
-      <w:r>
-        <w:rPr>
-          <w:rFonts w:hint="eastAsia"/>
-        </w:rPr>
-        <w:t xml:space="preserve"> </w:t>
-      </w:r>
       <w:proofErr w:type="gramStart"/>
       <w:r>
         <w:rPr>
@@ -6975,10 +7043,7 @@
         <w:t xml:space="preserve">of </w:t>
       </w:r>
       <w:r>
-        <w:t xml:space="preserve"> </w:t>
-      </w:r>
-      <w:r>
-        <w:t>GAN</w:t>
+        <w:t xml:space="preserve"> GAN</w:t>
       </w:r>
       <w:r>
         <w:rPr>
@@ -6988,10 +7053,7 @@
       </w:r>
       <w:proofErr w:type="gramEnd"/>
       <w:r>
-        <w:t xml:space="preserve"> </w:t>
-      </w:r>
-      <w:r>
-        <w:t xml:space="preserve">[EB/OL]. </w:t>
+        <w:t xml:space="preserve"> [EB/OL]. </w:t>
       </w:r>
       <w:proofErr w:type="spellStart"/>
       <w:r>
@@ -7003,11 +7065,19 @@
       </w:r>
     </w:p>
     <w:p>
+      <w:pPr>
+        <w:pStyle w:val="a0"/>
+        <w:ind w:firstLine="480"/>
+      </w:pPr>
       <w:r>
         <w:t>[3] KARRAS T, LAINE S, AILA T. A style-based generator architecture for generative adversarial networks[C]//Proceedings of the IEEE/CVF Conference on Computer Vision and Pattern Recognition. Long Beach: IEEE, 2019: 4401-4410.</w:t>
       </w:r>
     </w:p>
     <w:p>
+      <w:pPr>
+        <w:pStyle w:val="a0"/>
+        <w:ind w:firstLine="480"/>
+      </w:pPr>
       <w:r>
         <w:t xml:space="preserve">[4] KARRAS T, AILA T, LAINE S, et al. Progressive growing of GANs for improved quality, stability, and </w:t>
       </w:r>
@@ -7029,11 +7099,19 @@
       </w:r>
     </w:p>
     <w:p>
+      <w:pPr>
+        <w:pStyle w:val="a0"/>
+        <w:ind w:firstLine="480"/>
+      </w:pPr>
       <w:r>
         <w:t>[5] ROMBACH R, BLATTMANN A, LORENZ D, et al. High-resolution image synthesis with latent diffusion models[C]//Proceedings of the IEEE/CVF Conference on Computer Vision and Pattern Recognition. New Orleans: IEEE, 2022: 10684-10695.</w:t>
       </w:r>
     </w:p>
     <w:p>
+      <w:pPr>
+        <w:pStyle w:val="a0"/>
+        <w:ind w:firstLine="480"/>
+      </w:pPr>
       <w:r>
         <w:t xml:space="preserve">[6] SAHARIA C, CHAN W, SAXENA S, et al. Photorealistic text-to-image diffusion models with deep language understanding[C]//Advances in Neural Information Processing Systems. New Orleans: </w:t>
       </w:r>
@@ -7047,6 +7125,10 @@
       </w:r>
     </w:p>
     <w:p>
+      <w:pPr>
+        <w:pStyle w:val="a0"/>
+        <w:ind w:firstLine="480"/>
+      </w:pPr>
       <w:r>
         <w:t xml:space="preserve">[7] RAMESH A, DHARIWAL P, NICHOL A, et al. Hierarchical text-conditional image generation with CLIP </w:t>
       </w:r>
@@ -7073,12 +7155,21 @@
       </w:r>
     </w:p>
     <w:p>
+      <w:pPr>
+        <w:pStyle w:val="a0"/>
+        <w:ind w:firstLine="480"/>
+      </w:pPr>
       <w:r>
         <w:t>[8] CHERTI M, BEAUMONT R, WIGHTMAN R, et al. Reproducible scaling laws for contrastive language-image learning[C]//Proceedings of the IEEE/CVF Conference on Computer Vision and Pattern Recognition. Seattle: IEEE, 2024.</w:t>
       </w:r>
     </w:p>
     <w:p>
-      <w:r>
+      <w:pPr>
+        <w:pStyle w:val="a0"/>
+        <w:ind w:firstLine="480"/>
+      </w:pPr>
+      <w:r>
+        <w:lastRenderedPageBreak/>
         <w:t xml:space="preserve">[9] KANG M, ZHU J Y, ZHANG R, et al. Scaling up GANs for text-to-image </w:t>
       </w:r>
       <w:proofErr w:type="gramStart"/>
@@ -7099,8 +7190,11 @@
       </w:r>
     </w:p>
     <w:p>
-      <w:r>
-        <w:lastRenderedPageBreak/>
+      <w:pPr>
+        <w:pStyle w:val="a0"/>
+        <w:ind w:firstLine="480"/>
+      </w:pPr>
+      <w:r>
         <w:t xml:space="preserve">[10] ŻELASZCZYK M, MAŃDZIUK J. Text-to-image cross-modal generation: A systematic </w:t>
       </w:r>
       <w:proofErr w:type="gramStart"/>
@@ -7121,6 +7215,10 @@
       </w:r>
     </w:p>
     <w:p>
+      <w:pPr>
+        <w:pStyle w:val="a0"/>
+        <w:ind w:firstLine="480"/>
+      </w:pPr>
       <w:r>
         <w:t>[1</w:t>
       </w:r>
@@ -7143,6 +7241,10 @@
       </w:r>
     </w:p>
     <w:p>
+      <w:pPr>
+        <w:pStyle w:val="a0"/>
+        <w:ind w:firstLine="480"/>
+      </w:pPr>
       <w:r>
         <w:t>[1</w:t>
       </w:r>
@@ -7165,6 +7267,10 @@
       </w:r>
     </w:p>
     <w:p>
+      <w:pPr>
+        <w:pStyle w:val="a0"/>
+        <w:ind w:firstLine="480"/>
+      </w:pPr>
       <w:r>
         <w:t>[1</w:t>
       </w:r>
@@ -7195,6 +7301,10 @@
       </w:r>
     </w:p>
     <w:p>
+      <w:pPr>
+        <w:pStyle w:val="a0"/>
+        <w:ind w:firstLine="480"/>
+      </w:pPr>
       <w:r>
         <w:t>[1</w:t>
       </w:r>
@@ -7209,6 +7319,10 @@
       </w:r>
     </w:p>
     <w:p>
+      <w:pPr>
+        <w:pStyle w:val="a0"/>
+        <w:ind w:firstLine="480"/>
+      </w:pPr>
       <w:r>
         <w:t>[</w:t>
       </w:r>
@@ -7231,6 +7345,10 @@
       </w:r>
     </w:p>
     <w:p>
+      <w:pPr>
+        <w:pStyle w:val="a0"/>
+        <w:ind w:firstLine="480"/>
+      </w:pPr>
       <w:r>
         <w:t>[</w:t>
       </w:r>
@@ -7268,9 +7386,16 @@
         <w:t>, 2023.</w:t>
       </w:r>
     </w:p>
-    <w:p/>
-    <w:p>
-      <w:pPr>
+    <w:p>
+      <w:pPr>
+        <w:pStyle w:val="a0"/>
+        <w:ind w:firstLine="480"/>
+      </w:pPr>
+    </w:p>
+    <w:p>
+      <w:pPr>
+        <w:pStyle w:val="a0"/>
+        <w:ind w:firstLine="482"/>
         <w:rPr>
           <w:b/>
           <w:bCs/>
@@ -7288,15 +7413,12 @@
     </w:p>
     <w:p>
       <w:pPr>
-        <w:pStyle w:val="FirstParagraph"/>
-        <w:spacing w:line="440" w:lineRule="exact"/>
-        <w:ind w:firstLineChars="200" w:firstLine="480"/>
-      </w:pPr>
-      <w:r>
-        <w:rPr>
-          <w:rFonts w:hint="eastAsia"/>
-          <w:b/>
-          <w:bCs/>
+        <w:pStyle w:val="a0"/>
+        <w:ind w:firstLine="480"/>
+      </w:pPr>
+      <w:r>
+        <w:rPr>
+          <w:rFonts w:hint="eastAsia"/>
           <w:highlight w:val="yellow"/>
         </w:rPr>
         <w:lastRenderedPageBreak/>
@@ -7305,17 +7427,13 @@
     </w:p>
     <w:p>
       <w:pPr>
-        <w:pStyle w:val="Compact"/>
-        <w:numPr>
-          <w:ilvl w:val="0"/>
-          <w:numId w:val="12"/>
-        </w:numPr>
-        <w:spacing w:line="440" w:lineRule="exact"/>
-        <w:ind w:firstLineChars="200" w:firstLine="440"/>
+        <w:pStyle w:val="a0"/>
+        <w:ind w:firstLine="440"/>
       </w:pPr>
       <w:r>
         <w:rPr>
           <w:rStyle w:val="VerbatimChar"/>
+          <w:rFonts w:ascii="Times New Roman" w:hAnsi="Times New Roman"/>
         </w:rPr>
         <w:t>README.md</w:t>
       </w:r>
@@ -7352,17 +7470,13 @@
     </w:p>
     <w:p>
       <w:pPr>
-        <w:pStyle w:val="Compact"/>
-        <w:numPr>
-          <w:ilvl w:val="0"/>
-          <w:numId w:val="12"/>
-        </w:numPr>
-        <w:spacing w:line="440" w:lineRule="exact"/>
-        <w:ind w:firstLineChars="200" w:firstLine="440"/>
+        <w:pStyle w:val="a0"/>
+        <w:ind w:firstLine="440"/>
       </w:pPr>
       <w:r>
         <w:rPr>
           <w:rStyle w:val="VerbatimChar"/>
+          <w:rFonts w:ascii="Times New Roman" w:hAnsi="Times New Roman"/>
         </w:rPr>
         <w:t>bridge_mlp.py</w:t>
       </w:r>
@@ -7421,17 +7535,13 @@
     </w:p>
     <w:p>
       <w:pPr>
-        <w:pStyle w:val="Compact"/>
-        <w:numPr>
-          <w:ilvl w:val="0"/>
-          <w:numId w:val="12"/>
-        </w:numPr>
-        <w:spacing w:line="440" w:lineRule="exact"/>
-        <w:ind w:firstLineChars="200" w:firstLine="440"/>
+        <w:pStyle w:val="a0"/>
+        <w:ind w:firstLine="440"/>
       </w:pPr>
       <w:r>
         <w:rPr>
           <w:rStyle w:val="VerbatimChar"/>
+          <w:rFonts w:ascii="Times New Roman" w:hAnsi="Times New Roman"/>
         </w:rPr>
         <w:t>mobile_stylegan.py</w:t>
       </w:r>
@@ -7459,31 +7569,24 @@
     </w:p>
     <w:p>
       <w:pPr>
-        <w:pStyle w:val="FirstParagraph"/>
-        <w:spacing w:line="440" w:lineRule="exact"/>
-        <w:ind w:firstLineChars="200" w:firstLine="480"/>
-      </w:pPr>
-      <w:r>
-        <w:rPr>
-          <w:rFonts w:hint="eastAsia"/>
-          <w:i/>
-          <w:iCs/>
+        <w:pStyle w:val="a0"/>
+        <w:ind w:firstLine="480"/>
+      </w:pPr>
+      <w:r>
+        <w:rPr>
+          <w:rFonts w:hint="eastAsia"/>
         </w:rPr>
         <w:t>(</w:t>
       </w:r>
       <w:r>
         <w:rPr>
           <w:rFonts w:hint="eastAsia"/>
-          <w:i/>
-          <w:iCs/>
         </w:rPr>
         <w:t>请根据实际仓库内容调整上述引用语句，并补充其他相关文件和内容。</w:t>
       </w:r>
       <w:r>
         <w:rPr>
           <w:rFonts w:hint="eastAsia"/>
-          <w:i/>
-          <w:iCs/>
         </w:rPr>
         <w:t>)</w:t>
       </w:r>
@@ -7491,27 +7594,19 @@
     <w:p>
       <w:pPr>
         <w:pStyle w:val="a0"/>
-        <w:spacing w:line="440" w:lineRule="exact"/>
-        <w:ind w:firstLineChars="200" w:firstLine="480"/>
-      </w:pPr>
-      <w:r>
-        <w:rPr>
-          <w:rFonts w:hint="eastAsia"/>
-          <w:b/>
-          <w:bCs/>
+        <w:ind w:firstLine="480"/>
+      </w:pPr>
+      <w:r>
+        <w:rPr>
+          <w:rFonts w:hint="eastAsia"/>
         </w:rPr>
         <w:t>待补充信息清单：</w:t>
       </w:r>
     </w:p>
     <w:p>
       <w:pPr>
-        <w:pStyle w:val="Compact"/>
-        <w:numPr>
-          <w:ilvl w:val="0"/>
-          <w:numId w:val="13"/>
-        </w:numPr>
-        <w:spacing w:line="440" w:lineRule="exact"/>
-        <w:ind w:firstLineChars="200" w:firstLine="480"/>
+        <w:pStyle w:val="a0"/>
+        <w:ind w:firstLine="480"/>
       </w:pPr>
       <w:r>
         <w:rPr>
@@ -7546,13 +7641,8 @@
     </w:p>
     <w:p>
       <w:pPr>
-        <w:pStyle w:val="Compact"/>
-        <w:numPr>
-          <w:ilvl w:val="0"/>
-          <w:numId w:val="13"/>
-        </w:numPr>
-        <w:spacing w:line="440" w:lineRule="exact"/>
-        <w:ind w:firstLineChars="200" w:firstLine="480"/>
+        <w:pStyle w:val="a0"/>
+        <w:ind w:firstLine="480"/>
       </w:pPr>
       <w:r>
         <w:rPr>
@@ -7563,13 +7653,8 @@
     </w:p>
     <w:p>
       <w:pPr>
-        <w:pStyle w:val="Compact"/>
-        <w:numPr>
-          <w:ilvl w:val="0"/>
-          <w:numId w:val="13"/>
-        </w:numPr>
-        <w:spacing w:line="440" w:lineRule="exact"/>
-        <w:ind w:firstLineChars="200" w:firstLine="480"/>
+        <w:pStyle w:val="a0"/>
+        <w:ind w:firstLine="480"/>
       </w:pPr>
       <w:proofErr w:type="gramStart"/>
       <w:r>
@@ -7618,13 +7703,8 @@
     </w:p>
     <w:p>
       <w:pPr>
-        <w:pStyle w:val="Compact"/>
-        <w:numPr>
-          <w:ilvl w:val="0"/>
-          <w:numId w:val="13"/>
-        </w:numPr>
-        <w:spacing w:line="440" w:lineRule="exact"/>
-        <w:ind w:firstLineChars="200" w:firstLine="480"/>
+        <w:pStyle w:val="a0"/>
+        <w:ind w:firstLine="480"/>
       </w:pPr>
       <w:r>
         <w:rPr>
@@ -7635,13 +7715,8 @@
     </w:p>
     <w:p>
       <w:pPr>
-        <w:pStyle w:val="Compact"/>
-        <w:numPr>
-          <w:ilvl w:val="0"/>
-          <w:numId w:val="13"/>
-        </w:numPr>
-        <w:spacing w:line="440" w:lineRule="exact"/>
-        <w:ind w:firstLineChars="200" w:firstLine="480"/>
+        <w:pStyle w:val="a0"/>
+        <w:ind w:firstLine="480"/>
       </w:pPr>
       <w:r>
         <w:rPr>
@@ -7682,13 +7757,8 @@
     </w:p>
     <w:p>
       <w:pPr>
-        <w:pStyle w:val="Compact"/>
-        <w:numPr>
-          <w:ilvl w:val="0"/>
-          <w:numId w:val="13"/>
-        </w:numPr>
-        <w:spacing w:line="440" w:lineRule="exact"/>
-        <w:ind w:firstLineChars="200" w:firstLine="480"/>
+        <w:pStyle w:val="a0"/>
+        <w:ind w:firstLine="480"/>
       </w:pPr>
       <w:r>
         <w:rPr>
@@ -7699,13 +7769,8 @@
     </w:p>
     <w:p>
       <w:pPr>
-        <w:pStyle w:val="Compact"/>
-        <w:numPr>
-          <w:ilvl w:val="0"/>
-          <w:numId w:val="13"/>
-        </w:numPr>
-        <w:spacing w:line="440" w:lineRule="exact"/>
-        <w:ind w:firstLineChars="200" w:firstLine="480"/>
+        <w:pStyle w:val="a0"/>
+        <w:ind w:firstLine="480"/>
       </w:pPr>
       <w:r>
         <w:rPr>
@@ -10367,6 +10432,15 @@
   <w:style w:type="paragraph" w:default="1" w:styleId="a">
     <w:name w:val="Normal"/>
     <w:qFormat/>
+    <w:rsid w:val="003462D0"/>
+    <w:pPr>
+      <w:spacing w:after="0" w:line="440" w:lineRule="exact"/>
+      <w:ind w:firstLineChars="200" w:firstLine="200"/>
+    </w:pPr>
+    <w:rPr>
+      <w:rFonts w:ascii="Times New Roman" w:eastAsia="宋体" w:hAnsi="Times New Roman"/>
+      <w:color w:val="000000" w:themeColor="text1"/>
+    </w:rPr>
   </w:style>
   <w:style w:type="paragraph" w:styleId="1">
     <w:name w:val="heading 1"/>
@@ -10492,7 +10566,7 @@
     <w:pPr>
       <w:keepNext/>
       <w:keepLines/>
-      <w:spacing w:before="40" w:after="0"/>
+      <w:spacing w:before="40"/>
       <w:outlineLvl w:val="5"/>
     </w:pPr>
     <w:rPr>
@@ -10515,7 +10589,7 @@
     <w:pPr>
       <w:keepNext/>
       <w:keepLines/>
-      <w:spacing w:before="40" w:after="0"/>
+      <w:spacing w:before="40"/>
       <w:outlineLvl w:val="6"/>
     </w:pPr>
     <w:rPr>
@@ -10536,7 +10610,6 @@
     <w:pPr>
       <w:keepNext/>
       <w:keepLines/>
-      <w:spacing w:after="0"/>
       <w:outlineLvl w:val="7"/>
     </w:pPr>
     <w:rPr>
@@ -10559,7 +10632,6 @@
     <w:pPr>
       <w:keepNext/>
       <w:keepLines/>
-      <w:spacing w:after="0"/>
       <w:outlineLvl w:val="8"/>
     </w:pPr>
     <w:rPr>
@@ -10570,6 +10642,7 @@
   <w:style w:type="character" w:default="1" w:styleId="a1">
     <w:name w:val="Default Paragraph Font"/>
     <w:uiPriority w:val="1"/>
+    <w:semiHidden/>
     <w:unhideWhenUsed/>
   </w:style>
   <w:style w:type="table" w:default="1" w:styleId="a2">
@@ -10596,11 +10669,10 @@
   <w:style w:type="paragraph" w:styleId="a0">
     <w:name w:val="Body Text"/>
     <w:basedOn w:val="a"/>
+    <w:next w:val="a"/>
     <w:link w:val="a4"/>
     <w:qFormat/>
-    <w:pPr>
-      <w:spacing w:before="180" w:after="180"/>
-    </w:pPr>
+    <w:rsid w:val="003462D0"/>
   </w:style>
   <w:style w:type="paragraph" w:customStyle="1" w:styleId="FirstParagraph">
     <w:name w:val="First Paragraph"/>
@@ -10663,6 +10735,7 @@
       <w:numPr>
         <w:ilvl w:val="1"/>
       </w:numPr>
+      <w:ind w:firstLineChars="200" w:firstLine="200"/>
     </w:pPr>
     <w:rPr>
       <w:spacing w:val="15"/>
@@ -10712,7 +10785,7 @@
     <w:pPr>
       <w:keepNext/>
       <w:keepLines/>
-      <w:spacing w:before="300" w:after="0"/>
+      <w:spacing w:before="300"/>
       <w:jc w:val="center"/>
     </w:pPr>
     <w:rPr>
@@ -10927,7 +11000,6 @@
     <w:pPr>
       <w:keepNext/>
       <w:keepLines/>
-      <w:spacing w:after="0"/>
     </w:pPr>
     <w:rPr>
       <w:b/>
@@ -11335,7 +11407,11 @@
     <w:name w:val="正文文本 字符"/>
     <w:basedOn w:val="a1"/>
     <w:link w:val="a0"/>
-    <w:rsid w:val="00B15730"/>
+    <w:rsid w:val="003462D0"/>
+    <w:rPr>
+      <w:rFonts w:ascii="Times New Roman" w:eastAsia="宋体" w:hAnsi="Times New Roman"/>
+      <w:color w:val="000000" w:themeColor="text1"/>
+    </w:rPr>
   </w:style>
   <w:style w:type="character" w:styleId="af2">
     <w:name w:val="Strong"/>
@@ -11526,6 +11602,79 @@
         <w:shd w:val="clear" w:color="auto" w:fill="F2F2F2" w:themeFill="background1" w:themeFillShade="F2"/>
       </w:tcPr>
     </w:tblStylePr>
+  </w:style>
+  <w:style w:type="character" w:styleId="af3">
+    <w:name w:val="Unresolved Mention"/>
+    <w:basedOn w:val="a1"/>
+    <w:uiPriority w:val="99"/>
+    <w:semiHidden/>
+    <w:unhideWhenUsed/>
+    <w:rsid w:val="00847F7E"/>
+    <w:rPr>
+      <w:color w:val="605E5C"/>
+      <w:shd w:val="clear" w:color="auto" w:fill="E1DFDD"/>
+    </w:rPr>
+  </w:style>
+  <w:style w:type="paragraph" w:customStyle="1" w:styleId="af4">
+    <w:name w:val="一级大标题"/>
+    <w:basedOn w:val="1"/>
+    <w:link w:val="af5"/>
+    <w:qFormat/>
+    <w:rsid w:val="004B17A5"/>
+    <w:pPr>
+      <w:spacing w:before="480" w:after="200"/>
+      <w:ind w:firstLineChars="0" w:firstLine="0"/>
+    </w:pPr>
+    <w:rPr>
+      <w:rFonts w:ascii="Times New Roman" w:eastAsia="宋体" w:hAnsi="Times New Roman"/>
+      <w:b/>
+      <w:bCs/>
+      <w:color w:val="auto"/>
+    </w:rPr>
+  </w:style>
+  <w:style w:type="character" w:customStyle="1" w:styleId="af5">
+    <w:name w:val="一级大标题 字符"/>
+    <w:basedOn w:val="10"/>
+    <w:link w:val="af4"/>
+    <w:rsid w:val="004B17A5"/>
+    <w:rPr>
+      <w:rFonts w:ascii="Times New Roman" w:eastAsia="宋体" w:hAnsi="Times New Roman" w:cstheme="majorBidi"/>
+      <w:b/>
+      <w:bCs/>
+      <w:color w:val="0F4761" w:themeColor="accent1" w:themeShade="BF"/>
+      <w:sz w:val="40"/>
+      <w:szCs w:val="40"/>
+    </w:rPr>
+  </w:style>
+  <w:style w:type="paragraph" w:customStyle="1" w:styleId="af6">
+    <w:name w:val="二级标题"/>
+    <w:basedOn w:val="2"/>
+    <w:link w:val="af7"/>
+    <w:qFormat/>
+    <w:rsid w:val="00687946"/>
+    <w:pPr>
+      <w:spacing w:before="120" w:after="120"/>
+      <w:ind w:firstLineChars="0" w:firstLine="0"/>
+    </w:pPr>
+    <w:rPr>
+      <w:rFonts w:ascii="Times New Roman" w:eastAsia="宋体" w:hAnsi="Times New Roman"/>
+      <w:b/>
+      <w:bCs/>
+      <w:color w:val="auto"/>
+    </w:rPr>
+  </w:style>
+  <w:style w:type="character" w:customStyle="1" w:styleId="af7">
+    <w:name w:val="二级标题 字符"/>
+    <w:basedOn w:val="a1"/>
+    <w:link w:val="af6"/>
+    <w:rsid w:val="00687946"/>
+    <w:rPr>
+      <w:rFonts w:ascii="Times New Roman" w:eastAsia="宋体" w:hAnsi="Times New Roman" w:cstheme="majorBidi"/>
+      <w:b/>
+      <w:bCs/>
+      <w:sz w:val="32"/>
+      <w:szCs w:val="32"/>
+    </w:rPr>
   </w:style>
 </w:styles>
 </file>
@@ -11823,4 +11972,16 @@
     </a:ext>
   </a:extLst>
 </a:theme>
+</file>
+
+<file path=customXml/item1.xml><?xml version="1.0" encoding="utf-8"?>
+<b:Sources xmlns:b="http://schemas.openxmlformats.org/officeDocument/2006/bibliography" xmlns="http://schemas.openxmlformats.org/officeDocument/2006/bibliography" SelectedStyle="\APASixthEditionOfficeOnline.xsl" StyleName="APA" Version="6"/>
+</file>
+
+<file path=customXml/itemProps1.xml><?xml version="1.0" encoding="utf-8"?>
+<ds:datastoreItem xmlns:ds="http://schemas.openxmlformats.org/officeDocument/2006/customXml" ds:itemID="{4EBA6F4A-156E-4287-AC64-60052ADA5A15}">
+  <ds:schemaRefs>
+    <ds:schemaRef ds:uri="http://schemas.openxmlformats.org/officeDocument/2006/bibliography"/>
+  </ds:schemaRefs>
+</ds:datastoreItem>
 </file>